--- a/TP-KB-252-Maksym Kantemirov-lpr .docx
+++ b/TP-KB-252-Maksym Kantemirov-lpr .docx
@@ -1660,7 +1660,20 @@
         <w:rPr>
           <w:lang w:val="uk-UA"/>
         </w:rPr>
-        <w:t>Під час виконання практичного завдання до Теми №1 було надано варіанти рішення до наступних задач:</w:t>
+        <w:t>Під час виконання практичного завдання до Теми №</w:t>
+      </w:r>
+      <w:r>
+        <w:rPr>
+          <w:rFonts w:hint="default"/>
+          <w:lang w:val="en-US"/>
+        </w:rPr>
+        <w:t>2</w:t>
+      </w:r>
+      <w:r>
+        <w:rPr>
+          <w:lang w:val="uk-UA"/>
+        </w:rPr>
+        <w:t xml:space="preserve"> було надано варіанти рішення до наступних задач:</w:t>
       </w:r>
     </w:p>
     <w:p>
@@ -4075,9 +4088,5773 @@
         </w:drawing>
       </w:r>
     </w:p>
-    <w:p>
+    <w:p/>
+    <w:p/>
+    <w:p/>
+    <w:p/>
+    <w:p/>
+    <w:p/>
+    <w:p/>
+    <w:p/>
+    <w:p/>
+    <w:p/>
+    <w:p/>
+    <w:p>
+      <w:pPr>
+        <w:ind w:left="0" w:leftChars="0" w:firstLine="0" w:firstLineChars="0"/>
+      </w:pPr>
+    </w:p>
+    <w:p>
+      <w:pPr>
+        <w:jc w:val="right"/>
+        <w:rPr>
+          <w:rFonts w:hint="default"/>
+          <w:lang w:val="en-US"/>
+        </w:rPr>
+      </w:pPr>
+      <w:r>
+        <w:rPr>
+          <w:lang w:val="uk-UA"/>
+        </w:rPr>
+        <w:t>Звіт до Теми №</w:t>
+      </w:r>
+      <w:r>
+        <w:rPr>
+          <w:rFonts w:hint="default"/>
+          <w:lang w:val="en-US"/>
+        </w:rPr>
+        <w:t>3</w:t>
+      </w:r>
+    </w:p>
+    <w:p>
+      <w:pPr>
+        <w:jc w:val="right"/>
+        <w:rPr>
+          <w:rFonts w:hint="default"/>
+          <w:lang w:val="en-US"/>
+        </w:rPr>
+      </w:pPr>
+      <w:r>
+        <w:rPr>
+          <w:lang w:val="en-US"/>
+        </w:rPr>
+        <w:t>Цикли</w:t>
+      </w:r>
+    </w:p>
+    <w:p>
+      <w:pPr>
+        <w:rPr>
+          <w:lang w:val="uk-UA"/>
+        </w:rPr>
+      </w:pPr>
+      <w:r>
+        <w:rPr>
+          <w:lang w:val="uk-UA"/>
+        </w:rPr>
+        <w:t>Під час виконання практичного завдання до Теми №</w:t>
+      </w:r>
+      <w:r>
+        <w:rPr>
+          <w:rFonts w:hint="default"/>
+          <w:lang w:val="en-US"/>
+        </w:rPr>
+        <w:t>3</w:t>
+      </w:r>
+      <w:r>
+        <w:rPr>
+          <w:lang w:val="uk-UA"/>
+        </w:rPr>
+        <w:t xml:space="preserve"> було надано варіанти рішення до наступних задач:</w:t>
+      </w:r>
+    </w:p>
+    <w:p>
+      <w:pPr>
+        <w:pStyle w:val="5"/>
+        <w:numPr>
+          <w:ilvl w:val="0"/>
+          <w:numId w:val="3"/>
+        </w:numPr>
+        <w:ind w:left="360" w:leftChars="0"/>
+        <w:rPr>
+          <w:lang w:val="ru-RU"/>
+        </w:rPr>
+      </w:pPr>
+      <w:r>
+        <w:rPr>
+          <w:lang w:val="uk-UA"/>
+        </w:rPr>
+        <w:t>Написати програму калькулятор з постійними запитами на введення нових даних та операцій. За основу взяти програму калькулятор з попередньої теми. Реалізувати механізм завершення програми після отримання відповідної команди.</w:t>
+      </w:r>
+    </w:p>
+    <w:p>
+      <w:pPr>
+        <w:pStyle w:val="5"/>
+        <w:numPr>
+          <w:numId w:val="0"/>
+        </w:numPr>
+        <w:ind w:left="360" w:leftChars="0"/>
+      </w:pPr>
+      <w:r>
+        <w:rPr>
+          <w:rFonts w:hint="default"/>
+          <w:lang w:val="en-US"/>
+        </w:rPr>
+        <w:t xml:space="preserve">2. </w:t>
+      </w:r>
+      <w:r>
+        <w:rPr>
+          <w:lang w:val="uk-UA"/>
+        </w:rPr>
+        <w:t>Написати програму тестування функцій списків таких як: extend(), append(), insert(id, val), remove(val), clear(), sort(), reverse(), copy()</w:t>
+      </w:r>
+    </w:p>
+    <w:p>
+      <w:pPr>
+        <w:pStyle w:val="5"/>
+        <w:numPr>
+          <w:numId w:val="0"/>
+        </w:numPr>
+        <w:ind w:left="360" w:leftChars="0"/>
+      </w:pPr>
+      <w:r>
+        <w:rPr>
+          <w:rFonts w:hint="default"/>
+          <w:lang w:val="en-US"/>
+        </w:rPr>
+        <w:t xml:space="preserve">3. </w:t>
+      </w:r>
+      <w:r>
+        <w:rPr>
+          <w:lang w:val="uk-UA"/>
+        </w:rPr>
+        <w:t>Написати програму тестування функцій словників таких як: update(), del(), clear(), keys(), values(), items()</w:t>
+      </w:r>
+    </w:p>
+    <w:p>
+      <w:pPr>
+        <w:pStyle w:val="5"/>
+        <w:numPr>
+          <w:numId w:val="0"/>
+        </w:numPr>
+        <w:ind w:left="360" w:leftChars="0"/>
+        <w:rPr>
+          <w:lang w:val="uk-UA"/>
+        </w:rPr>
+      </w:pPr>
+      <w:r>
+        <w:rPr>
+          <w:rFonts w:hint="default"/>
+          <w:lang w:val="en-US"/>
+        </w:rPr>
+        <w:t xml:space="preserve">4. </w:t>
+      </w:r>
+      <w:r>
+        <w:rPr>
+          <w:lang w:val="uk-UA"/>
+        </w:rPr>
+        <w:t>Маючи відсортований список, написати функцію пошуку позиції для вставки нового елементу в список.</w:t>
+      </w:r>
+    </w:p>
+    <w:p>
+      <w:pPr>
+        <w:pStyle w:val="5"/>
+        <w:numPr>
+          <w:numId w:val="0"/>
+        </w:numPr>
+        <w:ind w:left="360" w:leftChars="0"/>
+        <w:rPr>
+          <w:rFonts w:hint="default"/>
+          <w:lang w:val="en-US"/>
+        </w:rPr>
+      </w:pPr>
+      <w:r>
+        <w:rPr>
+          <w:lang w:val="en-US"/>
+        </w:rPr>
+        <w:t>Завдання</w:t>
+      </w:r>
+      <w:r>
+        <w:rPr>
+          <w:rFonts w:hint="default"/>
+          <w:lang w:val="en-US"/>
+        </w:rPr>
+        <w:t xml:space="preserve"> 1</w:t>
+      </w:r>
+    </w:p>
+    <w:p>
+      <w:pPr>
+        <w:keepNext w:val="0"/>
+        <w:keepLines w:val="0"/>
+        <w:widowControl/>
+        <w:suppressLineNumbers w:val="0"/>
+        <w:shd w:val="clear" w:fill="121314"/>
+        <w:spacing w:line="360" w:lineRule="atLeast"/>
+        <w:jc w:val="left"/>
+        <w:rPr>
+          <w:rFonts w:ascii="Menlo" w:hAnsi="Menlo" w:eastAsia="Menlo" w:cs="Menlo"/>
+          <w:b w:val="0"/>
+          <w:bCs w:val="0"/>
+          <w:color w:val="BBBEBF"/>
+          <w:sz w:val="18"/>
+          <w:szCs w:val="18"/>
+        </w:rPr>
+      </w:pPr>
+      <w:r>
+        <w:rPr>
+          <w:rFonts w:hint="default" w:ascii="Menlo" w:hAnsi="Menlo" w:eastAsia="Menlo" w:cs="Menlo"/>
+          <w:b w:val="0"/>
+          <w:bCs w:val="0"/>
+          <w:color w:val="FF7B72"/>
+          <w:kern w:val="0"/>
+          <w:sz w:val="18"/>
+          <w:szCs w:val="18"/>
+          <w:shd w:val="clear" w:fill="121314"/>
+          <w:lang w:val="en-US" w:eastAsia="zh-CN" w:bidi="ar"/>
+        </w:rPr>
+        <w:t>def</w:t>
+      </w:r>
+      <w:r>
+        <w:rPr>
+          <w:rFonts w:hint="default" w:ascii="Menlo" w:hAnsi="Menlo" w:eastAsia="Menlo" w:cs="Menlo"/>
+          <w:b w:val="0"/>
+          <w:bCs w:val="0"/>
+          <w:color w:val="BBBEBF"/>
+          <w:kern w:val="0"/>
+          <w:sz w:val="18"/>
+          <w:szCs w:val="18"/>
+          <w:shd w:val="clear" w:fill="121314"/>
+          <w:lang w:val="en-US" w:eastAsia="zh-CN" w:bidi="ar"/>
+        </w:rPr>
+        <w:t xml:space="preserve"> </w:t>
+      </w:r>
+      <w:r>
+        <w:rPr>
+          <w:rFonts w:hint="default" w:ascii="Menlo" w:hAnsi="Menlo" w:eastAsia="Menlo" w:cs="Menlo"/>
+          <w:b w:val="0"/>
+          <w:bCs w:val="0"/>
+          <w:color w:val="D2A8FF"/>
+          <w:kern w:val="0"/>
+          <w:sz w:val="18"/>
+          <w:szCs w:val="18"/>
+          <w:shd w:val="clear" w:fill="121314"/>
+          <w:lang w:val="en-US" w:eastAsia="zh-CN" w:bidi="ar"/>
+        </w:rPr>
+        <w:t>calculator</w:t>
+      </w:r>
+      <w:r>
+        <w:rPr>
+          <w:rFonts w:hint="default" w:ascii="Menlo" w:hAnsi="Menlo" w:eastAsia="Menlo" w:cs="Menlo"/>
+          <w:b w:val="0"/>
+          <w:bCs w:val="0"/>
+          <w:color w:val="BBBEBF"/>
+          <w:kern w:val="0"/>
+          <w:sz w:val="18"/>
+          <w:szCs w:val="18"/>
+          <w:shd w:val="clear" w:fill="121314"/>
+          <w:lang w:val="en-US" w:eastAsia="zh-CN" w:bidi="ar"/>
+        </w:rPr>
+        <w:t>():</w:t>
+      </w:r>
+    </w:p>
+    <w:p>
+      <w:pPr>
+        <w:keepNext w:val="0"/>
+        <w:keepLines w:val="0"/>
+        <w:widowControl/>
+        <w:suppressLineNumbers w:val="0"/>
+        <w:shd w:val="clear" w:fill="121314"/>
+        <w:spacing w:line="360" w:lineRule="atLeast"/>
+        <w:jc w:val="left"/>
+        <w:rPr>
+          <w:rFonts w:hint="default" w:ascii="Menlo" w:hAnsi="Menlo" w:eastAsia="Menlo" w:cs="Menlo"/>
+          <w:b w:val="0"/>
+          <w:bCs w:val="0"/>
+          <w:color w:val="BBBEBF"/>
+          <w:sz w:val="18"/>
+          <w:szCs w:val="18"/>
+        </w:rPr>
+      </w:pPr>
+      <w:r>
+        <w:rPr>
+          <w:rFonts w:hint="default" w:ascii="Menlo" w:hAnsi="Menlo" w:eastAsia="Menlo" w:cs="Menlo"/>
+          <w:b w:val="0"/>
+          <w:bCs w:val="0"/>
+          <w:color w:val="BBBEBF"/>
+          <w:kern w:val="0"/>
+          <w:sz w:val="18"/>
+          <w:szCs w:val="18"/>
+          <w:shd w:val="clear" w:fill="121314"/>
+          <w:lang w:val="en-US" w:eastAsia="zh-CN" w:bidi="ar"/>
+        </w:rPr>
+        <w:t xml:space="preserve">    </w:t>
+      </w:r>
+      <w:r>
+        <w:rPr>
+          <w:rFonts w:hint="default" w:ascii="Menlo" w:hAnsi="Menlo" w:eastAsia="Menlo" w:cs="Menlo"/>
+          <w:b w:val="0"/>
+          <w:bCs w:val="0"/>
+          <w:color w:val="C586C0"/>
+          <w:kern w:val="0"/>
+          <w:sz w:val="18"/>
+          <w:szCs w:val="18"/>
+          <w:shd w:val="clear" w:fill="121314"/>
+          <w:lang w:val="en-US" w:eastAsia="zh-CN" w:bidi="ar"/>
+        </w:rPr>
+        <w:t>while</w:t>
+      </w:r>
+      <w:r>
+        <w:rPr>
+          <w:rFonts w:hint="default" w:ascii="Menlo" w:hAnsi="Menlo" w:eastAsia="Menlo" w:cs="Menlo"/>
+          <w:b w:val="0"/>
+          <w:bCs w:val="0"/>
+          <w:color w:val="BBBEBF"/>
+          <w:kern w:val="0"/>
+          <w:sz w:val="18"/>
+          <w:szCs w:val="18"/>
+          <w:shd w:val="clear" w:fill="121314"/>
+          <w:lang w:val="en-US" w:eastAsia="zh-CN" w:bidi="ar"/>
+        </w:rPr>
+        <w:t xml:space="preserve"> </w:t>
+      </w:r>
+      <w:r>
+        <w:rPr>
+          <w:rFonts w:hint="default" w:ascii="Menlo" w:hAnsi="Menlo" w:eastAsia="Menlo" w:cs="Menlo"/>
+          <w:b w:val="0"/>
+          <w:bCs w:val="0"/>
+          <w:color w:val="569CD6"/>
+          <w:kern w:val="0"/>
+          <w:sz w:val="18"/>
+          <w:szCs w:val="18"/>
+          <w:shd w:val="clear" w:fill="121314"/>
+          <w:lang w:val="en-US" w:eastAsia="zh-CN" w:bidi="ar"/>
+        </w:rPr>
+        <w:t>True</w:t>
+      </w:r>
+      <w:r>
+        <w:rPr>
+          <w:rFonts w:hint="default" w:ascii="Menlo" w:hAnsi="Menlo" w:eastAsia="Menlo" w:cs="Menlo"/>
+          <w:b w:val="0"/>
+          <w:bCs w:val="0"/>
+          <w:color w:val="BBBEBF"/>
+          <w:kern w:val="0"/>
+          <w:sz w:val="18"/>
+          <w:szCs w:val="18"/>
+          <w:shd w:val="clear" w:fill="121314"/>
+          <w:lang w:val="en-US" w:eastAsia="zh-CN" w:bidi="ar"/>
+        </w:rPr>
+        <w:t>:</w:t>
+      </w:r>
+    </w:p>
+    <w:p>
+      <w:pPr>
+        <w:keepNext w:val="0"/>
+        <w:keepLines w:val="0"/>
+        <w:widowControl/>
+        <w:suppressLineNumbers w:val="0"/>
+        <w:shd w:val="clear" w:fill="121314"/>
+        <w:spacing w:line="360" w:lineRule="atLeast"/>
+        <w:jc w:val="left"/>
+        <w:rPr>
+          <w:rFonts w:hint="default" w:ascii="Menlo" w:hAnsi="Menlo" w:eastAsia="Menlo" w:cs="Menlo"/>
+          <w:b w:val="0"/>
+          <w:bCs w:val="0"/>
+          <w:color w:val="BBBEBF"/>
+          <w:sz w:val="18"/>
+          <w:szCs w:val="18"/>
+        </w:rPr>
+      </w:pPr>
+      <w:r>
+        <w:rPr>
+          <w:rFonts w:hint="default" w:ascii="Menlo" w:hAnsi="Menlo" w:eastAsia="Menlo" w:cs="Menlo"/>
+          <w:b w:val="0"/>
+          <w:bCs w:val="0"/>
+          <w:color w:val="BBBEBF"/>
+          <w:kern w:val="0"/>
+          <w:sz w:val="18"/>
+          <w:szCs w:val="18"/>
+          <w:shd w:val="clear" w:fill="121314"/>
+          <w:lang w:val="en-US" w:eastAsia="zh-CN" w:bidi="ar"/>
+        </w:rPr>
+        <w:t xml:space="preserve">        input_1 </w:t>
+      </w:r>
+      <w:r>
+        <w:rPr>
+          <w:rFonts w:hint="default" w:ascii="Menlo" w:hAnsi="Menlo" w:eastAsia="Menlo" w:cs="Menlo"/>
+          <w:b w:val="0"/>
+          <w:bCs w:val="0"/>
+          <w:color w:val="D4D4D4"/>
+          <w:kern w:val="0"/>
+          <w:sz w:val="18"/>
+          <w:szCs w:val="18"/>
+          <w:shd w:val="clear" w:fill="121314"/>
+          <w:lang w:val="en-US" w:eastAsia="zh-CN" w:bidi="ar"/>
+        </w:rPr>
+        <w:t>=</w:t>
+      </w:r>
+      <w:r>
+        <w:rPr>
+          <w:rFonts w:hint="default" w:ascii="Menlo" w:hAnsi="Menlo" w:eastAsia="Menlo" w:cs="Menlo"/>
+          <w:b w:val="0"/>
+          <w:bCs w:val="0"/>
+          <w:color w:val="BBBEBF"/>
+          <w:kern w:val="0"/>
+          <w:sz w:val="18"/>
+          <w:szCs w:val="18"/>
+          <w:shd w:val="clear" w:fill="121314"/>
+          <w:lang w:val="en-US" w:eastAsia="zh-CN" w:bidi="ar"/>
+        </w:rPr>
+        <w:t xml:space="preserve"> </w:t>
+      </w:r>
+      <w:r>
+        <w:rPr>
+          <w:rFonts w:hint="default" w:ascii="Menlo" w:hAnsi="Menlo" w:eastAsia="Menlo" w:cs="Menlo"/>
+          <w:b w:val="0"/>
+          <w:bCs w:val="0"/>
+          <w:color w:val="DCDCAA"/>
+          <w:kern w:val="0"/>
+          <w:sz w:val="18"/>
+          <w:szCs w:val="18"/>
+          <w:shd w:val="clear" w:fill="121314"/>
+          <w:lang w:val="en-US" w:eastAsia="zh-CN" w:bidi="ar"/>
+        </w:rPr>
+        <w:t>input</w:t>
+      </w:r>
+      <w:r>
+        <w:rPr>
+          <w:rFonts w:hint="default" w:ascii="Menlo" w:hAnsi="Menlo" w:eastAsia="Menlo" w:cs="Menlo"/>
+          <w:b w:val="0"/>
+          <w:bCs w:val="0"/>
+          <w:color w:val="BBBEBF"/>
+          <w:kern w:val="0"/>
+          <w:sz w:val="18"/>
+          <w:szCs w:val="18"/>
+          <w:shd w:val="clear" w:fill="121314"/>
+          <w:lang w:val="en-US" w:eastAsia="zh-CN" w:bidi="ar"/>
+        </w:rPr>
+        <w:t>().strip().lower()</w:t>
+      </w:r>
+    </w:p>
+    <w:p>
+      <w:pPr>
+        <w:keepNext w:val="0"/>
+        <w:keepLines w:val="0"/>
+        <w:widowControl/>
+        <w:suppressLineNumbers w:val="0"/>
+        <w:shd w:val="clear" w:fill="121314"/>
+        <w:spacing w:line="360" w:lineRule="atLeast"/>
+        <w:jc w:val="left"/>
+        <w:rPr>
+          <w:rFonts w:hint="default" w:ascii="Menlo" w:hAnsi="Menlo" w:eastAsia="Menlo" w:cs="Menlo"/>
+          <w:b w:val="0"/>
+          <w:bCs w:val="0"/>
+          <w:color w:val="BBBEBF"/>
+          <w:sz w:val="18"/>
+          <w:szCs w:val="18"/>
+        </w:rPr>
+      </w:pPr>
+      <w:r>
+        <w:rPr>
+          <w:rFonts w:hint="default" w:ascii="Menlo" w:hAnsi="Menlo" w:eastAsia="Menlo" w:cs="Menlo"/>
+          <w:b w:val="0"/>
+          <w:bCs w:val="0"/>
+          <w:color w:val="BBBEBF"/>
+          <w:kern w:val="0"/>
+          <w:sz w:val="18"/>
+          <w:szCs w:val="18"/>
+          <w:shd w:val="clear" w:fill="121314"/>
+          <w:lang w:val="en-US" w:eastAsia="zh-CN" w:bidi="ar"/>
+        </w:rPr>
+        <w:t xml:space="preserve">        </w:t>
+      </w:r>
+      <w:r>
+        <w:rPr>
+          <w:rFonts w:hint="default" w:ascii="Menlo" w:hAnsi="Menlo" w:eastAsia="Menlo" w:cs="Menlo"/>
+          <w:b w:val="0"/>
+          <w:bCs w:val="0"/>
+          <w:color w:val="C586C0"/>
+          <w:kern w:val="0"/>
+          <w:sz w:val="18"/>
+          <w:szCs w:val="18"/>
+          <w:shd w:val="clear" w:fill="121314"/>
+          <w:lang w:val="en-US" w:eastAsia="zh-CN" w:bidi="ar"/>
+        </w:rPr>
+        <w:t>if</w:t>
+      </w:r>
+      <w:r>
+        <w:rPr>
+          <w:rFonts w:hint="default" w:ascii="Menlo" w:hAnsi="Menlo" w:eastAsia="Menlo" w:cs="Menlo"/>
+          <w:b w:val="0"/>
+          <w:bCs w:val="0"/>
+          <w:color w:val="BBBEBF"/>
+          <w:kern w:val="0"/>
+          <w:sz w:val="18"/>
+          <w:szCs w:val="18"/>
+          <w:shd w:val="clear" w:fill="121314"/>
+          <w:lang w:val="en-US" w:eastAsia="zh-CN" w:bidi="ar"/>
+        </w:rPr>
+        <w:t xml:space="preserve"> input_1 </w:t>
+      </w:r>
+      <w:r>
+        <w:rPr>
+          <w:rFonts w:hint="default" w:ascii="Menlo" w:hAnsi="Menlo" w:eastAsia="Menlo" w:cs="Menlo"/>
+          <w:b w:val="0"/>
+          <w:bCs w:val="0"/>
+          <w:color w:val="569CD6"/>
+          <w:kern w:val="0"/>
+          <w:sz w:val="18"/>
+          <w:szCs w:val="18"/>
+          <w:shd w:val="clear" w:fill="121314"/>
+          <w:lang w:val="en-US" w:eastAsia="zh-CN" w:bidi="ar"/>
+        </w:rPr>
+        <w:t>in</w:t>
+      </w:r>
+      <w:r>
+        <w:rPr>
+          <w:rFonts w:hint="default" w:ascii="Menlo" w:hAnsi="Menlo" w:eastAsia="Menlo" w:cs="Menlo"/>
+          <w:b w:val="0"/>
+          <w:bCs w:val="0"/>
+          <w:color w:val="BBBEBF"/>
+          <w:kern w:val="0"/>
+          <w:sz w:val="18"/>
+          <w:szCs w:val="18"/>
+          <w:shd w:val="clear" w:fill="121314"/>
+          <w:lang w:val="en-US" w:eastAsia="zh-CN" w:bidi="ar"/>
+        </w:rPr>
+        <w:t xml:space="preserve"> [</w:t>
+      </w:r>
+      <w:r>
+        <w:rPr>
+          <w:rFonts w:hint="default" w:ascii="Menlo" w:hAnsi="Menlo" w:eastAsia="Menlo" w:cs="Menlo"/>
+          <w:b w:val="0"/>
+          <w:bCs w:val="0"/>
+          <w:color w:val="A5D6FF"/>
+          <w:kern w:val="0"/>
+          <w:sz w:val="18"/>
+          <w:szCs w:val="18"/>
+          <w:shd w:val="clear" w:fill="121314"/>
+          <w:lang w:val="en-US" w:eastAsia="zh-CN" w:bidi="ar"/>
+        </w:rPr>
+        <w:t>'exit'</w:t>
+      </w:r>
+      <w:r>
+        <w:rPr>
+          <w:rFonts w:hint="default" w:ascii="Menlo" w:hAnsi="Menlo" w:eastAsia="Menlo" w:cs="Menlo"/>
+          <w:b w:val="0"/>
+          <w:bCs w:val="0"/>
+          <w:color w:val="BBBEBF"/>
+          <w:kern w:val="0"/>
+          <w:sz w:val="18"/>
+          <w:szCs w:val="18"/>
+          <w:shd w:val="clear" w:fill="121314"/>
+          <w:lang w:val="en-US" w:eastAsia="zh-CN" w:bidi="ar"/>
+        </w:rPr>
+        <w:t xml:space="preserve">, </w:t>
+      </w:r>
+      <w:r>
+        <w:rPr>
+          <w:rFonts w:hint="default" w:ascii="Menlo" w:hAnsi="Menlo" w:eastAsia="Menlo" w:cs="Menlo"/>
+          <w:b w:val="0"/>
+          <w:bCs w:val="0"/>
+          <w:color w:val="A5D6FF"/>
+          <w:kern w:val="0"/>
+          <w:sz w:val="18"/>
+          <w:szCs w:val="18"/>
+          <w:shd w:val="clear" w:fill="121314"/>
+          <w:lang w:val="en-US" w:eastAsia="zh-CN" w:bidi="ar"/>
+        </w:rPr>
+        <w:t>'вихід'</w:t>
+      </w:r>
+      <w:r>
+        <w:rPr>
+          <w:rFonts w:hint="default" w:ascii="Menlo" w:hAnsi="Menlo" w:eastAsia="Menlo" w:cs="Menlo"/>
+          <w:b w:val="0"/>
+          <w:bCs w:val="0"/>
+          <w:color w:val="BBBEBF"/>
+          <w:kern w:val="0"/>
+          <w:sz w:val="18"/>
+          <w:szCs w:val="18"/>
+          <w:shd w:val="clear" w:fill="121314"/>
+          <w:lang w:val="en-US" w:eastAsia="zh-CN" w:bidi="ar"/>
+        </w:rPr>
+        <w:t>]:</w:t>
+      </w:r>
+    </w:p>
+    <w:p>
+      <w:pPr>
+        <w:keepNext w:val="0"/>
+        <w:keepLines w:val="0"/>
+        <w:widowControl/>
+        <w:suppressLineNumbers w:val="0"/>
+        <w:shd w:val="clear" w:fill="121314"/>
+        <w:spacing w:line="360" w:lineRule="atLeast"/>
+        <w:jc w:val="left"/>
+        <w:rPr>
+          <w:rFonts w:hint="default" w:ascii="Menlo" w:hAnsi="Menlo" w:eastAsia="Menlo" w:cs="Menlo"/>
+          <w:b w:val="0"/>
+          <w:bCs w:val="0"/>
+          <w:color w:val="BBBEBF"/>
+          <w:sz w:val="18"/>
+          <w:szCs w:val="18"/>
+        </w:rPr>
+      </w:pPr>
+      <w:r>
+        <w:rPr>
+          <w:rFonts w:hint="default" w:ascii="Menlo" w:hAnsi="Menlo" w:eastAsia="Menlo" w:cs="Menlo"/>
+          <w:b w:val="0"/>
+          <w:bCs w:val="0"/>
+          <w:color w:val="BBBEBF"/>
+          <w:kern w:val="0"/>
+          <w:sz w:val="18"/>
+          <w:szCs w:val="18"/>
+          <w:shd w:val="clear" w:fill="121314"/>
+          <w:lang w:val="en-US" w:eastAsia="zh-CN" w:bidi="ar"/>
+        </w:rPr>
+        <w:t xml:space="preserve">            </w:t>
+      </w:r>
+      <w:r>
+        <w:rPr>
+          <w:rFonts w:hint="default" w:ascii="Menlo" w:hAnsi="Menlo" w:eastAsia="Menlo" w:cs="Menlo"/>
+          <w:b w:val="0"/>
+          <w:bCs w:val="0"/>
+          <w:color w:val="C586C0"/>
+          <w:kern w:val="0"/>
+          <w:sz w:val="18"/>
+          <w:szCs w:val="18"/>
+          <w:shd w:val="clear" w:fill="121314"/>
+          <w:lang w:val="en-US" w:eastAsia="zh-CN" w:bidi="ar"/>
+        </w:rPr>
+        <w:t>break</w:t>
+      </w:r>
+    </w:p>
+    <w:p>
+      <w:pPr>
+        <w:keepNext w:val="0"/>
+        <w:keepLines w:val="0"/>
+        <w:widowControl/>
+        <w:suppressLineNumbers w:val="0"/>
+        <w:shd w:val="clear" w:fill="121314"/>
+        <w:spacing w:line="360" w:lineRule="atLeast"/>
+        <w:jc w:val="left"/>
+        <w:rPr>
+          <w:rFonts w:hint="default" w:ascii="Menlo" w:hAnsi="Menlo" w:eastAsia="Menlo" w:cs="Menlo"/>
+          <w:b w:val="0"/>
+          <w:bCs w:val="0"/>
+          <w:color w:val="BBBEBF"/>
+          <w:sz w:val="18"/>
+          <w:szCs w:val="18"/>
+        </w:rPr>
+      </w:pPr>
+    </w:p>
+    <w:p>
+      <w:pPr>
+        <w:keepNext w:val="0"/>
+        <w:keepLines w:val="0"/>
+        <w:widowControl/>
+        <w:suppressLineNumbers w:val="0"/>
+        <w:shd w:val="clear" w:fill="121314"/>
+        <w:spacing w:line="360" w:lineRule="atLeast"/>
+        <w:jc w:val="left"/>
+        <w:rPr>
+          <w:rFonts w:hint="default" w:ascii="Menlo" w:hAnsi="Menlo" w:eastAsia="Menlo" w:cs="Menlo"/>
+          <w:b w:val="0"/>
+          <w:bCs w:val="0"/>
+          <w:color w:val="BBBEBF"/>
+          <w:sz w:val="18"/>
+          <w:szCs w:val="18"/>
+        </w:rPr>
+      </w:pPr>
+      <w:r>
+        <w:rPr>
+          <w:rFonts w:hint="default" w:ascii="Menlo" w:hAnsi="Menlo" w:eastAsia="Menlo" w:cs="Menlo"/>
+          <w:b w:val="0"/>
+          <w:bCs w:val="0"/>
+          <w:color w:val="BBBEBF"/>
+          <w:kern w:val="0"/>
+          <w:sz w:val="18"/>
+          <w:szCs w:val="18"/>
+          <w:shd w:val="clear" w:fill="121314"/>
+          <w:lang w:val="en-US" w:eastAsia="zh-CN" w:bidi="ar"/>
+        </w:rPr>
+        <w:t xml:space="preserve">        operation </w:t>
+      </w:r>
+      <w:r>
+        <w:rPr>
+          <w:rFonts w:hint="default" w:ascii="Menlo" w:hAnsi="Menlo" w:eastAsia="Menlo" w:cs="Menlo"/>
+          <w:b w:val="0"/>
+          <w:bCs w:val="0"/>
+          <w:color w:val="D4D4D4"/>
+          <w:kern w:val="0"/>
+          <w:sz w:val="18"/>
+          <w:szCs w:val="18"/>
+          <w:shd w:val="clear" w:fill="121314"/>
+          <w:lang w:val="en-US" w:eastAsia="zh-CN" w:bidi="ar"/>
+        </w:rPr>
+        <w:t>=</w:t>
+      </w:r>
+      <w:r>
+        <w:rPr>
+          <w:rFonts w:hint="default" w:ascii="Menlo" w:hAnsi="Menlo" w:eastAsia="Menlo" w:cs="Menlo"/>
+          <w:b w:val="0"/>
+          <w:bCs w:val="0"/>
+          <w:color w:val="BBBEBF"/>
+          <w:kern w:val="0"/>
+          <w:sz w:val="18"/>
+          <w:szCs w:val="18"/>
+          <w:shd w:val="clear" w:fill="121314"/>
+          <w:lang w:val="en-US" w:eastAsia="zh-CN" w:bidi="ar"/>
+        </w:rPr>
+        <w:t xml:space="preserve"> </w:t>
+      </w:r>
+      <w:r>
+        <w:rPr>
+          <w:rFonts w:hint="default" w:ascii="Menlo" w:hAnsi="Menlo" w:eastAsia="Menlo" w:cs="Menlo"/>
+          <w:b w:val="0"/>
+          <w:bCs w:val="0"/>
+          <w:color w:val="DCDCAA"/>
+          <w:kern w:val="0"/>
+          <w:sz w:val="18"/>
+          <w:szCs w:val="18"/>
+          <w:shd w:val="clear" w:fill="121314"/>
+          <w:lang w:val="en-US" w:eastAsia="zh-CN" w:bidi="ar"/>
+        </w:rPr>
+        <w:t>input</w:t>
+      </w:r>
+      <w:r>
+        <w:rPr>
+          <w:rFonts w:hint="default" w:ascii="Menlo" w:hAnsi="Menlo" w:eastAsia="Menlo" w:cs="Menlo"/>
+          <w:b w:val="0"/>
+          <w:bCs w:val="0"/>
+          <w:color w:val="BBBEBF"/>
+          <w:kern w:val="0"/>
+          <w:sz w:val="18"/>
+          <w:szCs w:val="18"/>
+          <w:shd w:val="clear" w:fill="121314"/>
+          <w:lang w:val="en-US" w:eastAsia="zh-CN" w:bidi="ar"/>
+        </w:rPr>
+        <w:t>().strip().lower()</w:t>
+      </w:r>
+    </w:p>
+    <w:p>
+      <w:pPr>
+        <w:keepNext w:val="0"/>
+        <w:keepLines w:val="0"/>
+        <w:widowControl/>
+        <w:suppressLineNumbers w:val="0"/>
+        <w:shd w:val="clear" w:fill="121314"/>
+        <w:spacing w:line="360" w:lineRule="atLeast"/>
+        <w:jc w:val="left"/>
+        <w:rPr>
+          <w:rFonts w:hint="default" w:ascii="Menlo" w:hAnsi="Menlo" w:eastAsia="Menlo" w:cs="Menlo"/>
+          <w:b w:val="0"/>
+          <w:bCs w:val="0"/>
+          <w:color w:val="BBBEBF"/>
+          <w:sz w:val="18"/>
+          <w:szCs w:val="18"/>
+        </w:rPr>
+      </w:pPr>
+      <w:r>
+        <w:rPr>
+          <w:rFonts w:hint="default" w:ascii="Menlo" w:hAnsi="Menlo" w:eastAsia="Menlo" w:cs="Menlo"/>
+          <w:b w:val="0"/>
+          <w:bCs w:val="0"/>
+          <w:color w:val="BBBEBF"/>
+          <w:kern w:val="0"/>
+          <w:sz w:val="18"/>
+          <w:szCs w:val="18"/>
+          <w:shd w:val="clear" w:fill="121314"/>
+          <w:lang w:val="en-US" w:eastAsia="zh-CN" w:bidi="ar"/>
+        </w:rPr>
+        <w:t xml:space="preserve">        </w:t>
+      </w:r>
+      <w:r>
+        <w:rPr>
+          <w:rFonts w:hint="default" w:ascii="Menlo" w:hAnsi="Menlo" w:eastAsia="Menlo" w:cs="Menlo"/>
+          <w:b w:val="0"/>
+          <w:bCs w:val="0"/>
+          <w:color w:val="C586C0"/>
+          <w:kern w:val="0"/>
+          <w:sz w:val="18"/>
+          <w:szCs w:val="18"/>
+          <w:shd w:val="clear" w:fill="121314"/>
+          <w:lang w:val="en-US" w:eastAsia="zh-CN" w:bidi="ar"/>
+        </w:rPr>
+        <w:t>if</w:t>
+      </w:r>
+      <w:r>
+        <w:rPr>
+          <w:rFonts w:hint="default" w:ascii="Menlo" w:hAnsi="Menlo" w:eastAsia="Menlo" w:cs="Menlo"/>
+          <w:b w:val="0"/>
+          <w:bCs w:val="0"/>
+          <w:color w:val="BBBEBF"/>
+          <w:kern w:val="0"/>
+          <w:sz w:val="18"/>
+          <w:szCs w:val="18"/>
+          <w:shd w:val="clear" w:fill="121314"/>
+          <w:lang w:val="en-US" w:eastAsia="zh-CN" w:bidi="ar"/>
+        </w:rPr>
+        <w:t xml:space="preserve"> operation </w:t>
+      </w:r>
+      <w:r>
+        <w:rPr>
+          <w:rFonts w:hint="default" w:ascii="Menlo" w:hAnsi="Menlo" w:eastAsia="Menlo" w:cs="Menlo"/>
+          <w:b w:val="0"/>
+          <w:bCs w:val="0"/>
+          <w:color w:val="569CD6"/>
+          <w:kern w:val="0"/>
+          <w:sz w:val="18"/>
+          <w:szCs w:val="18"/>
+          <w:shd w:val="clear" w:fill="121314"/>
+          <w:lang w:val="en-US" w:eastAsia="zh-CN" w:bidi="ar"/>
+        </w:rPr>
+        <w:t>in</w:t>
+      </w:r>
+      <w:r>
+        <w:rPr>
+          <w:rFonts w:hint="default" w:ascii="Menlo" w:hAnsi="Menlo" w:eastAsia="Menlo" w:cs="Menlo"/>
+          <w:b w:val="0"/>
+          <w:bCs w:val="0"/>
+          <w:color w:val="BBBEBF"/>
+          <w:kern w:val="0"/>
+          <w:sz w:val="18"/>
+          <w:szCs w:val="18"/>
+          <w:shd w:val="clear" w:fill="121314"/>
+          <w:lang w:val="en-US" w:eastAsia="zh-CN" w:bidi="ar"/>
+        </w:rPr>
+        <w:t xml:space="preserve"> [</w:t>
+      </w:r>
+      <w:r>
+        <w:rPr>
+          <w:rFonts w:hint="default" w:ascii="Menlo" w:hAnsi="Menlo" w:eastAsia="Menlo" w:cs="Menlo"/>
+          <w:b w:val="0"/>
+          <w:bCs w:val="0"/>
+          <w:color w:val="A5D6FF"/>
+          <w:kern w:val="0"/>
+          <w:sz w:val="18"/>
+          <w:szCs w:val="18"/>
+          <w:shd w:val="clear" w:fill="121314"/>
+          <w:lang w:val="en-US" w:eastAsia="zh-CN" w:bidi="ar"/>
+        </w:rPr>
+        <w:t>'exit'</w:t>
+      </w:r>
+      <w:r>
+        <w:rPr>
+          <w:rFonts w:hint="default" w:ascii="Menlo" w:hAnsi="Menlo" w:eastAsia="Menlo" w:cs="Menlo"/>
+          <w:b w:val="0"/>
+          <w:bCs w:val="0"/>
+          <w:color w:val="BBBEBF"/>
+          <w:kern w:val="0"/>
+          <w:sz w:val="18"/>
+          <w:szCs w:val="18"/>
+          <w:shd w:val="clear" w:fill="121314"/>
+          <w:lang w:val="en-US" w:eastAsia="zh-CN" w:bidi="ar"/>
+        </w:rPr>
+        <w:t xml:space="preserve">, </w:t>
+      </w:r>
+      <w:r>
+        <w:rPr>
+          <w:rFonts w:hint="default" w:ascii="Menlo" w:hAnsi="Menlo" w:eastAsia="Menlo" w:cs="Menlo"/>
+          <w:b w:val="0"/>
+          <w:bCs w:val="0"/>
+          <w:color w:val="A5D6FF"/>
+          <w:kern w:val="0"/>
+          <w:sz w:val="18"/>
+          <w:szCs w:val="18"/>
+          <w:shd w:val="clear" w:fill="121314"/>
+          <w:lang w:val="en-US" w:eastAsia="zh-CN" w:bidi="ar"/>
+        </w:rPr>
+        <w:t>'вихід'</w:t>
+      </w:r>
+      <w:r>
+        <w:rPr>
+          <w:rFonts w:hint="default" w:ascii="Menlo" w:hAnsi="Menlo" w:eastAsia="Menlo" w:cs="Menlo"/>
+          <w:b w:val="0"/>
+          <w:bCs w:val="0"/>
+          <w:color w:val="BBBEBF"/>
+          <w:kern w:val="0"/>
+          <w:sz w:val="18"/>
+          <w:szCs w:val="18"/>
+          <w:shd w:val="clear" w:fill="121314"/>
+          <w:lang w:val="en-US" w:eastAsia="zh-CN" w:bidi="ar"/>
+        </w:rPr>
+        <w:t>]:</w:t>
+      </w:r>
+    </w:p>
+    <w:p>
+      <w:pPr>
+        <w:keepNext w:val="0"/>
+        <w:keepLines w:val="0"/>
+        <w:widowControl/>
+        <w:suppressLineNumbers w:val="0"/>
+        <w:shd w:val="clear" w:fill="121314"/>
+        <w:spacing w:line="360" w:lineRule="atLeast"/>
+        <w:jc w:val="left"/>
+        <w:rPr>
+          <w:rFonts w:hint="default" w:ascii="Menlo" w:hAnsi="Menlo" w:eastAsia="Menlo" w:cs="Menlo"/>
+          <w:b w:val="0"/>
+          <w:bCs w:val="0"/>
+          <w:color w:val="BBBEBF"/>
+          <w:sz w:val="18"/>
+          <w:szCs w:val="18"/>
+        </w:rPr>
+      </w:pPr>
+      <w:r>
+        <w:rPr>
+          <w:rFonts w:hint="default" w:ascii="Menlo" w:hAnsi="Menlo" w:eastAsia="Menlo" w:cs="Menlo"/>
+          <w:b w:val="0"/>
+          <w:bCs w:val="0"/>
+          <w:color w:val="BBBEBF"/>
+          <w:kern w:val="0"/>
+          <w:sz w:val="18"/>
+          <w:szCs w:val="18"/>
+          <w:shd w:val="clear" w:fill="121314"/>
+          <w:lang w:val="en-US" w:eastAsia="zh-CN" w:bidi="ar"/>
+        </w:rPr>
+        <w:t xml:space="preserve">            </w:t>
+      </w:r>
+      <w:r>
+        <w:rPr>
+          <w:rFonts w:hint="default" w:ascii="Menlo" w:hAnsi="Menlo" w:eastAsia="Menlo" w:cs="Menlo"/>
+          <w:b w:val="0"/>
+          <w:bCs w:val="0"/>
+          <w:color w:val="C586C0"/>
+          <w:kern w:val="0"/>
+          <w:sz w:val="18"/>
+          <w:szCs w:val="18"/>
+          <w:shd w:val="clear" w:fill="121314"/>
+          <w:lang w:val="en-US" w:eastAsia="zh-CN" w:bidi="ar"/>
+        </w:rPr>
+        <w:t>break</w:t>
+      </w:r>
+    </w:p>
+    <w:p>
+      <w:pPr>
+        <w:keepNext w:val="0"/>
+        <w:keepLines w:val="0"/>
+        <w:widowControl/>
+        <w:suppressLineNumbers w:val="0"/>
+        <w:jc w:val="left"/>
+      </w:pPr>
+    </w:p>
+    <w:p>
+      <w:pPr>
+        <w:keepNext w:val="0"/>
+        <w:keepLines w:val="0"/>
+        <w:widowControl/>
+        <w:suppressLineNumbers w:val="0"/>
+        <w:shd w:val="clear" w:fill="121314"/>
+        <w:spacing w:line="360" w:lineRule="atLeast"/>
+        <w:jc w:val="left"/>
+        <w:rPr>
+          <w:rFonts w:hint="default" w:ascii="Menlo" w:hAnsi="Menlo" w:eastAsia="Menlo" w:cs="Menlo"/>
+          <w:b w:val="0"/>
+          <w:bCs w:val="0"/>
+          <w:color w:val="BBBEBF"/>
+          <w:sz w:val="18"/>
+          <w:szCs w:val="18"/>
+        </w:rPr>
+      </w:pPr>
+      <w:r>
+        <w:rPr>
+          <w:rFonts w:hint="default" w:ascii="Menlo" w:hAnsi="Menlo" w:eastAsia="Menlo" w:cs="Menlo"/>
+          <w:b w:val="0"/>
+          <w:bCs w:val="0"/>
+          <w:color w:val="BBBEBF"/>
+          <w:kern w:val="0"/>
+          <w:sz w:val="18"/>
+          <w:szCs w:val="18"/>
+          <w:shd w:val="clear" w:fill="121314"/>
+          <w:lang w:val="en-US" w:eastAsia="zh-CN" w:bidi="ar"/>
+        </w:rPr>
+        <w:t xml:space="preserve">        input_2 </w:t>
+      </w:r>
+      <w:r>
+        <w:rPr>
+          <w:rFonts w:hint="default" w:ascii="Menlo" w:hAnsi="Menlo" w:eastAsia="Menlo" w:cs="Menlo"/>
+          <w:b w:val="0"/>
+          <w:bCs w:val="0"/>
+          <w:color w:val="D4D4D4"/>
+          <w:kern w:val="0"/>
+          <w:sz w:val="18"/>
+          <w:szCs w:val="18"/>
+          <w:shd w:val="clear" w:fill="121314"/>
+          <w:lang w:val="en-US" w:eastAsia="zh-CN" w:bidi="ar"/>
+        </w:rPr>
+        <w:t>=</w:t>
+      </w:r>
+      <w:r>
+        <w:rPr>
+          <w:rFonts w:hint="default" w:ascii="Menlo" w:hAnsi="Menlo" w:eastAsia="Menlo" w:cs="Menlo"/>
+          <w:b w:val="0"/>
+          <w:bCs w:val="0"/>
+          <w:color w:val="BBBEBF"/>
+          <w:kern w:val="0"/>
+          <w:sz w:val="18"/>
+          <w:szCs w:val="18"/>
+          <w:shd w:val="clear" w:fill="121314"/>
+          <w:lang w:val="en-US" w:eastAsia="zh-CN" w:bidi="ar"/>
+        </w:rPr>
+        <w:t xml:space="preserve"> </w:t>
+      </w:r>
+      <w:r>
+        <w:rPr>
+          <w:rFonts w:hint="default" w:ascii="Menlo" w:hAnsi="Menlo" w:eastAsia="Menlo" w:cs="Menlo"/>
+          <w:b w:val="0"/>
+          <w:bCs w:val="0"/>
+          <w:color w:val="DCDCAA"/>
+          <w:kern w:val="0"/>
+          <w:sz w:val="18"/>
+          <w:szCs w:val="18"/>
+          <w:shd w:val="clear" w:fill="121314"/>
+          <w:lang w:val="en-US" w:eastAsia="zh-CN" w:bidi="ar"/>
+        </w:rPr>
+        <w:t>input</w:t>
+      </w:r>
+      <w:r>
+        <w:rPr>
+          <w:rFonts w:hint="default" w:ascii="Menlo" w:hAnsi="Menlo" w:eastAsia="Menlo" w:cs="Menlo"/>
+          <w:b w:val="0"/>
+          <w:bCs w:val="0"/>
+          <w:color w:val="BBBEBF"/>
+          <w:kern w:val="0"/>
+          <w:sz w:val="18"/>
+          <w:szCs w:val="18"/>
+          <w:shd w:val="clear" w:fill="121314"/>
+          <w:lang w:val="en-US" w:eastAsia="zh-CN" w:bidi="ar"/>
+        </w:rPr>
+        <w:t>().strip().lower()</w:t>
+      </w:r>
+    </w:p>
+    <w:p>
+      <w:pPr>
+        <w:keepNext w:val="0"/>
+        <w:keepLines w:val="0"/>
+        <w:widowControl/>
+        <w:suppressLineNumbers w:val="0"/>
+        <w:shd w:val="clear" w:fill="121314"/>
+        <w:spacing w:line="360" w:lineRule="atLeast"/>
+        <w:jc w:val="left"/>
+        <w:rPr>
+          <w:rFonts w:hint="default" w:ascii="Menlo" w:hAnsi="Menlo" w:eastAsia="Menlo" w:cs="Menlo"/>
+          <w:b w:val="0"/>
+          <w:bCs w:val="0"/>
+          <w:color w:val="BBBEBF"/>
+          <w:sz w:val="18"/>
+          <w:szCs w:val="18"/>
+        </w:rPr>
+      </w:pPr>
+      <w:r>
+        <w:rPr>
+          <w:rFonts w:hint="default" w:ascii="Menlo" w:hAnsi="Menlo" w:eastAsia="Menlo" w:cs="Menlo"/>
+          <w:b w:val="0"/>
+          <w:bCs w:val="0"/>
+          <w:color w:val="BBBEBF"/>
+          <w:kern w:val="0"/>
+          <w:sz w:val="18"/>
+          <w:szCs w:val="18"/>
+          <w:shd w:val="clear" w:fill="121314"/>
+          <w:lang w:val="en-US" w:eastAsia="zh-CN" w:bidi="ar"/>
+        </w:rPr>
+        <w:t xml:space="preserve">        </w:t>
+      </w:r>
+      <w:r>
+        <w:rPr>
+          <w:rFonts w:hint="default" w:ascii="Menlo" w:hAnsi="Menlo" w:eastAsia="Menlo" w:cs="Menlo"/>
+          <w:b w:val="0"/>
+          <w:bCs w:val="0"/>
+          <w:color w:val="C586C0"/>
+          <w:kern w:val="0"/>
+          <w:sz w:val="18"/>
+          <w:szCs w:val="18"/>
+          <w:shd w:val="clear" w:fill="121314"/>
+          <w:lang w:val="en-US" w:eastAsia="zh-CN" w:bidi="ar"/>
+        </w:rPr>
+        <w:t>if</w:t>
+      </w:r>
+      <w:r>
+        <w:rPr>
+          <w:rFonts w:hint="default" w:ascii="Menlo" w:hAnsi="Menlo" w:eastAsia="Menlo" w:cs="Menlo"/>
+          <w:b w:val="0"/>
+          <w:bCs w:val="0"/>
+          <w:color w:val="BBBEBF"/>
+          <w:kern w:val="0"/>
+          <w:sz w:val="18"/>
+          <w:szCs w:val="18"/>
+          <w:shd w:val="clear" w:fill="121314"/>
+          <w:lang w:val="en-US" w:eastAsia="zh-CN" w:bidi="ar"/>
+        </w:rPr>
+        <w:t xml:space="preserve"> input_2 </w:t>
+      </w:r>
+      <w:r>
+        <w:rPr>
+          <w:rFonts w:hint="default" w:ascii="Menlo" w:hAnsi="Menlo" w:eastAsia="Menlo" w:cs="Menlo"/>
+          <w:b w:val="0"/>
+          <w:bCs w:val="0"/>
+          <w:color w:val="569CD6"/>
+          <w:kern w:val="0"/>
+          <w:sz w:val="18"/>
+          <w:szCs w:val="18"/>
+          <w:shd w:val="clear" w:fill="121314"/>
+          <w:lang w:val="en-US" w:eastAsia="zh-CN" w:bidi="ar"/>
+        </w:rPr>
+        <w:t>in</w:t>
+      </w:r>
+      <w:r>
+        <w:rPr>
+          <w:rFonts w:hint="default" w:ascii="Menlo" w:hAnsi="Menlo" w:eastAsia="Menlo" w:cs="Menlo"/>
+          <w:b w:val="0"/>
+          <w:bCs w:val="0"/>
+          <w:color w:val="BBBEBF"/>
+          <w:kern w:val="0"/>
+          <w:sz w:val="18"/>
+          <w:szCs w:val="18"/>
+          <w:shd w:val="clear" w:fill="121314"/>
+          <w:lang w:val="en-US" w:eastAsia="zh-CN" w:bidi="ar"/>
+        </w:rPr>
+        <w:t xml:space="preserve"> [</w:t>
+      </w:r>
+      <w:r>
+        <w:rPr>
+          <w:rFonts w:hint="default" w:ascii="Menlo" w:hAnsi="Menlo" w:eastAsia="Menlo" w:cs="Menlo"/>
+          <w:b w:val="0"/>
+          <w:bCs w:val="0"/>
+          <w:color w:val="A5D6FF"/>
+          <w:kern w:val="0"/>
+          <w:sz w:val="18"/>
+          <w:szCs w:val="18"/>
+          <w:shd w:val="clear" w:fill="121314"/>
+          <w:lang w:val="en-US" w:eastAsia="zh-CN" w:bidi="ar"/>
+        </w:rPr>
+        <w:t>'exit'</w:t>
+      </w:r>
+      <w:r>
+        <w:rPr>
+          <w:rFonts w:hint="default" w:ascii="Menlo" w:hAnsi="Menlo" w:eastAsia="Menlo" w:cs="Menlo"/>
+          <w:b w:val="0"/>
+          <w:bCs w:val="0"/>
+          <w:color w:val="BBBEBF"/>
+          <w:kern w:val="0"/>
+          <w:sz w:val="18"/>
+          <w:szCs w:val="18"/>
+          <w:shd w:val="clear" w:fill="121314"/>
+          <w:lang w:val="en-US" w:eastAsia="zh-CN" w:bidi="ar"/>
+        </w:rPr>
+        <w:t xml:space="preserve">, </w:t>
+      </w:r>
+      <w:r>
+        <w:rPr>
+          <w:rFonts w:hint="default" w:ascii="Menlo" w:hAnsi="Menlo" w:eastAsia="Menlo" w:cs="Menlo"/>
+          <w:b w:val="0"/>
+          <w:bCs w:val="0"/>
+          <w:color w:val="A5D6FF"/>
+          <w:kern w:val="0"/>
+          <w:sz w:val="18"/>
+          <w:szCs w:val="18"/>
+          <w:shd w:val="clear" w:fill="121314"/>
+          <w:lang w:val="en-US" w:eastAsia="zh-CN" w:bidi="ar"/>
+        </w:rPr>
+        <w:t>'вихід'</w:t>
+      </w:r>
+      <w:r>
+        <w:rPr>
+          <w:rFonts w:hint="default" w:ascii="Menlo" w:hAnsi="Menlo" w:eastAsia="Menlo" w:cs="Menlo"/>
+          <w:b w:val="0"/>
+          <w:bCs w:val="0"/>
+          <w:color w:val="BBBEBF"/>
+          <w:kern w:val="0"/>
+          <w:sz w:val="18"/>
+          <w:szCs w:val="18"/>
+          <w:shd w:val="clear" w:fill="121314"/>
+          <w:lang w:val="en-US" w:eastAsia="zh-CN" w:bidi="ar"/>
+        </w:rPr>
+        <w:t>]:</w:t>
+      </w:r>
+    </w:p>
+    <w:p>
+      <w:pPr>
+        <w:keepNext w:val="0"/>
+        <w:keepLines w:val="0"/>
+        <w:widowControl/>
+        <w:suppressLineNumbers w:val="0"/>
+        <w:shd w:val="clear" w:fill="121314"/>
+        <w:spacing w:line="360" w:lineRule="atLeast"/>
+        <w:jc w:val="left"/>
+        <w:rPr>
+          <w:rFonts w:hint="default" w:ascii="Menlo" w:hAnsi="Menlo" w:eastAsia="Menlo" w:cs="Menlo"/>
+          <w:b w:val="0"/>
+          <w:bCs w:val="0"/>
+          <w:color w:val="BBBEBF"/>
+          <w:sz w:val="18"/>
+          <w:szCs w:val="18"/>
+        </w:rPr>
+      </w:pPr>
+      <w:r>
+        <w:rPr>
+          <w:rFonts w:hint="default" w:ascii="Menlo" w:hAnsi="Menlo" w:eastAsia="Menlo" w:cs="Menlo"/>
+          <w:b w:val="0"/>
+          <w:bCs w:val="0"/>
+          <w:color w:val="BBBEBF"/>
+          <w:kern w:val="0"/>
+          <w:sz w:val="18"/>
+          <w:szCs w:val="18"/>
+          <w:shd w:val="clear" w:fill="121314"/>
+          <w:lang w:val="en-US" w:eastAsia="zh-CN" w:bidi="ar"/>
+        </w:rPr>
+        <w:t xml:space="preserve">            </w:t>
+      </w:r>
+      <w:r>
+        <w:rPr>
+          <w:rFonts w:hint="default" w:ascii="Menlo" w:hAnsi="Menlo" w:eastAsia="Menlo" w:cs="Menlo"/>
+          <w:b w:val="0"/>
+          <w:bCs w:val="0"/>
+          <w:color w:val="C586C0"/>
+          <w:kern w:val="0"/>
+          <w:sz w:val="18"/>
+          <w:szCs w:val="18"/>
+          <w:shd w:val="clear" w:fill="121314"/>
+          <w:lang w:val="en-US" w:eastAsia="zh-CN" w:bidi="ar"/>
+        </w:rPr>
+        <w:t>break</w:t>
+      </w:r>
+    </w:p>
+    <w:p>
+      <w:pPr>
+        <w:keepNext w:val="0"/>
+        <w:keepLines w:val="0"/>
+        <w:widowControl/>
+        <w:suppressLineNumbers w:val="0"/>
+        <w:jc w:val="left"/>
+      </w:pPr>
+    </w:p>
+    <w:p>
+      <w:pPr>
+        <w:keepNext w:val="0"/>
+        <w:keepLines w:val="0"/>
+        <w:widowControl/>
+        <w:suppressLineNumbers w:val="0"/>
+        <w:shd w:val="clear" w:fill="121314"/>
+        <w:spacing w:line="360" w:lineRule="atLeast"/>
+        <w:jc w:val="left"/>
+        <w:rPr>
+          <w:rFonts w:hint="default" w:ascii="Menlo" w:hAnsi="Menlo" w:eastAsia="Menlo" w:cs="Menlo"/>
+          <w:b w:val="0"/>
+          <w:bCs w:val="0"/>
+          <w:color w:val="BBBEBF"/>
+          <w:sz w:val="18"/>
+          <w:szCs w:val="18"/>
+        </w:rPr>
+      </w:pPr>
+      <w:r>
+        <w:rPr>
+          <w:rFonts w:hint="default" w:ascii="Menlo" w:hAnsi="Menlo" w:eastAsia="Menlo" w:cs="Menlo"/>
+          <w:b w:val="0"/>
+          <w:bCs w:val="0"/>
+          <w:color w:val="BBBEBF"/>
+          <w:kern w:val="0"/>
+          <w:sz w:val="18"/>
+          <w:szCs w:val="18"/>
+          <w:shd w:val="clear" w:fill="121314"/>
+          <w:lang w:val="en-US" w:eastAsia="zh-CN" w:bidi="ar"/>
+        </w:rPr>
+        <w:t xml:space="preserve">        </w:t>
+      </w:r>
+      <w:r>
+        <w:rPr>
+          <w:rFonts w:hint="default" w:ascii="Menlo" w:hAnsi="Menlo" w:eastAsia="Menlo" w:cs="Menlo"/>
+          <w:b w:val="0"/>
+          <w:bCs w:val="0"/>
+          <w:color w:val="C586C0"/>
+          <w:kern w:val="0"/>
+          <w:sz w:val="18"/>
+          <w:szCs w:val="18"/>
+          <w:shd w:val="clear" w:fill="121314"/>
+          <w:lang w:val="en-US" w:eastAsia="zh-CN" w:bidi="ar"/>
+        </w:rPr>
+        <w:t>try</w:t>
+      </w:r>
+      <w:r>
+        <w:rPr>
+          <w:rFonts w:hint="default" w:ascii="Menlo" w:hAnsi="Menlo" w:eastAsia="Menlo" w:cs="Menlo"/>
+          <w:b w:val="0"/>
+          <w:bCs w:val="0"/>
+          <w:color w:val="BBBEBF"/>
+          <w:kern w:val="0"/>
+          <w:sz w:val="18"/>
+          <w:szCs w:val="18"/>
+          <w:shd w:val="clear" w:fill="121314"/>
+          <w:lang w:val="en-US" w:eastAsia="zh-CN" w:bidi="ar"/>
+        </w:rPr>
+        <w:t>:</w:t>
+      </w:r>
+    </w:p>
+    <w:p>
+      <w:pPr>
+        <w:keepNext w:val="0"/>
+        <w:keepLines w:val="0"/>
+        <w:widowControl/>
+        <w:suppressLineNumbers w:val="0"/>
+        <w:shd w:val="clear" w:fill="121314"/>
+        <w:spacing w:line="360" w:lineRule="atLeast"/>
+        <w:jc w:val="left"/>
+        <w:rPr>
+          <w:rFonts w:hint="default" w:ascii="Menlo" w:hAnsi="Menlo" w:eastAsia="Menlo" w:cs="Menlo"/>
+          <w:b w:val="0"/>
+          <w:bCs w:val="0"/>
+          <w:color w:val="BBBEBF"/>
+          <w:sz w:val="18"/>
+          <w:szCs w:val="18"/>
+        </w:rPr>
+      </w:pPr>
+      <w:r>
+        <w:rPr>
+          <w:rFonts w:hint="default" w:ascii="Menlo" w:hAnsi="Menlo" w:eastAsia="Menlo" w:cs="Menlo"/>
+          <w:b w:val="0"/>
+          <w:bCs w:val="0"/>
+          <w:color w:val="BBBEBF"/>
+          <w:kern w:val="0"/>
+          <w:sz w:val="18"/>
+          <w:szCs w:val="18"/>
+          <w:shd w:val="clear" w:fill="121314"/>
+          <w:lang w:val="en-US" w:eastAsia="zh-CN" w:bidi="ar"/>
+        </w:rPr>
+        <w:t xml:space="preserve">            num1 </w:t>
+      </w:r>
+      <w:r>
+        <w:rPr>
+          <w:rFonts w:hint="default" w:ascii="Menlo" w:hAnsi="Menlo" w:eastAsia="Menlo" w:cs="Menlo"/>
+          <w:b w:val="0"/>
+          <w:bCs w:val="0"/>
+          <w:color w:val="D4D4D4"/>
+          <w:kern w:val="0"/>
+          <w:sz w:val="18"/>
+          <w:szCs w:val="18"/>
+          <w:shd w:val="clear" w:fill="121314"/>
+          <w:lang w:val="en-US" w:eastAsia="zh-CN" w:bidi="ar"/>
+        </w:rPr>
+        <w:t>=</w:t>
+      </w:r>
+      <w:r>
+        <w:rPr>
+          <w:rFonts w:hint="default" w:ascii="Menlo" w:hAnsi="Menlo" w:eastAsia="Menlo" w:cs="Menlo"/>
+          <w:b w:val="0"/>
+          <w:bCs w:val="0"/>
+          <w:color w:val="BBBEBF"/>
+          <w:kern w:val="0"/>
+          <w:sz w:val="18"/>
+          <w:szCs w:val="18"/>
+          <w:shd w:val="clear" w:fill="121314"/>
+          <w:lang w:val="en-US" w:eastAsia="zh-CN" w:bidi="ar"/>
+        </w:rPr>
+        <w:t xml:space="preserve"> </w:t>
+      </w:r>
+      <w:r>
+        <w:rPr>
+          <w:rFonts w:hint="default" w:ascii="Menlo" w:hAnsi="Menlo" w:eastAsia="Menlo" w:cs="Menlo"/>
+          <w:b w:val="0"/>
+          <w:bCs w:val="0"/>
+          <w:color w:val="4EC9B0"/>
+          <w:kern w:val="0"/>
+          <w:sz w:val="18"/>
+          <w:szCs w:val="18"/>
+          <w:shd w:val="clear" w:fill="121314"/>
+          <w:lang w:val="en-US" w:eastAsia="zh-CN" w:bidi="ar"/>
+        </w:rPr>
+        <w:t>float</w:t>
+      </w:r>
+      <w:r>
+        <w:rPr>
+          <w:rFonts w:hint="default" w:ascii="Menlo" w:hAnsi="Menlo" w:eastAsia="Menlo" w:cs="Menlo"/>
+          <w:b w:val="0"/>
+          <w:bCs w:val="0"/>
+          <w:color w:val="BBBEBF"/>
+          <w:kern w:val="0"/>
+          <w:sz w:val="18"/>
+          <w:szCs w:val="18"/>
+          <w:shd w:val="clear" w:fill="121314"/>
+          <w:lang w:val="en-US" w:eastAsia="zh-CN" w:bidi="ar"/>
+        </w:rPr>
+        <w:t>(input_1)</w:t>
+      </w:r>
+    </w:p>
+    <w:p>
+      <w:pPr>
+        <w:keepNext w:val="0"/>
+        <w:keepLines w:val="0"/>
+        <w:widowControl/>
+        <w:suppressLineNumbers w:val="0"/>
+        <w:shd w:val="clear" w:fill="121314"/>
+        <w:spacing w:line="360" w:lineRule="atLeast"/>
+        <w:jc w:val="left"/>
+        <w:rPr>
+          <w:rFonts w:hint="default" w:ascii="Menlo" w:hAnsi="Menlo" w:eastAsia="Menlo" w:cs="Menlo"/>
+          <w:b w:val="0"/>
+          <w:bCs w:val="0"/>
+          <w:color w:val="BBBEBF"/>
+          <w:sz w:val="18"/>
+          <w:szCs w:val="18"/>
+        </w:rPr>
+      </w:pPr>
+      <w:r>
+        <w:rPr>
+          <w:rFonts w:hint="default" w:ascii="Menlo" w:hAnsi="Menlo" w:eastAsia="Menlo" w:cs="Menlo"/>
+          <w:b w:val="0"/>
+          <w:bCs w:val="0"/>
+          <w:color w:val="BBBEBF"/>
+          <w:kern w:val="0"/>
+          <w:sz w:val="18"/>
+          <w:szCs w:val="18"/>
+          <w:shd w:val="clear" w:fill="121314"/>
+          <w:lang w:val="en-US" w:eastAsia="zh-CN" w:bidi="ar"/>
+        </w:rPr>
+        <w:t xml:space="preserve">            num2 </w:t>
+      </w:r>
+      <w:r>
+        <w:rPr>
+          <w:rFonts w:hint="default" w:ascii="Menlo" w:hAnsi="Menlo" w:eastAsia="Menlo" w:cs="Menlo"/>
+          <w:b w:val="0"/>
+          <w:bCs w:val="0"/>
+          <w:color w:val="D4D4D4"/>
+          <w:kern w:val="0"/>
+          <w:sz w:val="18"/>
+          <w:szCs w:val="18"/>
+          <w:shd w:val="clear" w:fill="121314"/>
+          <w:lang w:val="en-US" w:eastAsia="zh-CN" w:bidi="ar"/>
+        </w:rPr>
+        <w:t>=</w:t>
+      </w:r>
+      <w:r>
+        <w:rPr>
+          <w:rFonts w:hint="default" w:ascii="Menlo" w:hAnsi="Menlo" w:eastAsia="Menlo" w:cs="Menlo"/>
+          <w:b w:val="0"/>
+          <w:bCs w:val="0"/>
+          <w:color w:val="BBBEBF"/>
+          <w:kern w:val="0"/>
+          <w:sz w:val="18"/>
+          <w:szCs w:val="18"/>
+          <w:shd w:val="clear" w:fill="121314"/>
+          <w:lang w:val="en-US" w:eastAsia="zh-CN" w:bidi="ar"/>
+        </w:rPr>
+        <w:t xml:space="preserve"> </w:t>
+      </w:r>
+      <w:r>
+        <w:rPr>
+          <w:rFonts w:hint="default" w:ascii="Menlo" w:hAnsi="Menlo" w:eastAsia="Menlo" w:cs="Menlo"/>
+          <w:b w:val="0"/>
+          <w:bCs w:val="0"/>
+          <w:color w:val="4EC9B0"/>
+          <w:kern w:val="0"/>
+          <w:sz w:val="18"/>
+          <w:szCs w:val="18"/>
+          <w:shd w:val="clear" w:fill="121314"/>
+          <w:lang w:val="en-US" w:eastAsia="zh-CN" w:bidi="ar"/>
+        </w:rPr>
+        <w:t>float</w:t>
+      </w:r>
+      <w:r>
+        <w:rPr>
+          <w:rFonts w:hint="default" w:ascii="Menlo" w:hAnsi="Menlo" w:eastAsia="Menlo" w:cs="Menlo"/>
+          <w:b w:val="0"/>
+          <w:bCs w:val="0"/>
+          <w:color w:val="BBBEBF"/>
+          <w:kern w:val="0"/>
+          <w:sz w:val="18"/>
+          <w:szCs w:val="18"/>
+          <w:shd w:val="clear" w:fill="121314"/>
+          <w:lang w:val="en-US" w:eastAsia="zh-CN" w:bidi="ar"/>
+        </w:rPr>
+        <w:t>(input_2)</w:t>
+      </w:r>
+    </w:p>
+    <w:p>
+      <w:pPr>
+        <w:keepNext w:val="0"/>
+        <w:keepLines w:val="0"/>
+        <w:widowControl/>
+        <w:suppressLineNumbers w:val="0"/>
+        <w:shd w:val="clear" w:fill="121314"/>
+        <w:spacing w:line="360" w:lineRule="atLeast"/>
+        <w:jc w:val="left"/>
+        <w:rPr>
+          <w:rFonts w:hint="default" w:ascii="Menlo" w:hAnsi="Menlo" w:eastAsia="Menlo" w:cs="Menlo"/>
+          <w:b w:val="0"/>
+          <w:bCs w:val="0"/>
+          <w:color w:val="BBBEBF"/>
+          <w:sz w:val="18"/>
+          <w:szCs w:val="18"/>
+        </w:rPr>
+      </w:pPr>
+      <w:r>
+        <w:rPr>
+          <w:rFonts w:hint="default" w:ascii="Menlo" w:hAnsi="Menlo" w:eastAsia="Menlo" w:cs="Menlo"/>
+          <w:b w:val="0"/>
+          <w:bCs w:val="0"/>
+          <w:color w:val="BBBEBF"/>
+          <w:kern w:val="0"/>
+          <w:sz w:val="18"/>
+          <w:szCs w:val="18"/>
+          <w:shd w:val="clear" w:fill="121314"/>
+          <w:lang w:val="en-US" w:eastAsia="zh-CN" w:bidi="ar"/>
+        </w:rPr>
+        <w:t xml:space="preserve">        </w:t>
+      </w:r>
+      <w:r>
+        <w:rPr>
+          <w:rFonts w:hint="default" w:ascii="Menlo" w:hAnsi="Menlo" w:eastAsia="Menlo" w:cs="Menlo"/>
+          <w:b w:val="0"/>
+          <w:bCs w:val="0"/>
+          <w:color w:val="C586C0"/>
+          <w:kern w:val="0"/>
+          <w:sz w:val="18"/>
+          <w:szCs w:val="18"/>
+          <w:shd w:val="clear" w:fill="121314"/>
+          <w:lang w:val="en-US" w:eastAsia="zh-CN" w:bidi="ar"/>
+        </w:rPr>
+        <w:t>except</w:t>
+      </w:r>
+      <w:r>
+        <w:rPr>
+          <w:rFonts w:hint="default" w:ascii="Menlo" w:hAnsi="Menlo" w:eastAsia="Menlo" w:cs="Menlo"/>
+          <w:b w:val="0"/>
+          <w:bCs w:val="0"/>
+          <w:color w:val="BBBEBF"/>
+          <w:kern w:val="0"/>
+          <w:sz w:val="18"/>
+          <w:szCs w:val="18"/>
+          <w:shd w:val="clear" w:fill="121314"/>
+          <w:lang w:val="en-US" w:eastAsia="zh-CN" w:bidi="ar"/>
+        </w:rPr>
+        <w:t xml:space="preserve"> </w:t>
+      </w:r>
+      <w:r>
+        <w:rPr>
+          <w:rFonts w:hint="default" w:ascii="Menlo" w:hAnsi="Menlo" w:eastAsia="Menlo" w:cs="Menlo"/>
+          <w:b w:val="0"/>
+          <w:bCs w:val="0"/>
+          <w:color w:val="4EC9B0"/>
+          <w:kern w:val="0"/>
+          <w:sz w:val="18"/>
+          <w:szCs w:val="18"/>
+          <w:shd w:val="clear" w:fill="121314"/>
+          <w:lang w:val="en-US" w:eastAsia="zh-CN" w:bidi="ar"/>
+        </w:rPr>
+        <w:t>ValueError</w:t>
+      </w:r>
+      <w:r>
+        <w:rPr>
+          <w:rFonts w:hint="default" w:ascii="Menlo" w:hAnsi="Menlo" w:eastAsia="Menlo" w:cs="Menlo"/>
+          <w:b w:val="0"/>
+          <w:bCs w:val="0"/>
+          <w:color w:val="BBBEBF"/>
+          <w:kern w:val="0"/>
+          <w:sz w:val="18"/>
+          <w:szCs w:val="18"/>
+          <w:shd w:val="clear" w:fill="121314"/>
+          <w:lang w:val="en-US" w:eastAsia="zh-CN" w:bidi="ar"/>
+        </w:rPr>
+        <w:t>:</w:t>
+      </w:r>
+    </w:p>
+    <w:p>
+      <w:pPr>
+        <w:keepNext w:val="0"/>
+        <w:keepLines w:val="0"/>
+        <w:widowControl/>
+        <w:suppressLineNumbers w:val="0"/>
+        <w:shd w:val="clear" w:fill="121314"/>
+        <w:spacing w:line="360" w:lineRule="atLeast"/>
+        <w:jc w:val="left"/>
+        <w:rPr>
+          <w:rFonts w:hint="default" w:ascii="Menlo" w:hAnsi="Menlo" w:eastAsia="Menlo" w:cs="Menlo"/>
+          <w:b w:val="0"/>
+          <w:bCs w:val="0"/>
+          <w:color w:val="BBBEBF"/>
+          <w:sz w:val="18"/>
+          <w:szCs w:val="18"/>
+        </w:rPr>
+      </w:pPr>
+      <w:r>
+        <w:rPr>
+          <w:rFonts w:hint="default" w:ascii="Menlo" w:hAnsi="Menlo" w:eastAsia="Menlo" w:cs="Menlo"/>
+          <w:b w:val="0"/>
+          <w:bCs w:val="0"/>
+          <w:color w:val="BBBEBF"/>
+          <w:kern w:val="0"/>
+          <w:sz w:val="18"/>
+          <w:szCs w:val="18"/>
+          <w:shd w:val="clear" w:fill="121314"/>
+          <w:lang w:val="en-US" w:eastAsia="zh-CN" w:bidi="ar"/>
+        </w:rPr>
+        <w:t xml:space="preserve">            </w:t>
+      </w:r>
+      <w:r>
+        <w:rPr>
+          <w:rFonts w:hint="default" w:ascii="Menlo" w:hAnsi="Menlo" w:eastAsia="Menlo" w:cs="Menlo"/>
+          <w:b w:val="0"/>
+          <w:bCs w:val="0"/>
+          <w:color w:val="C586C0"/>
+          <w:kern w:val="0"/>
+          <w:sz w:val="18"/>
+          <w:szCs w:val="18"/>
+          <w:shd w:val="clear" w:fill="121314"/>
+          <w:lang w:val="en-US" w:eastAsia="zh-CN" w:bidi="ar"/>
+        </w:rPr>
+        <w:t>continue</w:t>
+      </w:r>
+    </w:p>
+    <w:p>
+      <w:pPr>
+        <w:keepNext w:val="0"/>
+        <w:keepLines w:val="0"/>
+        <w:widowControl/>
+        <w:suppressLineNumbers w:val="0"/>
+        <w:jc w:val="left"/>
+      </w:pPr>
+    </w:p>
+    <w:p>
+      <w:pPr>
+        <w:keepNext w:val="0"/>
+        <w:keepLines w:val="0"/>
+        <w:widowControl/>
+        <w:suppressLineNumbers w:val="0"/>
+        <w:shd w:val="clear" w:fill="121314"/>
+        <w:spacing w:line="360" w:lineRule="atLeast"/>
+        <w:jc w:val="left"/>
+        <w:rPr>
+          <w:rFonts w:hint="default" w:ascii="Menlo" w:hAnsi="Menlo" w:eastAsia="Menlo" w:cs="Menlo"/>
+          <w:b w:val="0"/>
+          <w:bCs w:val="0"/>
+          <w:color w:val="BBBEBF"/>
+          <w:sz w:val="18"/>
+          <w:szCs w:val="18"/>
+        </w:rPr>
+      </w:pPr>
+      <w:r>
+        <w:rPr>
+          <w:rFonts w:hint="default" w:ascii="Menlo" w:hAnsi="Menlo" w:eastAsia="Menlo" w:cs="Menlo"/>
+          <w:b w:val="0"/>
+          <w:bCs w:val="0"/>
+          <w:color w:val="BBBEBF"/>
+          <w:kern w:val="0"/>
+          <w:sz w:val="18"/>
+          <w:szCs w:val="18"/>
+          <w:shd w:val="clear" w:fill="121314"/>
+          <w:lang w:val="en-US" w:eastAsia="zh-CN" w:bidi="ar"/>
+        </w:rPr>
+        <w:t xml:space="preserve">        </w:t>
+      </w:r>
+      <w:r>
+        <w:rPr>
+          <w:rFonts w:hint="default" w:ascii="Menlo" w:hAnsi="Menlo" w:eastAsia="Menlo" w:cs="Menlo"/>
+          <w:b w:val="0"/>
+          <w:bCs w:val="0"/>
+          <w:color w:val="C586C0"/>
+          <w:kern w:val="0"/>
+          <w:sz w:val="18"/>
+          <w:szCs w:val="18"/>
+          <w:shd w:val="clear" w:fill="121314"/>
+          <w:lang w:val="en-US" w:eastAsia="zh-CN" w:bidi="ar"/>
+        </w:rPr>
+        <w:t>if</w:t>
+      </w:r>
+      <w:r>
+        <w:rPr>
+          <w:rFonts w:hint="default" w:ascii="Menlo" w:hAnsi="Menlo" w:eastAsia="Menlo" w:cs="Menlo"/>
+          <w:b w:val="0"/>
+          <w:bCs w:val="0"/>
+          <w:color w:val="BBBEBF"/>
+          <w:kern w:val="0"/>
+          <w:sz w:val="18"/>
+          <w:szCs w:val="18"/>
+          <w:shd w:val="clear" w:fill="121314"/>
+          <w:lang w:val="en-US" w:eastAsia="zh-CN" w:bidi="ar"/>
+        </w:rPr>
+        <w:t xml:space="preserve"> operation </w:t>
+      </w:r>
+      <w:r>
+        <w:rPr>
+          <w:rFonts w:hint="default" w:ascii="Menlo" w:hAnsi="Menlo" w:eastAsia="Menlo" w:cs="Menlo"/>
+          <w:b w:val="0"/>
+          <w:bCs w:val="0"/>
+          <w:color w:val="D4D4D4"/>
+          <w:kern w:val="0"/>
+          <w:sz w:val="18"/>
+          <w:szCs w:val="18"/>
+          <w:shd w:val="clear" w:fill="121314"/>
+          <w:lang w:val="en-US" w:eastAsia="zh-CN" w:bidi="ar"/>
+        </w:rPr>
+        <w:t>==</w:t>
+      </w:r>
+      <w:r>
+        <w:rPr>
+          <w:rFonts w:hint="default" w:ascii="Menlo" w:hAnsi="Menlo" w:eastAsia="Menlo" w:cs="Menlo"/>
+          <w:b w:val="0"/>
+          <w:bCs w:val="0"/>
+          <w:color w:val="BBBEBF"/>
+          <w:kern w:val="0"/>
+          <w:sz w:val="18"/>
+          <w:szCs w:val="18"/>
+          <w:shd w:val="clear" w:fill="121314"/>
+          <w:lang w:val="en-US" w:eastAsia="zh-CN" w:bidi="ar"/>
+        </w:rPr>
+        <w:t xml:space="preserve"> </w:t>
+      </w:r>
+      <w:r>
+        <w:rPr>
+          <w:rFonts w:hint="default" w:ascii="Menlo" w:hAnsi="Menlo" w:eastAsia="Menlo" w:cs="Menlo"/>
+          <w:b w:val="0"/>
+          <w:bCs w:val="0"/>
+          <w:color w:val="A5D6FF"/>
+          <w:kern w:val="0"/>
+          <w:sz w:val="18"/>
+          <w:szCs w:val="18"/>
+          <w:shd w:val="clear" w:fill="121314"/>
+          <w:lang w:val="en-US" w:eastAsia="zh-CN" w:bidi="ar"/>
+        </w:rPr>
+        <w:t>'+'</w:t>
+      </w:r>
+      <w:r>
+        <w:rPr>
+          <w:rFonts w:hint="default" w:ascii="Menlo" w:hAnsi="Menlo" w:eastAsia="Menlo" w:cs="Menlo"/>
+          <w:b w:val="0"/>
+          <w:bCs w:val="0"/>
+          <w:color w:val="BBBEBF"/>
+          <w:kern w:val="0"/>
+          <w:sz w:val="18"/>
+          <w:szCs w:val="18"/>
+          <w:shd w:val="clear" w:fill="121314"/>
+          <w:lang w:val="en-US" w:eastAsia="zh-CN" w:bidi="ar"/>
+        </w:rPr>
+        <w:t>:</w:t>
+      </w:r>
+    </w:p>
+    <w:p>
+      <w:pPr>
+        <w:keepNext w:val="0"/>
+        <w:keepLines w:val="0"/>
+        <w:widowControl/>
+        <w:suppressLineNumbers w:val="0"/>
+        <w:shd w:val="clear" w:fill="121314"/>
+        <w:spacing w:line="360" w:lineRule="atLeast"/>
+        <w:jc w:val="left"/>
+        <w:rPr>
+          <w:rFonts w:hint="default" w:ascii="Menlo" w:hAnsi="Menlo" w:eastAsia="Menlo" w:cs="Menlo"/>
+          <w:b w:val="0"/>
+          <w:bCs w:val="0"/>
+          <w:color w:val="BBBEBF"/>
+          <w:sz w:val="18"/>
+          <w:szCs w:val="18"/>
+        </w:rPr>
+      </w:pPr>
+      <w:r>
+        <w:rPr>
+          <w:rFonts w:hint="default" w:ascii="Menlo" w:hAnsi="Menlo" w:eastAsia="Menlo" w:cs="Menlo"/>
+          <w:b w:val="0"/>
+          <w:bCs w:val="0"/>
+          <w:color w:val="BBBEBF"/>
+          <w:kern w:val="0"/>
+          <w:sz w:val="18"/>
+          <w:szCs w:val="18"/>
+          <w:shd w:val="clear" w:fill="121314"/>
+          <w:lang w:val="en-US" w:eastAsia="zh-CN" w:bidi="ar"/>
+        </w:rPr>
+        <w:t xml:space="preserve">            result </w:t>
+      </w:r>
+      <w:r>
+        <w:rPr>
+          <w:rFonts w:hint="default" w:ascii="Menlo" w:hAnsi="Menlo" w:eastAsia="Menlo" w:cs="Menlo"/>
+          <w:b w:val="0"/>
+          <w:bCs w:val="0"/>
+          <w:color w:val="D4D4D4"/>
+          <w:kern w:val="0"/>
+          <w:sz w:val="18"/>
+          <w:szCs w:val="18"/>
+          <w:shd w:val="clear" w:fill="121314"/>
+          <w:lang w:val="en-US" w:eastAsia="zh-CN" w:bidi="ar"/>
+        </w:rPr>
+        <w:t>=</w:t>
+      </w:r>
+      <w:r>
+        <w:rPr>
+          <w:rFonts w:hint="default" w:ascii="Menlo" w:hAnsi="Menlo" w:eastAsia="Menlo" w:cs="Menlo"/>
+          <w:b w:val="0"/>
+          <w:bCs w:val="0"/>
+          <w:color w:val="BBBEBF"/>
+          <w:kern w:val="0"/>
+          <w:sz w:val="18"/>
+          <w:szCs w:val="18"/>
+          <w:shd w:val="clear" w:fill="121314"/>
+          <w:lang w:val="en-US" w:eastAsia="zh-CN" w:bidi="ar"/>
+        </w:rPr>
+        <w:t xml:space="preserve"> num1 </w:t>
+      </w:r>
+      <w:r>
+        <w:rPr>
+          <w:rFonts w:hint="default" w:ascii="Menlo" w:hAnsi="Menlo" w:eastAsia="Menlo" w:cs="Menlo"/>
+          <w:b w:val="0"/>
+          <w:bCs w:val="0"/>
+          <w:color w:val="D4D4D4"/>
+          <w:kern w:val="0"/>
+          <w:sz w:val="18"/>
+          <w:szCs w:val="18"/>
+          <w:shd w:val="clear" w:fill="121314"/>
+          <w:lang w:val="en-US" w:eastAsia="zh-CN" w:bidi="ar"/>
+        </w:rPr>
+        <w:t>+</w:t>
+      </w:r>
+      <w:r>
+        <w:rPr>
+          <w:rFonts w:hint="default" w:ascii="Menlo" w:hAnsi="Menlo" w:eastAsia="Menlo" w:cs="Menlo"/>
+          <w:b w:val="0"/>
+          <w:bCs w:val="0"/>
+          <w:color w:val="BBBEBF"/>
+          <w:kern w:val="0"/>
+          <w:sz w:val="18"/>
+          <w:szCs w:val="18"/>
+          <w:shd w:val="clear" w:fill="121314"/>
+          <w:lang w:val="en-US" w:eastAsia="zh-CN" w:bidi="ar"/>
+        </w:rPr>
+        <w:t xml:space="preserve"> num2</w:t>
+      </w:r>
+    </w:p>
+    <w:p>
+      <w:pPr>
+        <w:keepNext w:val="0"/>
+        <w:keepLines w:val="0"/>
+        <w:widowControl/>
+        <w:suppressLineNumbers w:val="0"/>
+        <w:shd w:val="clear" w:fill="121314"/>
+        <w:spacing w:line="360" w:lineRule="atLeast"/>
+        <w:jc w:val="left"/>
+        <w:rPr>
+          <w:rFonts w:hint="default" w:ascii="Menlo" w:hAnsi="Menlo" w:eastAsia="Menlo" w:cs="Menlo"/>
+          <w:b w:val="0"/>
+          <w:bCs w:val="0"/>
+          <w:color w:val="BBBEBF"/>
+          <w:sz w:val="18"/>
+          <w:szCs w:val="18"/>
+        </w:rPr>
+      </w:pPr>
+      <w:r>
+        <w:rPr>
+          <w:rFonts w:hint="default" w:ascii="Menlo" w:hAnsi="Menlo" w:eastAsia="Menlo" w:cs="Menlo"/>
+          <w:b w:val="0"/>
+          <w:bCs w:val="0"/>
+          <w:color w:val="BBBEBF"/>
+          <w:kern w:val="0"/>
+          <w:sz w:val="18"/>
+          <w:szCs w:val="18"/>
+          <w:shd w:val="clear" w:fill="121314"/>
+          <w:lang w:val="en-US" w:eastAsia="zh-CN" w:bidi="ar"/>
+        </w:rPr>
+        <w:t xml:space="preserve">        </w:t>
+      </w:r>
+      <w:r>
+        <w:rPr>
+          <w:rFonts w:hint="default" w:ascii="Menlo" w:hAnsi="Menlo" w:eastAsia="Menlo" w:cs="Menlo"/>
+          <w:b w:val="0"/>
+          <w:bCs w:val="0"/>
+          <w:color w:val="C586C0"/>
+          <w:kern w:val="0"/>
+          <w:sz w:val="18"/>
+          <w:szCs w:val="18"/>
+          <w:shd w:val="clear" w:fill="121314"/>
+          <w:lang w:val="en-US" w:eastAsia="zh-CN" w:bidi="ar"/>
+        </w:rPr>
+        <w:t>elif</w:t>
+      </w:r>
+      <w:r>
+        <w:rPr>
+          <w:rFonts w:hint="default" w:ascii="Menlo" w:hAnsi="Menlo" w:eastAsia="Menlo" w:cs="Menlo"/>
+          <w:b w:val="0"/>
+          <w:bCs w:val="0"/>
+          <w:color w:val="BBBEBF"/>
+          <w:kern w:val="0"/>
+          <w:sz w:val="18"/>
+          <w:szCs w:val="18"/>
+          <w:shd w:val="clear" w:fill="121314"/>
+          <w:lang w:val="en-US" w:eastAsia="zh-CN" w:bidi="ar"/>
+        </w:rPr>
+        <w:t xml:space="preserve"> operation </w:t>
+      </w:r>
+      <w:r>
+        <w:rPr>
+          <w:rFonts w:hint="default" w:ascii="Menlo" w:hAnsi="Menlo" w:eastAsia="Menlo" w:cs="Menlo"/>
+          <w:b w:val="0"/>
+          <w:bCs w:val="0"/>
+          <w:color w:val="D4D4D4"/>
+          <w:kern w:val="0"/>
+          <w:sz w:val="18"/>
+          <w:szCs w:val="18"/>
+          <w:shd w:val="clear" w:fill="121314"/>
+          <w:lang w:val="en-US" w:eastAsia="zh-CN" w:bidi="ar"/>
+        </w:rPr>
+        <w:t>==</w:t>
+      </w:r>
+      <w:r>
+        <w:rPr>
+          <w:rFonts w:hint="default" w:ascii="Menlo" w:hAnsi="Menlo" w:eastAsia="Menlo" w:cs="Menlo"/>
+          <w:b w:val="0"/>
+          <w:bCs w:val="0"/>
+          <w:color w:val="BBBEBF"/>
+          <w:kern w:val="0"/>
+          <w:sz w:val="18"/>
+          <w:szCs w:val="18"/>
+          <w:shd w:val="clear" w:fill="121314"/>
+          <w:lang w:val="en-US" w:eastAsia="zh-CN" w:bidi="ar"/>
+        </w:rPr>
+        <w:t xml:space="preserve"> </w:t>
+      </w:r>
+      <w:r>
+        <w:rPr>
+          <w:rFonts w:hint="default" w:ascii="Menlo" w:hAnsi="Menlo" w:eastAsia="Menlo" w:cs="Menlo"/>
+          <w:b w:val="0"/>
+          <w:bCs w:val="0"/>
+          <w:color w:val="A5D6FF"/>
+          <w:kern w:val="0"/>
+          <w:sz w:val="18"/>
+          <w:szCs w:val="18"/>
+          <w:shd w:val="clear" w:fill="121314"/>
+          <w:lang w:val="en-US" w:eastAsia="zh-CN" w:bidi="ar"/>
+        </w:rPr>
+        <w:t>'-'</w:t>
+      </w:r>
+      <w:r>
+        <w:rPr>
+          <w:rFonts w:hint="default" w:ascii="Menlo" w:hAnsi="Menlo" w:eastAsia="Menlo" w:cs="Menlo"/>
+          <w:b w:val="0"/>
+          <w:bCs w:val="0"/>
+          <w:color w:val="BBBEBF"/>
+          <w:kern w:val="0"/>
+          <w:sz w:val="18"/>
+          <w:szCs w:val="18"/>
+          <w:shd w:val="clear" w:fill="121314"/>
+          <w:lang w:val="en-US" w:eastAsia="zh-CN" w:bidi="ar"/>
+        </w:rPr>
+        <w:t>:</w:t>
+      </w:r>
+    </w:p>
+    <w:p>
+      <w:pPr>
+        <w:keepNext w:val="0"/>
+        <w:keepLines w:val="0"/>
+        <w:widowControl/>
+        <w:suppressLineNumbers w:val="0"/>
+        <w:shd w:val="clear" w:fill="121314"/>
+        <w:spacing w:line="360" w:lineRule="atLeast"/>
+        <w:jc w:val="left"/>
+        <w:rPr>
+          <w:rFonts w:hint="default" w:ascii="Menlo" w:hAnsi="Menlo" w:eastAsia="Menlo" w:cs="Menlo"/>
+          <w:b w:val="0"/>
+          <w:bCs w:val="0"/>
+          <w:color w:val="BBBEBF"/>
+          <w:sz w:val="18"/>
+          <w:szCs w:val="18"/>
+        </w:rPr>
+      </w:pPr>
+      <w:r>
+        <w:rPr>
+          <w:rFonts w:hint="default" w:ascii="Menlo" w:hAnsi="Menlo" w:eastAsia="Menlo" w:cs="Menlo"/>
+          <w:b w:val="0"/>
+          <w:bCs w:val="0"/>
+          <w:color w:val="BBBEBF"/>
+          <w:kern w:val="0"/>
+          <w:sz w:val="18"/>
+          <w:szCs w:val="18"/>
+          <w:shd w:val="clear" w:fill="121314"/>
+          <w:lang w:val="en-US" w:eastAsia="zh-CN" w:bidi="ar"/>
+        </w:rPr>
+        <w:t xml:space="preserve">            result </w:t>
+      </w:r>
+      <w:r>
+        <w:rPr>
+          <w:rFonts w:hint="default" w:ascii="Menlo" w:hAnsi="Menlo" w:eastAsia="Menlo" w:cs="Menlo"/>
+          <w:b w:val="0"/>
+          <w:bCs w:val="0"/>
+          <w:color w:val="D4D4D4"/>
+          <w:kern w:val="0"/>
+          <w:sz w:val="18"/>
+          <w:szCs w:val="18"/>
+          <w:shd w:val="clear" w:fill="121314"/>
+          <w:lang w:val="en-US" w:eastAsia="zh-CN" w:bidi="ar"/>
+        </w:rPr>
+        <w:t>=</w:t>
+      </w:r>
+      <w:r>
+        <w:rPr>
+          <w:rFonts w:hint="default" w:ascii="Menlo" w:hAnsi="Menlo" w:eastAsia="Menlo" w:cs="Menlo"/>
+          <w:b w:val="0"/>
+          <w:bCs w:val="0"/>
+          <w:color w:val="BBBEBF"/>
+          <w:kern w:val="0"/>
+          <w:sz w:val="18"/>
+          <w:szCs w:val="18"/>
+          <w:shd w:val="clear" w:fill="121314"/>
+          <w:lang w:val="en-US" w:eastAsia="zh-CN" w:bidi="ar"/>
+        </w:rPr>
+        <w:t xml:space="preserve"> num1 </w:t>
+      </w:r>
+      <w:r>
+        <w:rPr>
+          <w:rFonts w:hint="default" w:ascii="Menlo" w:hAnsi="Menlo" w:eastAsia="Menlo" w:cs="Menlo"/>
+          <w:b w:val="0"/>
+          <w:bCs w:val="0"/>
+          <w:color w:val="D4D4D4"/>
+          <w:kern w:val="0"/>
+          <w:sz w:val="18"/>
+          <w:szCs w:val="18"/>
+          <w:shd w:val="clear" w:fill="121314"/>
+          <w:lang w:val="en-US" w:eastAsia="zh-CN" w:bidi="ar"/>
+        </w:rPr>
+        <w:t>-</w:t>
+      </w:r>
+      <w:r>
+        <w:rPr>
+          <w:rFonts w:hint="default" w:ascii="Menlo" w:hAnsi="Menlo" w:eastAsia="Menlo" w:cs="Menlo"/>
+          <w:b w:val="0"/>
+          <w:bCs w:val="0"/>
+          <w:color w:val="BBBEBF"/>
+          <w:kern w:val="0"/>
+          <w:sz w:val="18"/>
+          <w:szCs w:val="18"/>
+          <w:shd w:val="clear" w:fill="121314"/>
+          <w:lang w:val="en-US" w:eastAsia="zh-CN" w:bidi="ar"/>
+        </w:rPr>
+        <w:t xml:space="preserve"> num2</w:t>
+      </w:r>
+    </w:p>
+    <w:p>
+      <w:pPr>
+        <w:keepNext w:val="0"/>
+        <w:keepLines w:val="0"/>
+        <w:widowControl/>
+        <w:suppressLineNumbers w:val="0"/>
+        <w:shd w:val="clear" w:fill="121314"/>
+        <w:spacing w:line="360" w:lineRule="atLeast"/>
+        <w:jc w:val="left"/>
+        <w:rPr>
+          <w:rFonts w:hint="default" w:ascii="Menlo" w:hAnsi="Menlo" w:eastAsia="Menlo" w:cs="Menlo"/>
+          <w:b w:val="0"/>
+          <w:bCs w:val="0"/>
+          <w:color w:val="BBBEBF"/>
+          <w:sz w:val="18"/>
+          <w:szCs w:val="18"/>
+        </w:rPr>
+      </w:pPr>
+      <w:r>
+        <w:rPr>
+          <w:rFonts w:hint="default" w:ascii="Menlo" w:hAnsi="Menlo" w:eastAsia="Menlo" w:cs="Menlo"/>
+          <w:b w:val="0"/>
+          <w:bCs w:val="0"/>
+          <w:color w:val="BBBEBF"/>
+          <w:kern w:val="0"/>
+          <w:sz w:val="18"/>
+          <w:szCs w:val="18"/>
+          <w:shd w:val="clear" w:fill="121314"/>
+          <w:lang w:val="en-US" w:eastAsia="zh-CN" w:bidi="ar"/>
+        </w:rPr>
+        <w:t xml:space="preserve">        </w:t>
+      </w:r>
+      <w:r>
+        <w:rPr>
+          <w:rFonts w:hint="default" w:ascii="Menlo" w:hAnsi="Menlo" w:eastAsia="Menlo" w:cs="Menlo"/>
+          <w:b w:val="0"/>
+          <w:bCs w:val="0"/>
+          <w:color w:val="C586C0"/>
+          <w:kern w:val="0"/>
+          <w:sz w:val="18"/>
+          <w:szCs w:val="18"/>
+          <w:shd w:val="clear" w:fill="121314"/>
+          <w:lang w:val="en-US" w:eastAsia="zh-CN" w:bidi="ar"/>
+        </w:rPr>
+        <w:t>elif</w:t>
+      </w:r>
+      <w:r>
+        <w:rPr>
+          <w:rFonts w:hint="default" w:ascii="Menlo" w:hAnsi="Menlo" w:eastAsia="Menlo" w:cs="Menlo"/>
+          <w:b w:val="0"/>
+          <w:bCs w:val="0"/>
+          <w:color w:val="BBBEBF"/>
+          <w:kern w:val="0"/>
+          <w:sz w:val="18"/>
+          <w:szCs w:val="18"/>
+          <w:shd w:val="clear" w:fill="121314"/>
+          <w:lang w:val="en-US" w:eastAsia="zh-CN" w:bidi="ar"/>
+        </w:rPr>
+        <w:t xml:space="preserve"> operation </w:t>
+      </w:r>
+      <w:r>
+        <w:rPr>
+          <w:rFonts w:hint="default" w:ascii="Menlo" w:hAnsi="Menlo" w:eastAsia="Menlo" w:cs="Menlo"/>
+          <w:b w:val="0"/>
+          <w:bCs w:val="0"/>
+          <w:color w:val="D4D4D4"/>
+          <w:kern w:val="0"/>
+          <w:sz w:val="18"/>
+          <w:szCs w:val="18"/>
+          <w:shd w:val="clear" w:fill="121314"/>
+          <w:lang w:val="en-US" w:eastAsia="zh-CN" w:bidi="ar"/>
+        </w:rPr>
+        <w:t>==</w:t>
+      </w:r>
+      <w:r>
+        <w:rPr>
+          <w:rFonts w:hint="default" w:ascii="Menlo" w:hAnsi="Menlo" w:eastAsia="Menlo" w:cs="Menlo"/>
+          <w:b w:val="0"/>
+          <w:bCs w:val="0"/>
+          <w:color w:val="BBBEBF"/>
+          <w:kern w:val="0"/>
+          <w:sz w:val="18"/>
+          <w:szCs w:val="18"/>
+          <w:shd w:val="clear" w:fill="121314"/>
+          <w:lang w:val="en-US" w:eastAsia="zh-CN" w:bidi="ar"/>
+        </w:rPr>
+        <w:t xml:space="preserve"> </w:t>
+      </w:r>
+      <w:r>
+        <w:rPr>
+          <w:rFonts w:hint="default" w:ascii="Menlo" w:hAnsi="Menlo" w:eastAsia="Menlo" w:cs="Menlo"/>
+          <w:b w:val="0"/>
+          <w:bCs w:val="0"/>
+          <w:color w:val="A5D6FF"/>
+          <w:kern w:val="0"/>
+          <w:sz w:val="18"/>
+          <w:szCs w:val="18"/>
+          <w:shd w:val="clear" w:fill="121314"/>
+          <w:lang w:val="en-US" w:eastAsia="zh-CN" w:bidi="ar"/>
+        </w:rPr>
+        <w:t>'*'</w:t>
+      </w:r>
+      <w:r>
+        <w:rPr>
+          <w:rFonts w:hint="default" w:ascii="Menlo" w:hAnsi="Menlo" w:eastAsia="Menlo" w:cs="Menlo"/>
+          <w:b w:val="0"/>
+          <w:bCs w:val="0"/>
+          <w:color w:val="BBBEBF"/>
+          <w:kern w:val="0"/>
+          <w:sz w:val="18"/>
+          <w:szCs w:val="18"/>
+          <w:shd w:val="clear" w:fill="121314"/>
+          <w:lang w:val="en-US" w:eastAsia="zh-CN" w:bidi="ar"/>
+        </w:rPr>
+        <w:t>:</w:t>
+      </w:r>
+    </w:p>
+    <w:p>
+      <w:pPr>
+        <w:keepNext w:val="0"/>
+        <w:keepLines w:val="0"/>
+        <w:widowControl/>
+        <w:suppressLineNumbers w:val="0"/>
+        <w:shd w:val="clear" w:fill="121314"/>
+        <w:spacing w:line="360" w:lineRule="atLeast"/>
+        <w:jc w:val="left"/>
+        <w:rPr>
+          <w:rFonts w:hint="default" w:ascii="Menlo" w:hAnsi="Menlo" w:eastAsia="Menlo" w:cs="Menlo"/>
+          <w:b w:val="0"/>
+          <w:bCs w:val="0"/>
+          <w:color w:val="BBBEBF"/>
+          <w:sz w:val="18"/>
+          <w:szCs w:val="18"/>
+        </w:rPr>
+      </w:pPr>
+      <w:r>
+        <w:rPr>
+          <w:rFonts w:hint="default" w:ascii="Menlo" w:hAnsi="Menlo" w:eastAsia="Menlo" w:cs="Menlo"/>
+          <w:b w:val="0"/>
+          <w:bCs w:val="0"/>
+          <w:color w:val="BBBEBF"/>
+          <w:kern w:val="0"/>
+          <w:sz w:val="18"/>
+          <w:szCs w:val="18"/>
+          <w:shd w:val="clear" w:fill="121314"/>
+          <w:lang w:val="en-US" w:eastAsia="zh-CN" w:bidi="ar"/>
+        </w:rPr>
+        <w:t xml:space="preserve">            result </w:t>
+      </w:r>
+      <w:r>
+        <w:rPr>
+          <w:rFonts w:hint="default" w:ascii="Menlo" w:hAnsi="Menlo" w:eastAsia="Menlo" w:cs="Menlo"/>
+          <w:b w:val="0"/>
+          <w:bCs w:val="0"/>
+          <w:color w:val="D4D4D4"/>
+          <w:kern w:val="0"/>
+          <w:sz w:val="18"/>
+          <w:szCs w:val="18"/>
+          <w:shd w:val="clear" w:fill="121314"/>
+          <w:lang w:val="en-US" w:eastAsia="zh-CN" w:bidi="ar"/>
+        </w:rPr>
+        <w:t>=</w:t>
+      </w:r>
+      <w:r>
+        <w:rPr>
+          <w:rFonts w:hint="default" w:ascii="Menlo" w:hAnsi="Menlo" w:eastAsia="Menlo" w:cs="Menlo"/>
+          <w:b w:val="0"/>
+          <w:bCs w:val="0"/>
+          <w:color w:val="BBBEBF"/>
+          <w:kern w:val="0"/>
+          <w:sz w:val="18"/>
+          <w:szCs w:val="18"/>
+          <w:shd w:val="clear" w:fill="121314"/>
+          <w:lang w:val="en-US" w:eastAsia="zh-CN" w:bidi="ar"/>
+        </w:rPr>
+        <w:t xml:space="preserve"> num1 </w:t>
+      </w:r>
+      <w:r>
+        <w:rPr>
+          <w:rFonts w:hint="default" w:ascii="Menlo" w:hAnsi="Menlo" w:eastAsia="Menlo" w:cs="Menlo"/>
+          <w:b w:val="0"/>
+          <w:bCs w:val="0"/>
+          <w:color w:val="D4D4D4"/>
+          <w:kern w:val="0"/>
+          <w:sz w:val="18"/>
+          <w:szCs w:val="18"/>
+          <w:shd w:val="clear" w:fill="121314"/>
+          <w:lang w:val="en-US" w:eastAsia="zh-CN" w:bidi="ar"/>
+        </w:rPr>
+        <w:t>*</w:t>
+      </w:r>
+      <w:r>
+        <w:rPr>
+          <w:rFonts w:hint="default" w:ascii="Menlo" w:hAnsi="Menlo" w:eastAsia="Menlo" w:cs="Menlo"/>
+          <w:b w:val="0"/>
+          <w:bCs w:val="0"/>
+          <w:color w:val="BBBEBF"/>
+          <w:kern w:val="0"/>
+          <w:sz w:val="18"/>
+          <w:szCs w:val="18"/>
+          <w:shd w:val="clear" w:fill="121314"/>
+          <w:lang w:val="en-US" w:eastAsia="zh-CN" w:bidi="ar"/>
+        </w:rPr>
+        <w:t xml:space="preserve"> num2</w:t>
+      </w:r>
+    </w:p>
+    <w:p>
+      <w:pPr>
+        <w:keepNext w:val="0"/>
+        <w:keepLines w:val="0"/>
+        <w:widowControl/>
+        <w:suppressLineNumbers w:val="0"/>
+        <w:shd w:val="clear" w:fill="121314"/>
+        <w:spacing w:line="360" w:lineRule="atLeast"/>
+        <w:jc w:val="left"/>
+        <w:rPr>
+          <w:rFonts w:hint="default" w:ascii="Menlo" w:hAnsi="Menlo" w:eastAsia="Menlo" w:cs="Menlo"/>
+          <w:b w:val="0"/>
+          <w:bCs w:val="0"/>
+          <w:color w:val="BBBEBF"/>
+          <w:sz w:val="18"/>
+          <w:szCs w:val="18"/>
+        </w:rPr>
+      </w:pPr>
+      <w:r>
+        <w:rPr>
+          <w:rFonts w:hint="default" w:ascii="Menlo" w:hAnsi="Menlo" w:eastAsia="Menlo" w:cs="Menlo"/>
+          <w:b w:val="0"/>
+          <w:bCs w:val="0"/>
+          <w:color w:val="BBBEBF"/>
+          <w:kern w:val="0"/>
+          <w:sz w:val="18"/>
+          <w:szCs w:val="18"/>
+          <w:shd w:val="clear" w:fill="121314"/>
+          <w:lang w:val="en-US" w:eastAsia="zh-CN" w:bidi="ar"/>
+        </w:rPr>
+        <w:t xml:space="preserve">        </w:t>
+      </w:r>
+      <w:r>
+        <w:rPr>
+          <w:rFonts w:hint="default" w:ascii="Menlo" w:hAnsi="Menlo" w:eastAsia="Menlo" w:cs="Menlo"/>
+          <w:b w:val="0"/>
+          <w:bCs w:val="0"/>
+          <w:color w:val="C586C0"/>
+          <w:kern w:val="0"/>
+          <w:sz w:val="18"/>
+          <w:szCs w:val="18"/>
+          <w:shd w:val="clear" w:fill="121314"/>
+          <w:lang w:val="en-US" w:eastAsia="zh-CN" w:bidi="ar"/>
+        </w:rPr>
+        <w:t>elif</w:t>
+      </w:r>
+      <w:r>
+        <w:rPr>
+          <w:rFonts w:hint="default" w:ascii="Menlo" w:hAnsi="Menlo" w:eastAsia="Menlo" w:cs="Menlo"/>
+          <w:b w:val="0"/>
+          <w:bCs w:val="0"/>
+          <w:color w:val="BBBEBF"/>
+          <w:kern w:val="0"/>
+          <w:sz w:val="18"/>
+          <w:szCs w:val="18"/>
+          <w:shd w:val="clear" w:fill="121314"/>
+          <w:lang w:val="en-US" w:eastAsia="zh-CN" w:bidi="ar"/>
+        </w:rPr>
+        <w:t xml:space="preserve"> operation </w:t>
+      </w:r>
+      <w:r>
+        <w:rPr>
+          <w:rFonts w:hint="default" w:ascii="Menlo" w:hAnsi="Menlo" w:eastAsia="Menlo" w:cs="Menlo"/>
+          <w:b w:val="0"/>
+          <w:bCs w:val="0"/>
+          <w:color w:val="D4D4D4"/>
+          <w:kern w:val="0"/>
+          <w:sz w:val="18"/>
+          <w:szCs w:val="18"/>
+          <w:shd w:val="clear" w:fill="121314"/>
+          <w:lang w:val="en-US" w:eastAsia="zh-CN" w:bidi="ar"/>
+        </w:rPr>
+        <w:t>==</w:t>
+      </w:r>
+      <w:r>
+        <w:rPr>
+          <w:rFonts w:hint="default" w:ascii="Menlo" w:hAnsi="Menlo" w:eastAsia="Menlo" w:cs="Menlo"/>
+          <w:b w:val="0"/>
+          <w:bCs w:val="0"/>
+          <w:color w:val="BBBEBF"/>
+          <w:kern w:val="0"/>
+          <w:sz w:val="18"/>
+          <w:szCs w:val="18"/>
+          <w:shd w:val="clear" w:fill="121314"/>
+          <w:lang w:val="en-US" w:eastAsia="zh-CN" w:bidi="ar"/>
+        </w:rPr>
+        <w:t xml:space="preserve"> </w:t>
+      </w:r>
+      <w:r>
+        <w:rPr>
+          <w:rFonts w:hint="default" w:ascii="Menlo" w:hAnsi="Menlo" w:eastAsia="Menlo" w:cs="Menlo"/>
+          <w:b w:val="0"/>
+          <w:bCs w:val="0"/>
+          <w:color w:val="A5D6FF"/>
+          <w:kern w:val="0"/>
+          <w:sz w:val="18"/>
+          <w:szCs w:val="18"/>
+          <w:shd w:val="clear" w:fill="121314"/>
+          <w:lang w:val="en-US" w:eastAsia="zh-CN" w:bidi="ar"/>
+        </w:rPr>
+        <w:t>'/'</w:t>
+      </w:r>
+      <w:r>
+        <w:rPr>
+          <w:rFonts w:hint="default" w:ascii="Menlo" w:hAnsi="Menlo" w:eastAsia="Menlo" w:cs="Menlo"/>
+          <w:b w:val="0"/>
+          <w:bCs w:val="0"/>
+          <w:color w:val="BBBEBF"/>
+          <w:kern w:val="0"/>
+          <w:sz w:val="18"/>
+          <w:szCs w:val="18"/>
+          <w:shd w:val="clear" w:fill="121314"/>
+          <w:lang w:val="en-US" w:eastAsia="zh-CN" w:bidi="ar"/>
+        </w:rPr>
+        <w:t>:</w:t>
+      </w:r>
+    </w:p>
+    <w:p>
+      <w:pPr>
+        <w:keepNext w:val="0"/>
+        <w:keepLines w:val="0"/>
+        <w:widowControl/>
+        <w:suppressLineNumbers w:val="0"/>
+        <w:shd w:val="clear" w:fill="121314"/>
+        <w:spacing w:line="360" w:lineRule="atLeast"/>
+        <w:jc w:val="left"/>
+        <w:rPr>
+          <w:rFonts w:hint="default" w:ascii="Menlo" w:hAnsi="Menlo" w:eastAsia="Menlo" w:cs="Menlo"/>
+          <w:b w:val="0"/>
+          <w:bCs w:val="0"/>
+          <w:color w:val="BBBEBF"/>
+          <w:sz w:val="18"/>
+          <w:szCs w:val="18"/>
+        </w:rPr>
+      </w:pPr>
+      <w:r>
+        <w:rPr>
+          <w:rFonts w:hint="default" w:ascii="Menlo" w:hAnsi="Menlo" w:eastAsia="Menlo" w:cs="Menlo"/>
+          <w:b w:val="0"/>
+          <w:bCs w:val="0"/>
+          <w:color w:val="BBBEBF"/>
+          <w:kern w:val="0"/>
+          <w:sz w:val="18"/>
+          <w:szCs w:val="18"/>
+          <w:shd w:val="clear" w:fill="121314"/>
+          <w:lang w:val="en-US" w:eastAsia="zh-CN" w:bidi="ar"/>
+        </w:rPr>
+        <w:t xml:space="preserve">            </w:t>
+      </w:r>
+      <w:r>
+        <w:rPr>
+          <w:rFonts w:hint="default" w:ascii="Menlo" w:hAnsi="Menlo" w:eastAsia="Menlo" w:cs="Menlo"/>
+          <w:b w:val="0"/>
+          <w:bCs w:val="0"/>
+          <w:color w:val="C586C0"/>
+          <w:kern w:val="0"/>
+          <w:sz w:val="18"/>
+          <w:szCs w:val="18"/>
+          <w:shd w:val="clear" w:fill="121314"/>
+          <w:lang w:val="en-US" w:eastAsia="zh-CN" w:bidi="ar"/>
+        </w:rPr>
+        <w:t>if</w:t>
+      </w:r>
+      <w:r>
+        <w:rPr>
+          <w:rFonts w:hint="default" w:ascii="Menlo" w:hAnsi="Menlo" w:eastAsia="Menlo" w:cs="Menlo"/>
+          <w:b w:val="0"/>
+          <w:bCs w:val="0"/>
+          <w:color w:val="BBBEBF"/>
+          <w:kern w:val="0"/>
+          <w:sz w:val="18"/>
+          <w:szCs w:val="18"/>
+          <w:shd w:val="clear" w:fill="121314"/>
+          <w:lang w:val="en-US" w:eastAsia="zh-CN" w:bidi="ar"/>
+        </w:rPr>
+        <w:t xml:space="preserve"> num2 </w:t>
+      </w:r>
+      <w:r>
+        <w:rPr>
+          <w:rFonts w:hint="default" w:ascii="Menlo" w:hAnsi="Menlo" w:eastAsia="Menlo" w:cs="Menlo"/>
+          <w:b w:val="0"/>
+          <w:bCs w:val="0"/>
+          <w:color w:val="D4D4D4"/>
+          <w:kern w:val="0"/>
+          <w:sz w:val="18"/>
+          <w:szCs w:val="18"/>
+          <w:shd w:val="clear" w:fill="121314"/>
+          <w:lang w:val="en-US" w:eastAsia="zh-CN" w:bidi="ar"/>
+        </w:rPr>
+        <w:t>==</w:t>
+      </w:r>
+      <w:r>
+        <w:rPr>
+          <w:rFonts w:hint="default" w:ascii="Menlo" w:hAnsi="Menlo" w:eastAsia="Menlo" w:cs="Menlo"/>
+          <w:b w:val="0"/>
+          <w:bCs w:val="0"/>
+          <w:color w:val="BBBEBF"/>
+          <w:kern w:val="0"/>
+          <w:sz w:val="18"/>
+          <w:szCs w:val="18"/>
+          <w:shd w:val="clear" w:fill="121314"/>
+          <w:lang w:val="en-US" w:eastAsia="zh-CN" w:bidi="ar"/>
+        </w:rPr>
+        <w:t xml:space="preserve"> </w:t>
+      </w:r>
+      <w:r>
+        <w:rPr>
+          <w:rFonts w:hint="default" w:ascii="Menlo" w:hAnsi="Menlo" w:eastAsia="Menlo" w:cs="Menlo"/>
+          <w:b w:val="0"/>
+          <w:bCs w:val="0"/>
+          <w:color w:val="B5CEA8"/>
+          <w:kern w:val="0"/>
+          <w:sz w:val="18"/>
+          <w:szCs w:val="18"/>
+          <w:shd w:val="clear" w:fill="121314"/>
+          <w:lang w:val="en-US" w:eastAsia="zh-CN" w:bidi="ar"/>
+        </w:rPr>
+        <w:t>0</w:t>
+      </w:r>
+      <w:r>
+        <w:rPr>
+          <w:rFonts w:hint="default" w:ascii="Menlo" w:hAnsi="Menlo" w:eastAsia="Menlo" w:cs="Menlo"/>
+          <w:b w:val="0"/>
+          <w:bCs w:val="0"/>
+          <w:color w:val="BBBEBF"/>
+          <w:kern w:val="0"/>
+          <w:sz w:val="18"/>
+          <w:szCs w:val="18"/>
+          <w:shd w:val="clear" w:fill="121314"/>
+          <w:lang w:val="en-US" w:eastAsia="zh-CN" w:bidi="ar"/>
+        </w:rPr>
+        <w:t>:</w:t>
+      </w:r>
+    </w:p>
+    <w:p>
+      <w:pPr>
+        <w:keepNext w:val="0"/>
+        <w:keepLines w:val="0"/>
+        <w:widowControl/>
+        <w:suppressLineNumbers w:val="0"/>
+        <w:shd w:val="clear" w:fill="121314"/>
+        <w:spacing w:line="360" w:lineRule="atLeast"/>
+        <w:jc w:val="left"/>
+        <w:rPr>
+          <w:rFonts w:hint="default" w:ascii="Menlo" w:hAnsi="Menlo" w:eastAsia="Menlo" w:cs="Menlo"/>
+          <w:b w:val="0"/>
+          <w:bCs w:val="0"/>
+          <w:color w:val="BBBEBF"/>
+          <w:sz w:val="18"/>
+          <w:szCs w:val="18"/>
+        </w:rPr>
+      </w:pPr>
+      <w:r>
+        <w:rPr>
+          <w:rFonts w:hint="default" w:ascii="Menlo" w:hAnsi="Menlo" w:eastAsia="Menlo" w:cs="Menlo"/>
+          <w:b w:val="0"/>
+          <w:bCs w:val="0"/>
+          <w:color w:val="BBBEBF"/>
+          <w:kern w:val="0"/>
+          <w:sz w:val="18"/>
+          <w:szCs w:val="18"/>
+          <w:shd w:val="clear" w:fill="121314"/>
+          <w:lang w:val="en-US" w:eastAsia="zh-CN" w:bidi="ar"/>
+        </w:rPr>
+        <w:t xml:space="preserve">                </w:t>
+      </w:r>
+      <w:r>
+        <w:rPr>
+          <w:rFonts w:hint="default" w:ascii="Menlo" w:hAnsi="Menlo" w:eastAsia="Menlo" w:cs="Menlo"/>
+          <w:b w:val="0"/>
+          <w:bCs w:val="0"/>
+          <w:color w:val="C586C0"/>
+          <w:kern w:val="0"/>
+          <w:sz w:val="18"/>
+          <w:szCs w:val="18"/>
+          <w:shd w:val="clear" w:fill="121314"/>
+          <w:lang w:val="en-US" w:eastAsia="zh-CN" w:bidi="ar"/>
+        </w:rPr>
+        <w:t>continue</w:t>
+      </w:r>
+    </w:p>
+    <w:p>
+      <w:pPr>
+        <w:keepNext w:val="0"/>
+        <w:keepLines w:val="0"/>
+        <w:widowControl/>
+        <w:suppressLineNumbers w:val="0"/>
+        <w:shd w:val="clear" w:fill="121314"/>
+        <w:spacing w:line="360" w:lineRule="atLeast"/>
+        <w:jc w:val="left"/>
+        <w:rPr>
+          <w:rFonts w:hint="default" w:ascii="Menlo" w:hAnsi="Menlo" w:eastAsia="Menlo" w:cs="Menlo"/>
+          <w:b w:val="0"/>
+          <w:bCs w:val="0"/>
+          <w:color w:val="BBBEBF"/>
+          <w:sz w:val="18"/>
+          <w:szCs w:val="18"/>
+        </w:rPr>
+      </w:pPr>
+      <w:r>
+        <w:rPr>
+          <w:rFonts w:hint="default" w:ascii="Menlo" w:hAnsi="Menlo" w:eastAsia="Menlo" w:cs="Menlo"/>
+          <w:b w:val="0"/>
+          <w:bCs w:val="0"/>
+          <w:color w:val="BBBEBF"/>
+          <w:kern w:val="0"/>
+          <w:sz w:val="18"/>
+          <w:szCs w:val="18"/>
+          <w:shd w:val="clear" w:fill="121314"/>
+          <w:lang w:val="en-US" w:eastAsia="zh-CN" w:bidi="ar"/>
+        </w:rPr>
+        <w:t xml:space="preserve">            result </w:t>
+      </w:r>
+      <w:r>
+        <w:rPr>
+          <w:rFonts w:hint="default" w:ascii="Menlo" w:hAnsi="Menlo" w:eastAsia="Menlo" w:cs="Menlo"/>
+          <w:b w:val="0"/>
+          <w:bCs w:val="0"/>
+          <w:color w:val="D4D4D4"/>
+          <w:kern w:val="0"/>
+          <w:sz w:val="18"/>
+          <w:szCs w:val="18"/>
+          <w:shd w:val="clear" w:fill="121314"/>
+          <w:lang w:val="en-US" w:eastAsia="zh-CN" w:bidi="ar"/>
+        </w:rPr>
+        <w:t>=</w:t>
+      </w:r>
+      <w:r>
+        <w:rPr>
+          <w:rFonts w:hint="default" w:ascii="Menlo" w:hAnsi="Menlo" w:eastAsia="Menlo" w:cs="Menlo"/>
+          <w:b w:val="0"/>
+          <w:bCs w:val="0"/>
+          <w:color w:val="BBBEBF"/>
+          <w:kern w:val="0"/>
+          <w:sz w:val="18"/>
+          <w:szCs w:val="18"/>
+          <w:shd w:val="clear" w:fill="121314"/>
+          <w:lang w:val="en-US" w:eastAsia="zh-CN" w:bidi="ar"/>
+        </w:rPr>
+        <w:t xml:space="preserve"> num1 </w:t>
+      </w:r>
+      <w:r>
+        <w:rPr>
+          <w:rFonts w:hint="default" w:ascii="Menlo" w:hAnsi="Menlo" w:eastAsia="Menlo" w:cs="Menlo"/>
+          <w:b w:val="0"/>
+          <w:bCs w:val="0"/>
+          <w:color w:val="D4D4D4"/>
+          <w:kern w:val="0"/>
+          <w:sz w:val="18"/>
+          <w:szCs w:val="18"/>
+          <w:shd w:val="clear" w:fill="121314"/>
+          <w:lang w:val="en-US" w:eastAsia="zh-CN" w:bidi="ar"/>
+        </w:rPr>
+        <w:t>/</w:t>
+      </w:r>
+      <w:r>
+        <w:rPr>
+          <w:rFonts w:hint="default" w:ascii="Menlo" w:hAnsi="Menlo" w:eastAsia="Menlo" w:cs="Menlo"/>
+          <w:b w:val="0"/>
+          <w:bCs w:val="0"/>
+          <w:color w:val="BBBEBF"/>
+          <w:kern w:val="0"/>
+          <w:sz w:val="18"/>
+          <w:szCs w:val="18"/>
+          <w:shd w:val="clear" w:fill="121314"/>
+          <w:lang w:val="en-US" w:eastAsia="zh-CN" w:bidi="ar"/>
+        </w:rPr>
+        <w:t xml:space="preserve"> num2</w:t>
+      </w:r>
+    </w:p>
+    <w:p>
+      <w:pPr>
+        <w:keepNext w:val="0"/>
+        <w:keepLines w:val="0"/>
+        <w:widowControl/>
+        <w:suppressLineNumbers w:val="0"/>
+        <w:shd w:val="clear" w:fill="121314"/>
+        <w:spacing w:line="360" w:lineRule="atLeast"/>
+        <w:jc w:val="left"/>
+        <w:rPr>
+          <w:rFonts w:hint="default" w:ascii="Menlo" w:hAnsi="Menlo" w:eastAsia="Menlo" w:cs="Menlo"/>
+          <w:b w:val="0"/>
+          <w:bCs w:val="0"/>
+          <w:color w:val="BBBEBF"/>
+          <w:sz w:val="18"/>
+          <w:szCs w:val="18"/>
+        </w:rPr>
+      </w:pPr>
+      <w:r>
+        <w:rPr>
+          <w:rFonts w:hint="default" w:ascii="Menlo" w:hAnsi="Menlo" w:eastAsia="Menlo" w:cs="Menlo"/>
+          <w:b w:val="0"/>
+          <w:bCs w:val="0"/>
+          <w:color w:val="BBBEBF"/>
+          <w:kern w:val="0"/>
+          <w:sz w:val="18"/>
+          <w:szCs w:val="18"/>
+          <w:shd w:val="clear" w:fill="121314"/>
+          <w:lang w:val="en-US" w:eastAsia="zh-CN" w:bidi="ar"/>
+        </w:rPr>
+        <w:t xml:space="preserve">        </w:t>
+      </w:r>
+      <w:r>
+        <w:rPr>
+          <w:rFonts w:hint="default" w:ascii="Menlo" w:hAnsi="Menlo" w:eastAsia="Menlo" w:cs="Menlo"/>
+          <w:b w:val="0"/>
+          <w:bCs w:val="0"/>
+          <w:color w:val="C586C0"/>
+          <w:kern w:val="0"/>
+          <w:sz w:val="18"/>
+          <w:szCs w:val="18"/>
+          <w:shd w:val="clear" w:fill="121314"/>
+          <w:lang w:val="en-US" w:eastAsia="zh-CN" w:bidi="ar"/>
+        </w:rPr>
+        <w:t>else</w:t>
+      </w:r>
+      <w:r>
+        <w:rPr>
+          <w:rFonts w:hint="default" w:ascii="Menlo" w:hAnsi="Menlo" w:eastAsia="Menlo" w:cs="Menlo"/>
+          <w:b w:val="0"/>
+          <w:bCs w:val="0"/>
+          <w:color w:val="BBBEBF"/>
+          <w:kern w:val="0"/>
+          <w:sz w:val="18"/>
+          <w:szCs w:val="18"/>
+          <w:shd w:val="clear" w:fill="121314"/>
+          <w:lang w:val="en-US" w:eastAsia="zh-CN" w:bidi="ar"/>
+        </w:rPr>
+        <w:t>:</w:t>
+      </w:r>
+    </w:p>
+    <w:p>
+      <w:pPr>
+        <w:keepNext w:val="0"/>
+        <w:keepLines w:val="0"/>
+        <w:widowControl/>
+        <w:suppressLineNumbers w:val="0"/>
+        <w:shd w:val="clear" w:fill="121314"/>
+        <w:spacing w:line="360" w:lineRule="atLeast"/>
+        <w:jc w:val="left"/>
+        <w:rPr>
+          <w:rFonts w:hint="default" w:ascii="Menlo" w:hAnsi="Menlo" w:eastAsia="Menlo" w:cs="Menlo"/>
+          <w:b w:val="0"/>
+          <w:bCs w:val="0"/>
+          <w:color w:val="BBBEBF"/>
+          <w:sz w:val="18"/>
+          <w:szCs w:val="18"/>
+        </w:rPr>
+      </w:pPr>
+      <w:r>
+        <w:rPr>
+          <w:rFonts w:hint="default" w:ascii="Menlo" w:hAnsi="Menlo" w:eastAsia="Menlo" w:cs="Menlo"/>
+          <w:b w:val="0"/>
+          <w:bCs w:val="0"/>
+          <w:color w:val="BBBEBF"/>
+          <w:kern w:val="0"/>
+          <w:sz w:val="18"/>
+          <w:szCs w:val="18"/>
+          <w:shd w:val="clear" w:fill="121314"/>
+          <w:lang w:val="en-US" w:eastAsia="zh-CN" w:bidi="ar"/>
+        </w:rPr>
+        <w:t xml:space="preserve">            </w:t>
+      </w:r>
+      <w:r>
+        <w:rPr>
+          <w:rFonts w:hint="default" w:ascii="Menlo" w:hAnsi="Menlo" w:eastAsia="Menlo" w:cs="Menlo"/>
+          <w:b w:val="0"/>
+          <w:bCs w:val="0"/>
+          <w:color w:val="C586C0"/>
+          <w:kern w:val="0"/>
+          <w:sz w:val="18"/>
+          <w:szCs w:val="18"/>
+          <w:shd w:val="clear" w:fill="121314"/>
+          <w:lang w:val="en-US" w:eastAsia="zh-CN" w:bidi="ar"/>
+        </w:rPr>
+        <w:t>continue</w:t>
+      </w:r>
+    </w:p>
+    <w:p>
+      <w:pPr>
+        <w:keepNext w:val="0"/>
+        <w:keepLines w:val="0"/>
+        <w:widowControl/>
+        <w:suppressLineNumbers w:val="0"/>
+        <w:jc w:val="left"/>
+      </w:pPr>
+    </w:p>
+    <w:p>
+      <w:pPr>
+        <w:keepNext w:val="0"/>
+        <w:keepLines w:val="0"/>
+        <w:widowControl/>
+        <w:suppressLineNumbers w:val="0"/>
+        <w:shd w:val="clear" w:fill="121314"/>
+        <w:spacing w:line="360" w:lineRule="atLeast"/>
+        <w:jc w:val="left"/>
+        <w:rPr>
+          <w:rFonts w:hint="default" w:ascii="Menlo" w:hAnsi="Menlo" w:eastAsia="Menlo" w:cs="Menlo"/>
+          <w:b w:val="0"/>
+          <w:bCs w:val="0"/>
+          <w:color w:val="BBBEBF"/>
+          <w:sz w:val="18"/>
+          <w:szCs w:val="18"/>
+        </w:rPr>
+      </w:pPr>
+      <w:r>
+        <w:rPr>
+          <w:rFonts w:hint="default" w:ascii="Menlo" w:hAnsi="Menlo" w:eastAsia="Menlo" w:cs="Menlo"/>
+          <w:b w:val="0"/>
+          <w:bCs w:val="0"/>
+          <w:color w:val="BBBEBF"/>
+          <w:kern w:val="0"/>
+          <w:sz w:val="18"/>
+          <w:szCs w:val="18"/>
+          <w:shd w:val="clear" w:fill="121314"/>
+          <w:lang w:val="en-US" w:eastAsia="zh-CN" w:bidi="ar"/>
+        </w:rPr>
+        <w:t xml:space="preserve">        </w:t>
+      </w:r>
+      <w:r>
+        <w:rPr>
+          <w:rFonts w:hint="default" w:ascii="Menlo" w:hAnsi="Menlo" w:eastAsia="Menlo" w:cs="Menlo"/>
+          <w:b w:val="0"/>
+          <w:bCs w:val="0"/>
+          <w:color w:val="DCDCAA"/>
+          <w:kern w:val="0"/>
+          <w:sz w:val="18"/>
+          <w:szCs w:val="18"/>
+          <w:shd w:val="clear" w:fill="121314"/>
+          <w:lang w:val="en-US" w:eastAsia="zh-CN" w:bidi="ar"/>
+        </w:rPr>
+        <w:t>print</w:t>
+      </w:r>
+      <w:r>
+        <w:rPr>
+          <w:rFonts w:hint="default" w:ascii="Menlo" w:hAnsi="Menlo" w:eastAsia="Menlo" w:cs="Menlo"/>
+          <w:b w:val="0"/>
+          <w:bCs w:val="0"/>
+          <w:color w:val="BBBEBF"/>
+          <w:kern w:val="0"/>
+          <w:sz w:val="18"/>
+          <w:szCs w:val="18"/>
+          <w:shd w:val="clear" w:fill="121314"/>
+          <w:lang w:val="en-US" w:eastAsia="zh-CN" w:bidi="ar"/>
+        </w:rPr>
+        <w:t>(result)</w:t>
+      </w:r>
+    </w:p>
+    <w:p>
+      <w:pPr>
+        <w:ind w:left="0" w:leftChars="0" w:firstLine="0" w:firstLineChars="0"/>
+        <w:rPr>
+          <w:rFonts w:hint="default"/>
+          <w:lang w:val="en-US"/>
+        </w:rPr>
+      </w:pPr>
+    </w:p>
+    <w:p>
+      <w:pPr>
+        <w:ind w:left="0" w:leftChars="0" w:firstLine="0" w:firstLineChars="0"/>
+        <w:rPr>
+          <w:rFonts w:hint="default"/>
+          <w:lang w:val="en-US"/>
+        </w:rPr>
+      </w:pPr>
+      <w:r>
+        <w:rPr>
+          <w:rFonts w:hint="default"/>
+          <w:lang w:val="en-US"/>
+        </w:rPr>
+        <w:t>Завдання 2</w:t>
+      </w:r>
+    </w:p>
+    <w:p>
+      <w:pPr>
+        <w:keepNext w:val="0"/>
+        <w:keepLines w:val="0"/>
+        <w:widowControl/>
+        <w:suppressLineNumbers w:val="0"/>
+        <w:shd w:val="clear" w:fill="121314"/>
+        <w:spacing w:line="360" w:lineRule="atLeast"/>
+        <w:jc w:val="left"/>
+        <w:rPr>
+          <w:rFonts w:ascii="Menlo" w:hAnsi="Menlo" w:eastAsia="Menlo" w:cs="Menlo"/>
+          <w:b w:val="0"/>
+          <w:bCs w:val="0"/>
+          <w:color w:val="BBBEBF"/>
+          <w:sz w:val="18"/>
+          <w:szCs w:val="18"/>
+        </w:rPr>
+      </w:pPr>
+      <w:r>
+        <w:rPr>
+          <w:rFonts w:hint="default" w:ascii="Menlo" w:hAnsi="Menlo" w:eastAsia="Menlo" w:cs="Menlo"/>
+          <w:b w:val="0"/>
+          <w:bCs w:val="0"/>
+          <w:color w:val="FF7B72"/>
+          <w:kern w:val="0"/>
+          <w:sz w:val="18"/>
+          <w:szCs w:val="18"/>
+          <w:shd w:val="clear" w:fill="121314"/>
+          <w:lang w:val="en-US" w:eastAsia="zh-CN" w:bidi="ar"/>
+        </w:rPr>
+        <w:t>def</w:t>
+      </w:r>
+      <w:r>
+        <w:rPr>
+          <w:rFonts w:hint="default" w:ascii="Menlo" w:hAnsi="Menlo" w:eastAsia="Menlo" w:cs="Menlo"/>
+          <w:b w:val="0"/>
+          <w:bCs w:val="0"/>
+          <w:color w:val="BBBEBF"/>
+          <w:kern w:val="0"/>
+          <w:sz w:val="18"/>
+          <w:szCs w:val="18"/>
+          <w:shd w:val="clear" w:fill="121314"/>
+          <w:lang w:val="en-US" w:eastAsia="zh-CN" w:bidi="ar"/>
+        </w:rPr>
+        <w:t xml:space="preserve"> </w:t>
+      </w:r>
+      <w:r>
+        <w:rPr>
+          <w:rFonts w:hint="default" w:ascii="Menlo" w:hAnsi="Menlo" w:eastAsia="Menlo" w:cs="Menlo"/>
+          <w:b w:val="0"/>
+          <w:bCs w:val="0"/>
+          <w:color w:val="D2A8FF"/>
+          <w:kern w:val="0"/>
+          <w:sz w:val="18"/>
+          <w:szCs w:val="18"/>
+          <w:shd w:val="clear" w:fill="121314"/>
+          <w:lang w:val="en-US" w:eastAsia="zh-CN" w:bidi="ar"/>
+        </w:rPr>
+        <w:t>test_list_methods</w:t>
+      </w:r>
+      <w:r>
+        <w:rPr>
+          <w:rFonts w:hint="default" w:ascii="Menlo" w:hAnsi="Menlo" w:eastAsia="Menlo" w:cs="Menlo"/>
+          <w:b w:val="0"/>
+          <w:bCs w:val="0"/>
+          <w:color w:val="BBBEBF"/>
+          <w:kern w:val="0"/>
+          <w:sz w:val="18"/>
+          <w:szCs w:val="18"/>
+          <w:shd w:val="clear" w:fill="121314"/>
+          <w:lang w:val="en-US" w:eastAsia="zh-CN" w:bidi="ar"/>
+        </w:rPr>
+        <w:t>():</w:t>
+      </w:r>
+    </w:p>
+    <w:p>
+      <w:pPr>
+        <w:keepNext w:val="0"/>
+        <w:keepLines w:val="0"/>
+        <w:widowControl/>
+        <w:suppressLineNumbers w:val="0"/>
+        <w:shd w:val="clear" w:fill="121314"/>
+        <w:spacing w:line="360" w:lineRule="atLeast"/>
+        <w:jc w:val="left"/>
+        <w:rPr>
+          <w:rFonts w:hint="default" w:ascii="Menlo" w:hAnsi="Menlo" w:eastAsia="Menlo" w:cs="Menlo"/>
+          <w:b w:val="0"/>
+          <w:bCs w:val="0"/>
+          <w:color w:val="BBBEBF"/>
+          <w:sz w:val="18"/>
+          <w:szCs w:val="18"/>
+        </w:rPr>
+      </w:pPr>
+      <w:r>
+        <w:rPr>
+          <w:rFonts w:hint="default" w:ascii="Menlo" w:hAnsi="Menlo" w:eastAsia="Menlo" w:cs="Menlo"/>
+          <w:b w:val="0"/>
+          <w:bCs w:val="0"/>
+          <w:color w:val="BBBEBF"/>
+          <w:kern w:val="0"/>
+          <w:sz w:val="18"/>
+          <w:szCs w:val="18"/>
+          <w:shd w:val="clear" w:fill="121314"/>
+          <w:lang w:val="en-US" w:eastAsia="zh-CN" w:bidi="ar"/>
+        </w:rPr>
+        <w:t xml:space="preserve">    </w:t>
+      </w:r>
+      <w:r>
+        <w:rPr>
+          <w:rFonts w:hint="default" w:ascii="Menlo" w:hAnsi="Menlo" w:eastAsia="Menlo" w:cs="Menlo"/>
+          <w:b w:val="0"/>
+          <w:bCs w:val="0"/>
+          <w:color w:val="C9D1D9"/>
+          <w:kern w:val="0"/>
+          <w:sz w:val="18"/>
+          <w:szCs w:val="18"/>
+          <w:shd w:val="clear" w:fill="121314"/>
+          <w:lang w:val="en-US" w:eastAsia="zh-CN" w:bidi="ar"/>
+        </w:rPr>
+        <w:t>numbers</w:t>
+      </w:r>
+      <w:r>
+        <w:rPr>
+          <w:rFonts w:hint="default" w:ascii="Menlo" w:hAnsi="Menlo" w:eastAsia="Menlo" w:cs="Menlo"/>
+          <w:b w:val="0"/>
+          <w:bCs w:val="0"/>
+          <w:color w:val="BBBEBF"/>
+          <w:kern w:val="0"/>
+          <w:sz w:val="18"/>
+          <w:szCs w:val="18"/>
+          <w:shd w:val="clear" w:fill="121314"/>
+          <w:lang w:val="en-US" w:eastAsia="zh-CN" w:bidi="ar"/>
+        </w:rPr>
+        <w:t xml:space="preserve"> </w:t>
+      </w:r>
+      <w:r>
+        <w:rPr>
+          <w:rFonts w:hint="default" w:ascii="Menlo" w:hAnsi="Menlo" w:eastAsia="Menlo" w:cs="Menlo"/>
+          <w:b w:val="0"/>
+          <w:bCs w:val="0"/>
+          <w:color w:val="D4D4D4"/>
+          <w:kern w:val="0"/>
+          <w:sz w:val="18"/>
+          <w:szCs w:val="18"/>
+          <w:shd w:val="clear" w:fill="121314"/>
+          <w:lang w:val="en-US" w:eastAsia="zh-CN" w:bidi="ar"/>
+        </w:rPr>
+        <w:t>=</w:t>
+      </w:r>
+      <w:r>
+        <w:rPr>
+          <w:rFonts w:hint="default" w:ascii="Menlo" w:hAnsi="Menlo" w:eastAsia="Menlo" w:cs="Menlo"/>
+          <w:b w:val="0"/>
+          <w:bCs w:val="0"/>
+          <w:color w:val="BBBEBF"/>
+          <w:kern w:val="0"/>
+          <w:sz w:val="18"/>
+          <w:szCs w:val="18"/>
+          <w:shd w:val="clear" w:fill="121314"/>
+          <w:lang w:val="en-US" w:eastAsia="zh-CN" w:bidi="ar"/>
+        </w:rPr>
+        <w:t xml:space="preserve"> [</w:t>
+      </w:r>
+      <w:r>
+        <w:rPr>
+          <w:rFonts w:hint="default" w:ascii="Menlo" w:hAnsi="Menlo" w:eastAsia="Menlo" w:cs="Menlo"/>
+          <w:b w:val="0"/>
+          <w:bCs w:val="0"/>
+          <w:color w:val="B5CEA8"/>
+          <w:kern w:val="0"/>
+          <w:sz w:val="18"/>
+          <w:szCs w:val="18"/>
+          <w:shd w:val="clear" w:fill="121314"/>
+          <w:lang w:val="en-US" w:eastAsia="zh-CN" w:bidi="ar"/>
+        </w:rPr>
+        <w:t>10</w:t>
+      </w:r>
+      <w:r>
+        <w:rPr>
+          <w:rFonts w:hint="default" w:ascii="Menlo" w:hAnsi="Menlo" w:eastAsia="Menlo" w:cs="Menlo"/>
+          <w:b w:val="0"/>
+          <w:bCs w:val="0"/>
+          <w:color w:val="BBBEBF"/>
+          <w:kern w:val="0"/>
+          <w:sz w:val="18"/>
+          <w:szCs w:val="18"/>
+          <w:shd w:val="clear" w:fill="121314"/>
+          <w:lang w:val="en-US" w:eastAsia="zh-CN" w:bidi="ar"/>
+        </w:rPr>
+        <w:t xml:space="preserve">, </w:t>
+      </w:r>
+      <w:r>
+        <w:rPr>
+          <w:rFonts w:hint="default" w:ascii="Menlo" w:hAnsi="Menlo" w:eastAsia="Menlo" w:cs="Menlo"/>
+          <w:b w:val="0"/>
+          <w:bCs w:val="0"/>
+          <w:color w:val="B5CEA8"/>
+          <w:kern w:val="0"/>
+          <w:sz w:val="18"/>
+          <w:szCs w:val="18"/>
+          <w:shd w:val="clear" w:fill="121314"/>
+          <w:lang w:val="en-US" w:eastAsia="zh-CN" w:bidi="ar"/>
+        </w:rPr>
+        <w:t>20</w:t>
+      </w:r>
+      <w:r>
+        <w:rPr>
+          <w:rFonts w:hint="default" w:ascii="Menlo" w:hAnsi="Menlo" w:eastAsia="Menlo" w:cs="Menlo"/>
+          <w:b w:val="0"/>
+          <w:bCs w:val="0"/>
+          <w:color w:val="BBBEBF"/>
+          <w:kern w:val="0"/>
+          <w:sz w:val="18"/>
+          <w:szCs w:val="18"/>
+          <w:shd w:val="clear" w:fill="121314"/>
+          <w:lang w:val="en-US" w:eastAsia="zh-CN" w:bidi="ar"/>
+        </w:rPr>
+        <w:t xml:space="preserve">, </w:t>
+      </w:r>
+      <w:r>
+        <w:rPr>
+          <w:rFonts w:hint="default" w:ascii="Menlo" w:hAnsi="Menlo" w:eastAsia="Menlo" w:cs="Menlo"/>
+          <w:b w:val="0"/>
+          <w:bCs w:val="0"/>
+          <w:color w:val="B5CEA8"/>
+          <w:kern w:val="0"/>
+          <w:sz w:val="18"/>
+          <w:szCs w:val="18"/>
+          <w:shd w:val="clear" w:fill="121314"/>
+          <w:lang w:val="en-US" w:eastAsia="zh-CN" w:bidi="ar"/>
+        </w:rPr>
+        <w:t>30</w:t>
+      </w:r>
+      <w:r>
+        <w:rPr>
+          <w:rFonts w:hint="default" w:ascii="Menlo" w:hAnsi="Menlo" w:eastAsia="Menlo" w:cs="Menlo"/>
+          <w:b w:val="0"/>
+          <w:bCs w:val="0"/>
+          <w:color w:val="BBBEBF"/>
+          <w:kern w:val="0"/>
+          <w:sz w:val="18"/>
+          <w:szCs w:val="18"/>
+          <w:shd w:val="clear" w:fill="121314"/>
+          <w:lang w:val="en-US" w:eastAsia="zh-CN" w:bidi="ar"/>
+        </w:rPr>
+        <w:t>]</w:t>
+      </w:r>
+    </w:p>
+    <w:p>
+      <w:pPr>
+        <w:keepNext w:val="0"/>
+        <w:keepLines w:val="0"/>
+        <w:widowControl/>
+        <w:suppressLineNumbers w:val="0"/>
+        <w:shd w:val="clear" w:fill="121314"/>
+        <w:spacing w:line="360" w:lineRule="atLeast"/>
+        <w:jc w:val="left"/>
+        <w:rPr>
+          <w:rFonts w:hint="default" w:ascii="Menlo" w:hAnsi="Menlo" w:eastAsia="Menlo" w:cs="Menlo"/>
+          <w:b w:val="0"/>
+          <w:bCs w:val="0"/>
+          <w:color w:val="BBBEBF"/>
+          <w:sz w:val="18"/>
+          <w:szCs w:val="18"/>
+        </w:rPr>
+      </w:pPr>
+      <w:r>
+        <w:rPr>
+          <w:rFonts w:hint="default" w:ascii="Menlo" w:hAnsi="Menlo" w:eastAsia="Menlo" w:cs="Menlo"/>
+          <w:b w:val="0"/>
+          <w:bCs w:val="0"/>
+          <w:color w:val="BBBEBF"/>
+          <w:kern w:val="0"/>
+          <w:sz w:val="18"/>
+          <w:szCs w:val="18"/>
+          <w:shd w:val="clear" w:fill="121314"/>
+          <w:lang w:val="en-US" w:eastAsia="zh-CN" w:bidi="ar"/>
+        </w:rPr>
+        <w:t xml:space="preserve">    </w:t>
+      </w:r>
+    </w:p>
+    <w:p>
+      <w:pPr>
+        <w:keepNext w:val="0"/>
+        <w:keepLines w:val="0"/>
+        <w:widowControl/>
+        <w:suppressLineNumbers w:val="0"/>
+        <w:shd w:val="clear" w:fill="121314"/>
+        <w:spacing w:line="360" w:lineRule="atLeast"/>
+        <w:jc w:val="left"/>
+        <w:rPr>
+          <w:rFonts w:hint="default" w:ascii="Menlo" w:hAnsi="Menlo" w:eastAsia="Menlo" w:cs="Menlo"/>
+          <w:b w:val="0"/>
+          <w:bCs w:val="0"/>
+          <w:color w:val="BBBEBF"/>
+          <w:sz w:val="18"/>
+          <w:szCs w:val="18"/>
+        </w:rPr>
+      </w:pPr>
+      <w:r>
+        <w:rPr>
+          <w:rFonts w:hint="default" w:ascii="Menlo" w:hAnsi="Menlo" w:eastAsia="Menlo" w:cs="Menlo"/>
+          <w:b w:val="0"/>
+          <w:bCs w:val="0"/>
+          <w:color w:val="BBBEBF"/>
+          <w:kern w:val="0"/>
+          <w:sz w:val="18"/>
+          <w:szCs w:val="18"/>
+          <w:shd w:val="clear" w:fill="121314"/>
+          <w:lang w:val="en-US" w:eastAsia="zh-CN" w:bidi="ar"/>
+        </w:rPr>
+        <w:t xml:space="preserve">    </w:t>
+      </w:r>
+      <w:r>
+        <w:rPr>
+          <w:rFonts w:hint="default" w:ascii="Menlo" w:hAnsi="Menlo" w:eastAsia="Menlo" w:cs="Menlo"/>
+          <w:b w:val="0"/>
+          <w:bCs w:val="0"/>
+          <w:color w:val="C9D1D9"/>
+          <w:kern w:val="0"/>
+          <w:sz w:val="18"/>
+          <w:szCs w:val="18"/>
+          <w:shd w:val="clear" w:fill="121314"/>
+          <w:lang w:val="en-US" w:eastAsia="zh-CN" w:bidi="ar"/>
+        </w:rPr>
+        <w:t>numbers</w:t>
+      </w:r>
+      <w:r>
+        <w:rPr>
+          <w:rFonts w:hint="default" w:ascii="Menlo" w:hAnsi="Menlo" w:eastAsia="Menlo" w:cs="Menlo"/>
+          <w:b w:val="0"/>
+          <w:bCs w:val="0"/>
+          <w:color w:val="BBBEBF"/>
+          <w:kern w:val="0"/>
+          <w:sz w:val="18"/>
+          <w:szCs w:val="18"/>
+          <w:shd w:val="clear" w:fill="121314"/>
+          <w:lang w:val="en-US" w:eastAsia="zh-CN" w:bidi="ar"/>
+        </w:rPr>
+        <w:t>.</w:t>
+      </w:r>
+      <w:r>
+        <w:rPr>
+          <w:rFonts w:hint="default" w:ascii="Menlo" w:hAnsi="Menlo" w:eastAsia="Menlo" w:cs="Menlo"/>
+          <w:b w:val="0"/>
+          <w:bCs w:val="0"/>
+          <w:color w:val="D2A8FF"/>
+          <w:kern w:val="0"/>
+          <w:sz w:val="18"/>
+          <w:szCs w:val="18"/>
+          <w:shd w:val="clear" w:fill="121314"/>
+          <w:lang w:val="en-US" w:eastAsia="zh-CN" w:bidi="ar"/>
+        </w:rPr>
+        <w:t>append</w:t>
+      </w:r>
+      <w:r>
+        <w:rPr>
+          <w:rFonts w:hint="default" w:ascii="Menlo" w:hAnsi="Menlo" w:eastAsia="Menlo" w:cs="Menlo"/>
+          <w:b w:val="0"/>
+          <w:bCs w:val="0"/>
+          <w:color w:val="BBBEBF"/>
+          <w:kern w:val="0"/>
+          <w:sz w:val="18"/>
+          <w:szCs w:val="18"/>
+          <w:shd w:val="clear" w:fill="121314"/>
+          <w:lang w:val="en-US" w:eastAsia="zh-CN" w:bidi="ar"/>
+        </w:rPr>
+        <w:t>(</w:t>
+      </w:r>
+      <w:r>
+        <w:rPr>
+          <w:rFonts w:hint="default" w:ascii="Menlo" w:hAnsi="Menlo" w:eastAsia="Menlo" w:cs="Menlo"/>
+          <w:b w:val="0"/>
+          <w:bCs w:val="0"/>
+          <w:color w:val="B5CEA8"/>
+          <w:kern w:val="0"/>
+          <w:sz w:val="18"/>
+          <w:szCs w:val="18"/>
+          <w:shd w:val="clear" w:fill="121314"/>
+          <w:lang w:val="en-US" w:eastAsia="zh-CN" w:bidi="ar"/>
+        </w:rPr>
+        <w:t>40</w:t>
+      </w:r>
+      <w:r>
+        <w:rPr>
+          <w:rFonts w:hint="default" w:ascii="Menlo" w:hAnsi="Menlo" w:eastAsia="Menlo" w:cs="Menlo"/>
+          <w:b w:val="0"/>
+          <w:bCs w:val="0"/>
+          <w:color w:val="BBBEBF"/>
+          <w:kern w:val="0"/>
+          <w:sz w:val="18"/>
+          <w:szCs w:val="18"/>
+          <w:shd w:val="clear" w:fill="121314"/>
+          <w:lang w:val="en-US" w:eastAsia="zh-CN" w:bidi="ar"/>
+        </w:rPr>
+        <w:t>)</w:t>
+      </w:r>
+    </w:p>
+    <w:p>
+      <w:pPr>
+        <w:keepNext w:val="0"/>
+        <w:keepLines w:val="0"/>
+        <w:widowControl/>
+        <w:suppressLineNumbers w:val="0"/>
+        <w:shd w:val="clear" w:fill="121314"/>
+        <w:spacing w:line="360" w:lineRule="atLeast"/>
+        <w:jc w:val="left"/>
+        <w:rPr>
+          <w:rFonts w:hint="default" w:ascii="Menlo" w:hAnsi="Menlo" w:eastAsia="Menlo" w:cs="Menlo"/>
+          <w:b w:val="0"/>
+          <w:bCs w:val="0"/>
+          <w:color w:val="BBBEBF"/>
+          <w:sz w:val="18"/>
+          <w:szCs w:val="18"/>
+        </w:rPr>
+      </w:pPr>
+      <w:r>
+        <w:rPr>
+          <w:rFonts w:hint="default" w:ascii="Menlo" w:hAnsi="Menlo" w:eastAsia="Menlo" w:cs="Menlo"/>
+          <w:b w:val="0"/>
+          <w:bCs w:val="0"/>
+          <w:color w:val="BBBEBF"/>
+          <w:kern w:val="0"/>
+          <w:sz w:val="18"/>
+          <w:szCs w:val="18"/>
+          <w:shd w:val="clear" w:fill="121314"/>
+          <w:lang w:val="en-US" w:eastAsia="zh-CN" w:bidi="ar"/>
+        </w:rPr>
+        <w:t xml:space="preserve">    </w:t>
+      </w:r>
+      <w:r>
+        <w:rPr>
+          <w:rFonts w:hint="default" w:ascii="Menlo" w:hAnsi="Menlo" w:eastAsia="Menlo" w:cs="Menlo"/>
+          <w:b w:val="0"/>
+          <w:bCs w:val="0"/>
+          <w:color w:val="C9D1D9"/>
+          <w:kern w:val="0"/>
+          <w:sz w:val="18"/>
+          <w:szCs w:val="18"/>
+          <w:shd w:val="clear" w:fill="121314"/>
+          <w:lang w:val="en-US" w:eastAsia="zh-CN" w:bidi="ar"/>
+        </w:rPr>
+        <w:t>numbers</w:t>
+      </w:r>
+      <w:r>
+        <w:rPr>
+          <w:rFonts w:hint="default" w:ascii="Menlo" w:hAnsi="Menlo" w:eastAsia="Menlo" w:cs="Menlo"/>
+          <w:b w:val="0"/>
+          <w:bCs w:val="0"/>
+          <w:color w:val="BBBEBF"/>
+          <w:kern w:val="0"/>
+          <w:sz w:val="18"/>
+          <w:szCs w:val="18"/>
+          <w:shd w:val="clear" w:fill="121314"/>
+          <w:lang w:val="en-US" w:eastAsia="zh-CN" w:bidi="ar"/>
+        </w:rPr>
+        <w:t>.</w:t>
+      </w:r>
+      <w:r>
+        <w:rPr>
+          <w:rFonts w:hint="default" w:ascii="Menlo" w:hAnsi="Menlo" w:eastAsia="Menlo" w:cs="Menlo"/>
+          <w:b w:val="0"/>
+          <w:bCs w:val="0"/>
+          <w:color w:val="D2A8FF"/>
+          <w:kern w:val="0"/>
+          <w:sz w:val="18"/>
+          <w:szCs w:val="18"/>
+          <w:shd w:val="clear" w:fill="121314"/>
+          <w:lang w:val="en-US" w:eastAsia="zh-CN" w:bidi="ar"/>
+        </w:rPr>
+        <w:t>extend</w:t>
+      </w:r>
+      <w:r>
+        <w:rPr>
+          <w:rFonts w:hint="default" w:ascii="Menlo" w:hAnsi="Menlo" w:eastAsia="Menlo" w:cs="Menlo"/>
+          <w:b w:val="0"/>
+          <w:bCs w:val="0"/>
+          <w:color w:val="BBBEBF"/>
+          <w:kern w:val="0"/>
+          <w:sz w:val="18"/>
+          <w:szCs w:val="18"/>
+          <w:shd w:val="clear" w:fill="121314"/>
+          <w:lang w:val="en-US" w:eastAsia="zh-CN" w:bidi="ar"/>
+        </w:rPr>
+        <w:t>([</w:t>
+      </w:r>
+      <w:r>
+        <w:rPr>
+          <w:rFonts w:hint="default" w:ascii="Menlo" w:hAnsi="Menlo" w:eastAsia="Menlo" w:cs="Menlo"/>
+          <w:b w:val="0"/>
+          <w:bCs w:val="0"/>
+          <w:color w:val="B5CEA8"/>
+          <w:kern w:val="0"/>
+          <w:sz w:val="18"/>
+          <w:szCs w:val="18"/>
+          <w:shd w:val="clear" w:fill="121314"/>
+          <w:lang w:val="en-US" w:eastAsia="zh-CN" w:bidi="ar"/>
+        </w:rPr>
+        <w:t>50</w:t>
+      </w:r>
+      <w:r>
+        <w:rPr>
+          <w:rFonts w:hint="default" w:ascii="Menlo" w:hAnsi="Menlo" w:eastAsia="Menlo" w:cs="Menlo"/>
+          <w:b w:val="0"/>
+          <w:bCs w:val="0"/>
+          <w:color w:val="BBBEBF"/>
+          <w:kern w:val="0"/>
+          <w:sz w:val="18"/>
+          <w:szCs w:val="18"/>
+          <w:shd w:val="clear" w:fill="121314"/>
+          <w:lang w:val="en-US" w:eastAsia="zh-CN" w:bidi="ar"/>
+        </w:rPr>
+        <w:t xml:space="preserve">, </w:t>
+      </w:r>
+      <w:r>
+        <w:rPr>
+          <w:rFonts w:hint="default" w:ascii="Menlo" w:hAnsi="Menlo" w:eastAsia="Menlo" w:cs="Menlo"/>
+          <w:b w:val="0"/>
+          <w:bCs w:val="0"/>
+          <w:color w:val="B5CEA8"/>
+          <w:kern w:val="0"/>
+          <w:sz w:val="18"/>
+          <w:szCs w:val="18"/>
+          <w:shd w:val="clear" w:fill="121314"/>
+          <w:lang w:val="en-US" w:eastAsia="zh-CN" w:bidi="ar"/>
+        </w:rPr>
+        <w:t>60</w:t>
+      </w:r>
+      <w:r>
+        <w:rPr>
+          <w:rFonts w:hint="default" w:ascii="Menlo" w:hAnsi="Menlo" w:eastAsia="Menlo" w:cs="Menlo"/>
+          <w:b w:val="0"/>
+          <w:bCs w:val="0"/>
+          <w:color w:val="BBBEBF"/>
+          <w:kern w:val="0"/>
+          <w:sz w:val="18"/>
+          <w:szCs w:val="18"/>
+          <w:shd w:val="clear" w:fill="121314"/>
+          <w:lang w:val="en-US" w:eastAsia="zh-CN" w:bidi="ar"/>
+        </w:rPr>
+        <w:t>])</w:t>
+      </w:r>
+    </w:p>
+    <w:p>
+      <w:pPr>
+        <w:keepNext w:val="0"/>
+        <w:keepLines w:val="0"/>
+        <w:widowControl/>
+        <w:suppressLineNumbers w:val="0"/>
+        <w:shd w:val="clear" w:fill="121314"/>
+        <w:spacing w:line="360" w:lineRule="atLeast"/>
+        <w:jc w:val="left"/>
+        <w:rPr>
+          <w:rFonts w:hint="default" w:ascii="Menlo" w:hAnsi="Menlo" w:eastAsia="Menlo" w:cs="Menlo"/>
+          <w:b w:val="0"/>
+          <w:bCs w:val="0"/>
+          <w:color w:val="BBBEBF"/>
+          <w:sz w:val="18"/>
+          <w:szCs w:val="18"/>
+        </w:rPr>
+      </w:pPr>
+      <w:r>
+        <w:rPr>
+          <w:rFonts w:hint="default" w:ascii="Menlo" w:hAnsi="Menlo" w:eastAsia="Menlo" w:cs="Menlo"/>
+          <w:b w:val="0"/>
+          <w:bCs w:val="0"/>
+          <w:color w:val="BBBEBF"/>
+          <w:kern w:val="0"/>
+          <w:sz w:val="18"/>
+          <w:szCs w:val="18"/>
+          <w:shd w:val="clear" w:fill="121314"/>
+          <w:lang w:val="en-US" w:eastAsia="zh-CN" w:bidi="ar"/>
+        </w:rPr>
+        <w:t xml:space="preserve">    </w:t>
+      </w:r>
+      <w:r>
+        <w:rPr>
+          <w:rFonts w:hint="default" w:ascii="Menlo" w:hAnsi="Menlo" w:eastAsia="Menlo" w:cs="Menlo"/>
+          <w:b w:val="0"/>
+          <w:bCs w:val="0"/>
+          <w:color w:val="C9D1D9"/>
+          <w:kern w:val="0"/>
+          <w:sz w:val="18"/>
+          <w:szCs w:val="18"/>
+          <w:shd w:val="clear" w:fill="121314"/>
+          <w:lang w:val="en-US" w:eastAsia="zh-CN" w:bidi="ar"/>
+        </w:rPr>
+        <w:t>numbers</w:t>
+      </w:r>
+      <w:r>
+        <w:rPr>
+          <w:rFonts w:hint="default" w:ascii="Menlo" w:hAnsi="Menlo" w:eastAsia="Menlo" w:cs="Menlo"/>
+          <w:b w:val="0"/>
+          <w:bCs w:val="0"/>
+          <w:color w:val="BBBEBF"/>
+          <w:kern w:val="0"/>
+          <w:sz w:val="18"/>
+          <w:szCs w:val="18"/>
+          <w:shd w:val="clear" w:fill="121314"/>
+          <w:lang w:val="en-US" w:eastAsia="zh-CN" w:bidi="ar"/>
+        </w:rPr>
+        <w:t>.</w:t>
+      </w:r>
+      <w:r>
+        <w:rPr>
+          <w:rFonts w:hint="default" w:ascii="Menlo" w:hAnsi="Menlo" w:eastAsia="Menlo" w:cs="Menlo"/>
+          <w:b w:val="0"/>
+          <w:bCs w:val="0"/>
+          <w:color w:val="D2A8FF"/>
+          <w:kern w:val="0"/>
+          <w:sz w:val="18"/>
+          <w:szCs w:val="18"/>
+          <w:shd w:val="clear" w:fill="121314"/>
+          <w:lang w:val="en-US" w:eastAsia="zh-CN" w:bidi="ar"/>
+        </w:rPr>
+        <w:t>insert</w:t>
+      </w:r>
+      <w:r>
+        <w:rPr>
+          <w:rFonts w:hint="default" w:ascii="Menlo" w:hAnsi="Menlo" w:eastAsia="Menlo" w:cs="Menlo"/>
+          <w:b w:val="0"/>
+          <w:bCs w:val="0"/>
+          <w:color w:val="BBBEBF"/>
+          <w:kern w:val="0"/>
+          <w:sz w:val="18"/>
+          <w:szCs w:val="18"/>
+          <w:shd w:val="clear" w:fill="121314"/>
+          <w:lang w:val="en-US" w:eastAsia="zh-CN" w:bidi="ar"/>
+        </w:rPr>
+        <w:t>(</w:t>
+      </w:r>
+      <w:r>
+        <w:rPr>
+          <w:rFonts w:hint="default" w:ascii="Menlo" w:hAnsi="Menlo" w:eastAsia="Menlo" w:cs="Menlo"/>
+          <w:b w:val="0"/>
+          <w:bCs w:val="0"/>
+          <w:color w:val="B5CEA8"/>
+          <w:kern w:val="0"/>
+          <w:sz w:val="18"/>
+          <w:szCs w:val="18"/>
+          <w:shd w:val="clear" w:fill="121314"/>
+          <w:lang w:val="en-US" w:eastAsia="zh-CN" w:bidi="ar"/>
+        </w:rPr>
+        <w:t>1</w:t>
+      </w:r>
+      <w:r>
+        <w:rPr>
+          <w:rFonts w:hint="default" w:ascii="Menlo" w:hAnsi="Menlo" w:eastAsia="Menlo" w:cs="Menlo"/>
+          <w:b w:val="0"/>
+          <w:bCs w:val="0"/>
+          <w:color w:val="BBBEBF"/>
+          <w:kern w:val="0"/>
+          <w:sz w:val="18"/>
+          <w:szCs w:val="18"/>
+          <w:shd w:val="clear" w:fill="121314"/>
+          <w:lang w:val="en-US" w:eastAsia="zh-CN" w:bidi="ar"/>
+        </w:rPr>
+        <w:t xml:space="preserve">, </w:t>
+      </w:r>
+      <w:r>
+        <w:rPr>
+          <w:rFonts w:hint="default" w:ascii="Menlo" w:hAnsi="Menlo" w:eastAsia="Menlo" w:cs="Menlo"/>
+          <w:b w:val="0"/>
+          <w:bCs w:val="0"/>
+          <w:color w:val="B5CEA8"/>
+          <w:kern w:val="0"/>
+          <w:sz w:val="18"/>
+          <w:szCs w:val="18"/>
+          <w:shd w:val="clear" w:fill="121314"/>
+          <w:lang w:val="en-US" w:eastAsia="zh-CN" w:bidi="ar"/>
+        </w:rPr>
+        <w:t>15</w:t>
+      </w:r>
+      <w:r>
+        <w:rPr>
+          <w:rFonts w:hint="default" w:ascii="Menlo" w:hAnsi="Menlo" w:eastAsia="Menlo" w:cs="Menlo"/>
+          <w:b w:val="0"/>
+          <w:bCs w:val="0"/>
+          <w:color w:val="BBBEBF"/>
+          <w:kern w:val="0"/>
+          <w:sz w:val="18"/>
+          <w:szCs w:val="18"/>
+          <w:shd w:val="clear" w:fill="121314"/>
+          <w:lang w:val="en-US" w:eastAsia="zh-CN" w:bidi="ar"/>
+        </w:rPr>
+        <w:t>)</w:t>
+      </w:r>
+    </w:p>
+    <w:p>
+      <w:pPr>
+        <w:keepNext w:val="0"/>
+        <w:keepLines w:val="0"/>
+        <w:widowControl/>
+        <w:suppressLineNumbers w:val="0"/>
+        <w:shd w:val="clear" w:fill="121314"/>
+        <w:spacing w:line="360" w:lineRule="atLeast"/>
+        <w:jc w:val="left"/>
+        <w:rPr>
+          <w:rFonts w:hint="default" w:ascii="Menlo" w:hAnsi="Menlo" w:eastAsia="Menlo" w:cs="Menlo"/>
+          <w:b w:val="0"/>
+          <w:bCs w:val="0"/>
+          <w:color w:val="BBBEBF"/>
+          <w:sz w:val="18"/>
+          <w:szCs w:val="18"/>
+        </w:rPr>
+      </w:pPr>
+      <w:r>
+        <w:rPr>
+          <w:rFonts w:hint="default" w:ascii="Menlo" w:hAnsi="Menlo" w:eastAsia="Menlo" w:cs="Menlo"/>
+          <w:b w:val="0"/>
+          <w:bCs w:val="0"/>
+          <w:color w:val="BBBEBF"/>
+          <w:kern w:val="0"/>
+          <w:sz w:val="18"/>
+          <w:szCs w:val="18"/>
+          <w:shd w:val="clear" w:fill="121314"/>
+          <w:lang w:val="en-US" w:eastAsia="zh-CN" w:bidi="ar"/>
+        </w:rPr>
+        <w:t xml:space="preserve">    </w:t>
+      </w:r>
+      <w:r>
+        <w:rPr>
+          <w:rFonts w:hint="default" w:ascii="Menlo" w:hAnsi="Menlo" w:eastAsia="Menlo" w:cs="Menlo"/>
+          <w:b w:val="0"/>
+          <w:bCs w:val="0"/>
+          <w:color w:val="C9D1D9"/>
+          <w:kern w:val="0"/>
+          <w:sz w:val="18"/>
+          <w:szCs w:val="18"/>
+          <w:shd w:val="clear" w:fill="121314"/>
+          <w:lang w:val="en-US" w:eastAsia="zh-CN" w:bidi="ar"/>
+        </w:rPr>
+        <w:t>numbers</w:t>
+      </w:r>
+      <w:r>
+        <w:rPr>
+          <w:rFonts w:hint="default" w:ascii="Menlo" w:hAnsi="Menlo" w:eastAsia="Menlo" w:cs="Menlo"/>
+          <w:b w:val="0"/>
+          <w:bCs w:val="0"/>
+          <w:color w:val="BBBEBF"/>
+          <w:kern w:val="0"/>
+          <w:sz w:val="18"/>
+          <w:szCs w:val="18"/>
+          <w:shd w:val="clear" w:fill="121314"/>
+          <w:lang w:val="en-US" w:eastAsia="zh-CN" w:bidi="ar"/>
+        </w:rPr>
+        <w:t>.</w:t>
+      </w:r>
+      <w:r>
+        <w:rPr>
+          <w:rFonts w:hint="default" w:ascii="Menlo" w:hAnsi="Menlo" w:eastAsia="Menlo" w:cs="Menlo"/>
+          <w:b w:val="0"/>
+          <w:bCs w:val="0"/>
+          <w:color w:val="D2A8FF"/>
+          <w:kern w:val="0"/>
+          <w:sz w:val="18"/>
+          <w:szCs w:val="18"/>
+          <w:shd w:val="clear" w:fill="121314"/>
+          <w:lang w:val="en-US" w:eastAsia="zh-CN" w:bidi="ar"/>
+        </w:rPr>
+        <w:t>remove</w:t>
+      </w:r>
+      <w:r>
+        <w:rPr>
+          <w:rFonts w:hint="default" w:ascii="Menlo" w:hAnsi="Menlo" w:eastAsia="Menlo" w:cs="Menlo"/>
+          <w:b w:val="0"/>
+          <w:bCs w:val="0"/>
+          <w:color w:val="BBBEBF"/>
+          <w:kern w:val="0"/>
+          <w:sz w:val="18"/>
+          <w:szCs w:val="18"/>
+          <w:shd w:val="clear" w:fill="121314"/>
+          <w:lang w:val="en-US" w:eastAsia="zh-CN" w:bidi="ar"/>
+        </w:rPr>
+        <w:t>(</w:t>
+      </w:r>
+      <w:r>
+        <w:rPr>
+          <w:rFonts w:hint="default" w:ascii="Menlo" w:hAnsi="Menlo" w:eastAsia="Menlo" w:cs="Menlo"/>
+          <w:b w:val="0"/>
+          <w:bCs w:val="0"/>
+          <w:color w:val="B5CEA8"/>
+          <w:kern w:val="0"/>
+          <w:sz w:val="18"/>
+          <w:szCs w:val="18"/>
+          <w:shd w:val="clear" w:fill="121314"/>
+          <w:lang w:val="en-US" w:eastAsia="zh-CN" w:bidi="ar"/>
+        </w:rPr>
+        <w:t>30</w:t>
+      </w:r>
+      <w:r>
+        <w:rPr>
+          <w:rFonts w:hint="default" w:ascii="Menlo" w:hAnsi="Menlo" w:eastAsia="Menlo" w:cs="Menlo"/>
+          <w:b w:val="0"/>
+          <w:bCs w:val="0"/>
+          <w:color w:val="BBBEBF"/>
+          <w:kern w:val="0"/>
+          <w:sz w:val="18"/>
+          <w:szCs w:val="18"/>
+          <w:shd w:val="clear" w:fill="121314"/>
+          <w:lang w:val="en-US" w:eastAsia="zh-CN" w:bidi="ar"/>
+        </w:rPr>
+        <w:t>)</w:t>
+      </w:r>
+    </w:p>
+    <w:p>
+      <w:pPr>
+        <w:keepNext w:val="0"/>
+        <w:keepLines w:val="0"/>
+        <w:widowControl/>
+        <w:suppressLineNumbers w:val="0"/>
+        <w:shd w:val="clear" w:fill="121314"/>
+        <w:spacing w:line="360" w:lineRule="atLeast"/>
+        <w:jc w:val="left"/>
+        <w:rPr>
+          <w:rFonts w:hint="default" w:ascii="Menlo" w:hAnsi="Menlo" w:eastAsia="Menlo" w:cs="Menlo"/>
+          <w:b w:val="0"/>
+          <w:bCs w:val="0"/>
+          <w:color w:val="BBBEBF"/>
+          <w:sz w:val="18"/>
+          <w:szCs w:val="18"/>
+        </w:rPr>
+      </w:pPr>
+      <w:r>
+        <w:rPr>
+          <w:rFonts w:hint="default" w:ascii="Menlo" w:hAnsi="Menlo" w:eastAsia="Menlo" w:cs="Menlo"/>
+          <w:b w:val="0"/>
+          <w:bCs w:val="0"/>
+          <w:color w:val="BBBEBF"/>
+          <w:kern w:val="0"/>
+          <w:sz w:val="18"/>
+          <w:szCs w:val="18"/>
+          <w:shd w:val="clear" w:fill="121314"/>
+          <w:lang w:val="en-US" w:eastAsia="zh-CN" w:bidi="ar"/>
+        </w:rPr>
+        <w:t xml:space="preserve">    </w:t>
+      </w:r>
+      <w:r>
+        <w:rPr>
+          <w:rFonts w:hint="default" w:ascii="Menlo" w:hAnsi="Menlo" w:eastAsia="Menlo" w:cs="Menlo"/>
+          <w:b w:val="0"/>
+          <w:bCs w:val="0"/>
+          <w:color w:val="C9D1D9"/>
+          <w:kern w:val="0"/>
+          <w:sz w:val="18"/>
+          <w:szCs w:val="18"/>
+          <w:shd w:val="clear" w:fill="121314"/>
+          <w:lang w:val="en-US" w:eastAsia="zh-CN" w:bidi="ar"/>
+        </w:rPr>
+        <w:t>numbers</w:t>
+      </w:r>
+      <w:r>
+        <w:rPr>
+          <w:rFonts w:hint="default" w:ascii="Menlo" w:hAnsi="Menlo" w:eastAsia="Menlo" w:cs="Menlo"/>
+          <w:b w:val="0"/>
+          <w:bCs w:val="0"/>
+          <w:color w:val="BBBEBF"/>
+          <w:kern w:val="0"/>
+          <w:sz w:val="18"/>
+          <w:szCs w:val="18"/>
+          <w:shd w:val="clear" w:fill="121314"/>
+          <w:lang w:val="en-US" w:eastAsia="zh-CN" w:bidi="ar"/>
+        </w:rPr>
+        <w:t>.</w:t>
+      </w:r>
+      <w:r>
+        <w:rPr>
+          <w:rFonts w:hint="default" w:ascii="Menlo" w:hAnsi="Menlo" w:eastAsia="Menlo" w:cs="Menlo"/>
+          <w:b w:val="0"/>
+          <w:bCs w:val="0"/>
+          <w:color w:val="D2A8FF"/>
+          <w:kern w:val="0"/>
+          <w:sz w:val="18"/>
+          <w:szCs w:val="18"/>
+          <w:shd w:val="clear" w:fill="121314"/>
+          <w:lang w:val="en-US" w:eastAsia="zh-CN" w:bidi="ar"/>
+        </w:rPr>
+        <w:t>reverse</w:t>
+      </w:r>
+      <w:r>
+        <w:rPr>
+          <w:rFonts w:hint="default" w:ascii="Menlo" w:hAnsi="Menlo" w:eastAsia="Menlo" w:cs="Menlo"/>
+          <w:b w:val="0"/>
+          <w:bCs w:val="0"/>
+          <w:color w:val="BBBEBF"/>
+          <w:kern w:val="0"/>
+          <w:sz w:val="18"/>
+          <w:szCs w:val="18"/>
+          <w:shd w:val="clear" w:fill="121314"/>
+          <w:lang w:val="en-US" w:eastAsia="zh-CN" w:bidi="ar"/>
+        </w:rPr>
+        <w:t>()</w:t>
+      </w:r>
+    </w:p>
+    <w:p>
+      <w:pPr>
+        <w:keepNext w:val="0"/>
+        <w:keepLines w:val="0"/>
+        <w:widowControl/>
+        <w:suppressLineNumbers w:val="0"/>
+        <w:shd w:val="clear" w:fill="121314"/>
+        <w:spacing w:line="360" w:lineRule="atLeast"/>
+        <w:jc w:val="left"/>
+        <w:rPr>
+          <w:rFonts w:hint="default" w:ascii="Menlo" w:hAnsi="Menlo" w:eastAsia="Menlo" w:cs="Menlo"/>
+          <w:b w:val="0"/>
+          <w:bCs w:val="0"/>
+          <w:color w:val="BBBEBF"/>
+          <w:sz w:val="18"/>
+          <w:szCs w:val="18"/>
+        </w:rPr>
+      </w:pPr>
+      <w:r>
+        <w:rPr>
+          <w:rFonts w:hint="default" w:ascii="Menlo" w:hAnsi="Menlo" w:eastAsia="Menlo" w:cs="Menlo"/>
+          <w:b w:val="0"/>
+          <w:bCs w:val="0"/>
+          <w:color w:val="BBBEBF"/>
+          <w:kern w:val="0"/>
+          <w:sz w:val="18"/>
+          <w:szCs w:val="18"/>
+          <w:shd w:val="clear" w:fill="121314"/>
+          <w:lang w:val="en-US" w:eastAsia="zh-CN" w:bidi="ar"/>
+        </w:rPr>
+        <w:t xml:space="preserve">    </w:t>
+      </w:r>
+      <w:r>
+        <w:rPr>
+          <w:rFonts w:hint="default" w:ascii="Menlo" w:hAnsi="Menlo" w:eastAsia="Menlo" w:cs="Menlo"/>
+          <w:b w:val="0"/>
+          <w:bCs w:val="0"/>
+          <w:color w:val="C9D1D9"/>
+          <w:kern w:val="0"/>
+          <w:sz w:val="18"/>
+          <w:szCs w:val="18"/>
+          <w:shd w:val="clear" w:fill="121314"/>
+          <w:lang w:val="en-US" w:eastAsia="zh-CN" w:bidi="ar"/>
+        </w:rPr>
+        <w:t>numbers</w:t>
+      </w:r>
+      <w:r>
+        <w:rPr>
+          <w:rFonts w:hint="default" w:ascii="Menlo" w:hAnsi="Menlo" w:eastAsia="Menlo" w:cs="Menlo"/>
+          <w:b w:val="0"/>
+          <w:bCs w:val="0"/>
+          <w:color w:val="BBBEBF"/>
+          <w:kern w:val="0"/>
+          <w:sz w:val="18"/>
+          <w:szCs w:val="18"/>
+          <w:shd w:val="clear" w:fill="121314"/>
+          <w:lang w:val="en-US" w:eastAsia="zh-CN" w:bidi="ar"/>
+        </w:rPr>
+        <w:t>.</w:t>
+      </w:r>
+      <w:r>
+        <w:rPr>
+          <w:rFonts w:hint="default" w:ascii="Menlo" w:hAnsi="Menlo" w:eastAsia="Menlo" w:cs="Menlo"/>
+          <w:b w:val="0"/>
+          <w:bCs w:val="0"/>
+          <w:color w:val="D2A8FF"/>
+          <w:kern w:val="0"/>
+          <w:sz w:val="18"/>
+          <w:szCs w:val="18"/>
+          <w:shd w:val="clear" w:fill="121314"/>
+          <w:lang w:val="en-US" w:eastAsia="zh-CN" w:bidi="ar"/>
+        </w:rPr>
+        <w:t>sort</w:t>
+      </w:r>
+      <w:r>
+        <w:rPr>
+          <w:rFonts w:hint="default" w:ascii="Menlo" w:hAnsi="Menlo" w:eastAsia="Menlo" w:cs="Menlo"/>
+          <w:b w:val="0"/>
+          <w:bCs w:val="0"/>
+          <w:color w:val="BBBEBF"/>
+          <w:kern w:val="0"/>
+          <w:sz w:val="18"/>
+          <w:szCs w:val="18"/>
+          <w:shd w:val="clear" w:fill="121314"/>
+          <w:lang w:val="en-US" w:eastAsia="zh-CN" w:bidi="ar"/>
+        </w:rPr>
+        <w:t>()</w:t>
+      </w:r>
+    </w:p>
+    <w:p>
+      <w:pPr>
+        <w:keepNext w:val="0"/>
+        <w:keepLines w:val="0"/>
+        <w:widowControl/>
+        <w:suppressLineNumbers w:val="0"/>
+        <w:shd w:val="clear" w:fill="121314"/>
+        <w:spacing w:line="360" w:lineRule="atLeast"/>
+        <w:jc w:val="left"/>
+        <w:rPr>
+          <w:rFonts w:hint="default" w:ascii="Menlo" w:hAnsi="Menlo" w:eastAsia="Menlo" w:cs="Menlo"/>
+          <w:b w:val="0"/>
+          <w:bCs w:val="0"/>
+          <w:color w:val="BBBEBF"/>
+          <w:sz w:val="18"/>
+          <w:szCs w:val="18"/>
+        </w:rPr>
+      </w:pPr>
+      <w:r>
+        <w:rPr>
+          <w:rFonts w:hint="default" w:ascii="Menlo" w:hAnsi="Menlo" w:eastAsia="Menlo" w:cs="Menlo"/>
+          <w:b w:val="0"/>
+          <w:bCs w:val="0"/>
+          <w:color w:val="BBBEBF"/>
+          <w:kern w:val="0"/>
+          <w:sz w:val="18"/>
+          <w:szCs w:val="18"/>
+          <w:shd w:val="clear" w:fill="121314"/>
+          <w:lang w:val="en-US" w:eastAsia="zh-CN" w:bidi="ar"/>
+        </w:rPr>
+        <w:t xml:space="preserve">    </w:t>
+      </w:r>
+    </w:p>
+    <w:p>
+      <w:pPr>
+        <w:keepNext w:val="0"/>
+        <w:keepLines w:val="0"/>
+        <w:widowControl/>
+        <w:suppressLineNumbers w:val="0"/>
+        <w:shd w:val="clear" w:fill="121314"/>
+        <w:spacing w:line="360" w:lineRule="atLeast"/>
+        <w:jc w:val="left"/>
+        <w:rPr>
+          <w:rFonts w:hint="default" w:ascii="Menlo" w:hAnsi="Menlo" w:eastAsia="Menlo" w:cs="Menlo"/>
+          <w:b w:val="0"/>
+          <w:bCs w:val="0"/>
+          <w:color w:val="BBBEBF"/>
+          <w:sz w:val="18"/>
+          <w:szCs w:val="18"/>
+        </w:rPr>
+      </w:pPr>
+      <w:r>
+        <w:rPr>
+          <w:rFonts w:hint="default" w:ascii="Menlo" w:hAnsi="Menlo" w:eastAsia="Menlo" w:cs="Menlo"/>
+          <w:b w:val="0"/>
+          <w:bCs w:val="0"/>
+          <w:color w:val="BBBEBF"/>
+          <w:kern w:val="0"/>
+          <w:sz w:val="18"/>
+          <w:szCs w:val="18"/>
+          <w:shd w:val="clear" w:fill="121314"/>
+          <w:lang w:val="en-US" w:eastAsia="zh-CN" w:bidi="ar"/>
+        </w:rPr>
+        <w:t xml:space="preserve">    </w:t>
+      </w:r>
+      <w:r>
+        <w:rPr>
+          <w:rFonts w:hint="default" w:ascii="Menlo" w:hAnsi="Menlo" w:eastAsia="Menlo" w:cs="Menlo"/>
+          <w:b w:val="0"/>
+          <w:bCs w:val="0"/>
+          <w:color w:val="C9D1D9"/>
+          <w:kern w:val="0"/>
+          <w:sz w:val="18"/>
+          <w:szCs w:val="18"/>
+          <w:shd w:val="clear" w:fill="121314"/>
+          <w:lang w:val="en-US" w:eastAsia="zh-CN" w:bidi="ar"/>
+        </w:rPr>
+        <w:t>numbers_copy</w:t>
+      </w:r>
+      <w:r>
+        <w:rPr>
+          <w:rFonts w:hint="default" w:ascii="Menlo" w:hAnsi="Menlo" w:eastAsia="Menlo" w:cs="Menlo"/>
+          <w:b w:val="0"/>
+          <w:bCs w:val="0"/>
+          <w:color w:val="BBBEBF"/>
+          <w:kern w:val="0"/>
+          <w:sz w:val="18"/>
+          <w:szCs w:val="18"/>
+          <w:shd w:val="clear" w:fill="121314"/>
+          <w:lang w:val="en-US" w:eastAsia="zh-CN" w:bidi="ar"/>
+        </w:rPr>
+        <w:t xml:space="preserve"> </w:t>
+      </w:r>
+      <w:r>
+        <w:rPr>
+          <w:rFonts w:hint="default" w:ascii="Menlo" w:hAnsi="Menlo" w:eastAsia="Menlo" w:cs="Menlo"/>
+          <w:b w:val="0"/>
+          <w:bCs w:val="0"/>
+          <w:color w:val="D4D4D4"/>
+          <w:kern w:val="0"/>
+          <w:sz w:val="18"/>
+          <w:szCs w:val="18"/>
+          <w:shd w:val="clear" w:fill="121314"/>
+          <w:lang w:val="en-US" w:eastAsia="zh-CN" w:bidi="ar"/>
+        </w:rPr>
+        <w:t>=</w:t>
+      </w:r>
+      <w:r>
+        <w:rPr>
+          <w:rFonts w:hint="default" w:ascii="Menlo" w:hAnsi="Menlo" w:eastAsia="Menlo" w:cs="Menlo"/>
+          <w:b w:val="0"/>
+          <w:bCs w:val="0"/>
+          <w:color w:val="BBBEBF"/>
+          <w:kern w:val="0"/>
+          <w:sz w:val="18"/>
+          <w:szCs w:val="18"/>
+          <w:shd w:val="clear" w:fill="121314"/>
+          <w:lang w:val="en-US" w:eastAsia="zh-CN" w:bidi="ar"/>
+        </w:rPr>
+        <w:t xml:space="preserve"> </w:t>
+      </w:r>
+      <w:r>
+        <w:rPr>
+          <w:rFonts w:hint="default" w:ascii="Menlo" w:hAnsi="Menlo" w:eastAsia="Menlo" w:cs="Menlo"/>
+          <w:b w:val="0"/>
+          <w:bCs w:val="0"/>
+          <w:color w:val="C9D1D9"/>
+          <w:kern w:val="0"/>
+          <w:sz w:val="18"/>
+          <w:szCs w:val="18"/>
+          <w:shd w:val="clear" w:fill="121314"/>
+          <w:lang w:val="en-US" w:eastAsia="zh-CN" w:bidi="ar"/>
+        </w:rPr>
+        <w:t>numbers</w:t>
+      </w:r>
+      <w:r>
+        <w:rPr>
+          <w:rFonts w:hint="default" w:ascii="Menlo" w:hAnsi="Menlo" w:eastAsia="Menlo" w:cs="Menlo"/>
+          <w:b w:val="0"/>
+          <w:bCs w:val="0"/>
+          <w:color w:val="BBBEBF"/>
+          <w:kern w:val="0"/>
+          <w:sz w:val="18"/>
+          <w:szCs w:val="18"/>
+          <w:shd w:val="clear" w:fill="121314"/>
+          <w:lang w:val="en-US" w:eastAsia="zh-CN" w:bidi="ar"/>
+        </w:rPr>
+        <w:t>.</w:t>
+      </w:r>
+      <w:r>
+        <w:rPr>
+          <w:rFonts w:hint="default" w:ascii="Menlo" w:hAnsi="Menlo" w:eastAsia="Menlo" w:cs="Menlo"/>
+          <w:b w:val="0"/>
+          <w:bCs w:val="0"/>
+          <w:color w:val="D2A8FF"/>
+          <w:kern w:val="0"/>
+          <w:sz w:val="18"/>
+          <w:szCs w:val="18"/>
+          <w:shd w:val="clear" w:fill="121314"/>
+          <w:lang w:val="en-US" w:eastAsia="zh-CN" w:bidi="ar"/>
+        </w:rPr>
+        <w:t>copy</w:t>
+      </w:r>
+      <w:r>
+        <w:rPr>
+          <w:rFonts w:hint="default" w:ascii="Menlo" w:hAnsi="Menlo" w:eastAsia="Menlo" w:cs="Menlo"/>
+          <w:b w:val="0"/>
+          <w:bCs w:val="0"/>
+          <w:color w:val="BBBEBF"/>
+          <w:kern w:val="0"/>
+          <w:sz w:val="18"/>
+          <w:szCs w:val="18"/>
+          <w:shd w:val="clear" w:fill="121314"/>
+          <w:lang w:val="en-US" w:eastAsia="zh-CN" w:bidi="ar"/>
+        </w:rPr>
+        <w:t>()</w:t>
+      </w:r>
+    </w:p>
+    <w:p>
+      <w:pPr>
+        <w:keepNext w:val="0"/>
+        <w:keepLines w:val="0"/>
+        <w:widowControl/>
+        <w:suppressLineNumbers w:val="0"/>
+        <w:shd w:val="clear" w:fill="121314"/>
+        <w:spacing w:line="360" w:lineRule="atLeast"/>
+        <w:jc w:val="left"/>
+        <w:rPr>
+          <w:rFonts w:hint="default" w:ascii="Menlo" w:hAnsi="Menlo" w:eastAsia="Menlo" w:cs="Menlo"/>
+          <w:b w:val="0"/>
+          <w:bCs w:val="0"/>
+          <w:color w:val="BBBEBF"/>
+          <w:sz w:val="18"/>
+          <w:szCs w:val="18"/>
+        </w:rPr>
+      </w:pPr>
+      <w:r>
+        <w:rPr>
+          <w:rFonts w:hint="default" w:ascii="Menlo" w:hAnsi="Menlo" w:eastAsia="Menlo" w:cs="Menlo"/>
+          <w:b w:val="0"/>
+          <w:bCs w:val="0"/>
+          <w:color w:val="BBBEBF"/>
+          <w:kern w:val="0"/>
+          <w:sz w:val="18"/>
+          <w:szCs w:val="18"/>
+          <w:shd w:val="clear" w:fill="121314"/>
+          <w:lang w:val="en-US" w:eastAsia="zh-CN" w:bidi="ar"/>
+        </w:rPr>
+        <w:t xml:space="preserve">    </w:t>
+      </w:r>
+      <w:r>
+        <w:rPr>
+          <w:rFonts w:hint="default" w:ascii="Menlo" w:hAnsi="Menlo" w:eastAsia="Menlo" w:cs="Menlo"/>
+          <w:b w:val="0"/>
+          <w:bCs w:val="0"/>
+          <w:color w:val="C9D1D9"/>
+          <w:kern w:val="0"/>
+          <w:sz w:val="18"/>
+          <w:szCs w:val="18"/>
+          <w:shd w:val="clear" w:fill="121314"/>
+          <w:lang w:val="en-US" w:eastAsia="zh-CN" w:bidi="ar"/>
+        </w:rPr>
+        <w:t>numbers</w:t>
+      </w:r>
+      <w:r>
+        <w:rPr>
+          <w:rFonts w:hint="default" w:ascii="Menlo" w:hAnsi="Menlo" w:eastAsia="Menlo" w:cs="Menlo"/>
+          <w:b w:val="0"/>
+          <w:bCs w:val="0"/>
+          <w:color w:val="BBBEBF"/>
+          <w:kern w:val="0"/>
+          <w:sz w:val="18"/>
+          <w:szCs w:val="18"/>
+          <w:shd w:val="clear" w:fill="121314"/>
+          <w:lang w:val="en-US" w:eastAsia="zh-CN" w:bidi="ar"/>
+        </w:rPr>
+        <w:t>.</w:t>
+      </w:r>
+      <w:r>
+        <w:rPr>
+          <w:rFonts w:hint="default" w:ascii="Menlo" w:hAnsi="Menlo" w:eastAsia="Menlo" w:cs="Menlo"/>
+          <w:b w:val="0"/>
+          <w:bCs w:val="0"/>
+          <w:color w:val="D2A8FF"/>
+          <w:kern w:val="0"/>
+          <w:sz w:val="18"/>
+          <w:szCs w:val="18"/>
+          <w:shd w:val="clear" w:fill="121314"/>
+          <w:lang w:val="en-US" w:eastAsia="zh-CN" w:bidi="ar"/>
+        </w:rPr>
+        <w:t>clear</w:t>
+      </w:r>
+      <w:r>
+        <w:rPr>
+          <w:rFonts w:hint="default" w:ascii="Menlo" w:hAnsi="Menlo" w:eastAsia="Menlo" w:cs="Menlo"/>
+          <w:b w:val="0"/>
+          <w:bCs w:val="0"/>
+          <w:color w:val="BBBEBF"/>
+          <w:kern w:val="0"/>
+          <w:sz w:val="18"/>
+          <w:szCs w:val="18"/>
+          <w:shd w:val="clear" w:fill="121314"/>
+          <w:lang w:val="en-US" w:eastAsia="zh-CN" w:bidi="ar"/>
+        </w:rPr>
+        <w:t>()</w:t>
+      </w:r>
+    </w:p>
+    <w:p>
+      <w:pPr>
+        <w:ind w:left="0" w:leftChars="0" w:firstLine="0" w:firstLineChars="0"/>
+        <w:rPr>
+          <w:rFonts w:hint="default"/>
+          <w:lang w:val="en-US"/>
+        </w:rPr>
+      </w:pPr>
+    </w:p>
+    <w:p>
+      <w:pPr>
+        <w:ind w:left="0" w:leftChars="0" w:firstLine="0" w:firstLineChars="0"/>
+        <w:rPr>
+          <w:rFonts w:hint="default"/>
+          <w:lang w:val="en-US"/>
+        </w:rPr>
+      </w:pPr>
+      <w:r>
+        <w:rPr>
+          <w:rFonts w:hint="default"/>
+          <w:lang w:val="en-US"/>
+        </w:rPr>
+        <w:t>Завдання 3</w:t>
+      </w:r>
+    </w:p>
+    <w:p>
+      <w:pPr>
+        <w:keepNext w:val="0"/>
+        <w:keepLines w:val="0"/>
+        <w:widowControl/>
+        <w:suppressLineNumbers w:val="0"/>
+        <w:shd w:val="clear" w:fill="121314"/>
+        <w:spacing w:line="360" w:lineRule="atLeast"/>
+        <w:jc w:val="left"/>
+        <w:rPr>
+          <w:rFonts w:ascii="Menlo" w:hAnsi="Menlo" w:eastAsia="Menlo" w:cs="Menlo"/>
+          <w:b w:val="0"/>
+          <w:bCs w:val="0"/>
+          <w:color w:val="BBBEBF"/>
+          <w:sz w:val="18"/>
+          <w:szCs w:val="18"/>
+        </w:rPr>
+      </w:pPr>
+      <w:r>
+        <w:rPr>
+          <w:rFonts w:hint="default" w:ascii="Menlo" w:hAnsi="Menlo" w:eastAsia="Menlo" w:cs="Menlo"/>
+          <w:b w:val="0"/>
+          <w:bCs w:val="0"/>
+          <w:color w:val="FF7B72"/>
+          <w:kern w:val="0"/>
+          <w:sz w:val="18"/>
+          <w:szCs w:val="18"/>
+          <w:shd w:val="clear" w:fill="121314"/>
+          <w:lang w:val="en-US" w:eastAsia="zh-CN" w:bidi="ar"/>
+        </w:rPr>
+        <w:t>def</w:t>
+      </w:r>
+      <w:r>
+        <w:rPr>
+          <w:rFonts w:hint="default" w:ascii="Menlo" w:hAnsi="Menlo" w:eastAsia="Menlo" w:cs="Menlo"/>
+          <w:b w:val="0"/>
+          <w:bCs w:val="0"/>
+          <w:color w:val="BBBEBF"/>
+          <w:kern w:val="0"/>
+          <w:sz w:val="18"/>
+          <w:szCs w:val="18"/>
+          <w:shd w:val="clear" w:fill="121314"/>
+          <w:lang w:val="en-US" w:eastAsia="zh-CN" w:bidi="ar"/>
+        </w:rPr>
+        <w:t xml:space="preserve"> </w:t>
+      </w:r>
+      <w:r>
+        <w:rPr>
+          <w:rFonts w:hint="default" w:ascii="Menlo" w:hAnsi="Menlo" w:eastAsia="Menlo" w:cs="Menlo"/>
+          <w:b w:val="0"/>
+          <w:bCs w:val="0"/>
+          <w:color w:val="D2A8FF"/>
+          <w:kern w:val="0"/>
+          <w:sz w:val="18"/>
+          <w:szCs w:val="18"/>
+          <w:shd w:val="clear" w:fill="121314"/>
+          <w:lang w:val="en-US" w:eastAsia="zh-CN" w:bidi="ar"/>
+        </w:rPr>
+        <w:t>test_dict_methods</w:t>
+      </w:r>
+      <w:r>
+        <w:rPr>
+          <w:rFonts w:hint="default" w:ascii="Menlo" w:hAnsi="Menlo" w:eastAsia="Menlo" w:cs="Menlo"/>
+          <w:b w:val="0"/>
+          <w:bCs w:val="0"/>
+          <w:color w:val="BBBEBF"/>
+          <w:kern w:val="0"/>
+          <w:sz w:val="18"/>
+          <w:szCs w:val="18"/>
+          <w:shd w:val="clear" w:fill="121314"/>
+          <w:lang w:val="en-US" w:eastAsia="zh-CN" w:bidi="ar"/>
+        </w:rPr>
+        <w:t>():</w:t>
+      </w:r>
+    </w:p>
+    <w:p>
+      <w:pPr>
+        <w:keepNext w:val="0"/>
+        <w:keepLines w:val="0"/>
+        <w:widowControl/>
+        <w:suppressLineNumbers w:val="0"/>
+        <w:shd w:val="clear" w:fill="121314"/>
+        <w:spacing w:line="360" w:lineRule="atLeast"/>
+        <w:jc w:val="left"/>
+        <w:rPr>
+          <w:rFonts w:hint="default" w:ascii="Menlo" w:hAnsi="Menlo" w:eastAsia="Menlo" w:cs="Menlo"/>
+          <w:b w:val="0"/>
+          <w:bCs w:val="0"/>
+          <w:color w:val="BBBEBF"/>
+          <w:sz w:val="18"/>
+          <w:szCs w:val="18"/>
+        </w:rPr>
+      </w:pPr>
+      <w:r>
+        <w:rPr>
+          <w:rFonts w:hint="default" w:ascii="Menlo" w:hAnsi="Menlo" w:eastAsia="Menlo" w:cs="Menlo"/>
+          <w:b w:val="0"/>
+          <w:bCs w:val="0"/>
+          <w:color w:val="BBBEBF"/>
+          <w:kern w:val="0"/>
+          <w:sz w:val="18"/>
+          <w:szCs w:val="18"/>
+          <w:shd w:val="clear" w:fill="121314"/>
+          <w:lang w:val="en-US" w:eastAsia="zh-CN" w:bidi="ar"/>
+        </w:rPr>
+        <w:t xml:space="preserve">    </w:t>
+      </w:r>
+      <w:r>
+        <w:rPr>
+          <w:rFonts w:hint="default" w:ascii="Menlo" w:hAnsi="Menlo" w:eastAsia="Menlo" w:cs="Menlo"/>
+          <w:b w:val="0"/>
+          <w:bCs w:val="0"/>
+          <w:color w:val="C9D1D9"/>
+          <w:kern w:val="0"/>
+          <w:sz w:val="18"/>
+          <w:szCs w:val="18"/>
+          <w:shd w:val="clear" w:fill="121314"/>
+          <w:lang w:val="en-US" w:eastAsia="zh-CN" w:bidi="ar"/>
+        </w:rPr>
+        <w:t>student</w:t>
+      </w:r>
+      <w:r>
+        <w:rPr>
+          <w:rFonts w:hint="default" w:ascii="Menlo" w:hAnsi="Menlo" w:eastAsia="Menlo" w:cs="Menlo"/>
+          <w:b w:val="0"/>
+          <w:bCs w:val="0"/>
+          <w:color w:val="BBBEBF"/>
+          <w:kern w:val="0"/>
+          <w:sz w:val="18"/>
+          <w:szCs w:val="18"/>
+          <w:shd w:val="clear" w:fill="121314"/>
+          <w:lang w:val="en-US" w:eastAsia="zh-CN" w:bidi="ar"/>
+        </w:rPr>
+        <w:t xml:space="preserve"> </w:t>
+      </w:r>
+      <w:r>
+        <w:rPr>
+          <w:rFonts w:hint="default" w:ascii="Menlo" w:hAnsi="Menlo" w:eastAsia="Menlo" w:cs="Menlo"/>
+          <w:b w:val="0"/>
+          <w:bCs w:val="0"/>
+          <w:color w:val="D4D4D4"/>
+          <w:kern w:val="0"/>
+          <w:sz w:val="18"/>
+          <w:szCs w:val="18"/>
+          <w:shd w:val="clear" w:fill="121314"/>
+          <w:lang w:val="en-US" w:eastAsia="zh-CN" w:bidi="ar"/>
+        </w:rPr>
+        <w:t>=</w:t>
+      </w:r>
+      <w:r>
+        <w:rPr>
+          <w:rFonts w:hint="default" w:ascii="Menlo" w:hAnsi="Menlo" w:eastAsia="Menlo" w:cs="Menlo"/>
+          <w:b w:val="0"/>
+          <w:bCs w:val="0"/>
+          <w:color w:val="BBBEBF"/>
+          <w:kern w:val="0"/>
+          <w:sz w:val="18"/>
+          <w:szCs w:val="18"/>
+          <w:shd w:val="clear" w:fill="121314"/>
+          <w:lang w:val="en-US" w:eastAsia="zh-CN" w:bidi="ar"/>
+        </w:rPr>
+        <w:t xml:space="preserve"> {</w:t>
+      </w:r>
+    </w:p>
+    <w:p>
+      <w:pPr>
+        <w:keepNext w:val="0"/>
+        <w:keepLines w:val="0"/>
+        <w:widowControl/>
+        <w:suppressLineNumbers w:val="0"/>
+        <w:shd w:val="clear" w:fill="121314"/>
+        <w:spacing w:line="360" w:lineRule="atLeast"/>
+        <w:jc w:val="left"/>
+        <w:rPr>
+          <w:rFonts w:hint="default" w:ascii="Menlo" w:hAnsi="Menlo" w:eastAsia="Menlo" w:cs="Menlo"/>
+          <w:b w:val="0"/>
+          <w:bCs w:val="0"/>
+          <w:color w:val="BBBEBF"/>
+          <w:sz w:val="18"/>
+          <w:szCs w:val="18"/>
+        </w:rPr>
+      </w:pPr>
+      <w:r>
+        <w:rPr>
+          <w:rFonts w:hint="default" w:ascii="Menlo" w:hAnsi="Menlo" w:eastAsia="Menlo" w:cs="Menlo"/>
+          <w:b w:val="0"/>
+          <w:bCs w:val="0"/>
+          <w:color w:val="BBBEBF"/>
+          <w:kern w:val="0"/>
+          <w:sz w:val="18"/>
+          <w:szCs w:val="18"/>
+          <w:shd w:val="clear" w:fill="121314"/>
+          <w:lang w:val="en-US" w:eastAsia="zh-CN" w:bidi="ar"/>
+        </w:rPr>
+        <w:t xml:space="preserve">        </w:t>
+      </w:r>
+      <w:r>
+        <w:rPr>
+          <w:rFonts w:hint="default" w:ascii="Menlo" w:hAnsi="Menlo" w:eastAsia="Menlo" w:cs="Menlo"/>
+          <w:b w:val="0"/>
+          <w:bCs w:val="0"/>
+          <w:color w:val="A5D6FF"/>
+          <w:kern w:val="0"/>
+          <w:sz w:val="18"/>
+          <w:szCs w:val="18"/>
+          <w:shd w:val="clear" w:fill="121314"/>
+          <w:lang w:val="en-US" w:eastAsia="zh-CN" w:bidi="ar"/>
+        </w:rPr>
+        <w:t>"name"</w:t>
+      </w:r>
+      <w:r>
+        <w:rPr>
+          <w:rFonts w:hint="default" w:ascii="Menlo" w:hAnsi="Menlo" w:eastAsia="Menlo" w:cs="Menlo"/>
+          <w:b w:val="0"/>
+          <w:bCs w:val="0"/>
+          <w:color w:val="BBBEBF"/>
+          <w:kern w:val="0"/>
+          <w:sz w:val="18"/>
+          <w:szCs w:val="18"/>
+          <w:shd w:val="clear" w:fill="121314"/>
+          <w:lang w:val="en-US" w:eastAsia="zh-CN" w:bidi="ar"/>
+        </w:rPr>
+        <w:t xml:space="preserve">: </w:t>
+      </w:r>
+      <w:r>
+        <w:rPr>
+          <w:rFonts w:hint="default" w:ascii="Menlo" w:hAnsi="Menlo" w:eastAsia="Menlo" w:cs="Menlo"/>
+          <w:b w:val="0"/>
+          <w:bCs w:val="0"/>
+          <w:color w:val="A5D6FF"/>
+          <w:kern w:val="0"/>
+          <w:sz w:val="18"/>
+          <w:szCs w:val="18"/>
+          <w:shd w:val="clear" w:fill="121314"/>
+          <w:lang w:val="en-US" w:eastAsia="zh-CN" w:bidi="ar"/>
+        </w:rPr>
+        <w:t>"Олексій"</w:t>
+      </w:r>
+      <w:r>
+        <w:rPr>
+          <w:rFonts w:hint="default" w:ascii="Menlo" w:hAnsi="Menlo" w:eastAsia="Menlo" w:cs="Menlo"/>
+          <w:b w:val="0"/>
+          <w:bCs w:val="0"/>
+          <w:color w:val="BBBEBF"/>
+          <w:kern w:val="0"/>
+          <w:sz w:val="18"/>
+          <w:szCs w:val="18"/>
+          <w:shd w:val="clear" w:fill="121314"/>
+          <w:lang w:val="en-US" w:eastAsia="zh-CN" w:bidi="ar"/>
+        </w:rPr>
+        <w:t>,</w:t>
+      </w:r>
+    </w:p>
+    <w:p>
+      <w:pPr>
+        <w:keepNext w:val="0"/>
+        <w:keepLines w:val="0"/>
+        <w:widowControl/>
+        <w:suppressLineNumbers w:val="0"/>
+        <w:shd w:val="clear" w:fill="121314"/>
+        <w:spacing w:line="360" w:lineRule="atLeast"/>
+        <w:jc w:val="left"/>
+        <w:rPr>
+          <w:rFonts w:hint="default" w:ascii="Menlo" w:hAnsi="Menlo" w:eastAsia="Menlo" w:cs="Menlo"/>
+          <w:b w:val="0"/>
+          <w:bCs w:val="0"/>
+          <w:color w:val="BBBEBF"/>
+          <w:sz w:val="18"/>
+          <w:szCs w:val="18"/>
+        </w:rPr>
+      </w:pPr>
+      <w:r>
+        <w:rPr>
+          <w:rFonts w:hint="default" w:ascii="Menlo" w:hAnsi="Menlo" w:eastAsia="Menlo" w:cs="Menlo"/>
+          <w:b w:val="0"/>
+          <w:bCs w:val="0"/>
+          <w:color w:val="BBBEBF"/>
+          <w:kern w:val="0"/>
+          <w:sz w:val="18"/>
+          <w:szCs w:val="18"/>
+          <w:shd w:val="clear" w:fill="121314"/>
+          <w:lang w:val="en-US" w:eastAsia="zh-CN" w:bidi="ar"/>
+        </w:rPr>
+        <w:t xml:space="preserve">        </w:t>
+      </w:r>
+      <w:r>
+        <w:rPr>
+          <w:rFonts w:hint="default" w:ascii="Menlo" w:hAnsi="Menlo" w:eastAsia="Menlo" w:cs="Menlo"/>
+          <w:b w:val="0"/>
+          <w:bCs w:val="0"/>
+          <w:color w:val="A5D6FF"/>
+          <w:kern w:val="0"/>
+          <w:sz w:val="18"/>
+          <w:szCs w:val="18"/>
+          <w:shd w:val="clear" w:fill="121314"/>
+          <w:lang w:val="en-US" w:eastAsia="zh-CN" w:bidi="ar"/>
+        </w:rPr>
+        <w:t>"age"</w:t>
+      </w:r>
+      <w:r>
+        <w:rPr>
+          <w:rFonts w:hint="default" w:ascii="Menlo" w:hAnsi="Menlo" w:eastAsia="Menlo" w:cs="Menlo"/>
+          <w:b w:val="0"/>
+          <w:bCs w:val="0"/>
+          <w:color w:val="BBBEBF"/>
+          <w:kern w:val="0"/>
+          <w:sz w:val="18"/>
+          <w:szCs w:val="18"/>
+          <w:shd w:val="clear" w:fill="121314"/>
+          <w:lang w:val="en-US" w:eastAsia="zh-CN" w:bidi="ar"/>
+        </w:rPr>
+        <w:t xml:space="preserve">: </w:t>
+      </w:r>
+      <w:r>
+        <w:rPr>
+          <w:rFonts w:hint="default" w:ascii="Menlo" w:hAnsi="Menlo" w:eastAsia="Menlo" w:cs="Menlo"/>
+          <w:b w:val="0"/>
+          <w:bCs w:val="0"/>
+          <w:color w:val="B5CEA8"/>
+          <w:kern w:val="0"/>
+          <w:sz w:val="18"/>
+          <w:szCs w:val="18"/>
+          <w:shd w:val="clear" w:fill="121314"/>
+          <w:lang w:val="en-US" w:eastAsia="zh-CN" w:bidi="ar"/>
+        </w:rPr>
+        <w:t>20</w:t>
+      </w:r>
+      <w:r>
+        <w:rPr>
+          <w:rFonts w:hint="default" w:ascii="Menlo" w:hAnsi="Menlo" w:eastAsia="Menlo" w:cs="Menlo"/>
+          <w:b w:val="0"/>
+          <w:bCs w:val="0"/>
+          <w:color w:val="BBBEBF"/>
+          <w:kern w:val="0"/>
+          <w:sz w:val="18"/>
+          <w:szCs w:val="18"/>
+          <w:shd w:val="clear" w:fill="121314"/>
+          <w:lang w:val="en-US" w:eastAsia="zh-CN" w:bidi="ar"/>
+        </w:rPr>
+        <w:t>,</w:t>
+      </w:r>
+    </w:p>
+    <w:p>
+      <w:pPr>
+        <w:keepNext w:val="0"/>
+        <w:keepLines w:val="0"/>
+        <w:widowControl/>
+        <w:suppressLineNumbers w:val="0"/>
+        <w:shd w:val="clear" w:fill="121314"/>
+        <w:spacing w:line="360" w:lineRule="atLeast"/>
+        <w:jc w:val="left"/>
+        <w:rPr>
+          <w:rFonts w:hint="default" w:ascii="Menlo" w:hAnsi="Menlo" w:eastAsia="Menlo" w:cs="Menlo"/>
+          <w:b w:val="0"/>
+          <w:bCs w:val="0"/>
+          <w:color w:val="BBBEBF"/>
+          <w:sz w:val="18"/>
+          <w:szCs w:val="18"/>
+        </w:rPr>
+      </w:pPr>
+      <w:r>
+        <w:rPr>
+          <w:rFonts w:hint="default" w:ascii="Menlo" w:hAnsi="Menlo" w:eastAsia="Menlo" w:cs="Menlo"/>
+          <w:b w:val="0"/>
+          <w:bCs w:val="0"/>
+          <w:color w:val="BBBEBF"/>
+          <w:kern w:val="0"/>
+          <w:sz w:val="18"/>
+          <w:szCs w:val="18"/>
+          <w:shd w:val="clear" w:fill="121314"/>
+          <w:lang w:val="en-US" w:eastAsia="zh-CN" w:bidi="ar"/>
+        </w:rPr>
+        <w:t xml:space="preserve">        </w:t>
+      </w:r>
+      <w:r>
+        <w:rPr>
+          <w:rFonts w:hint="default" w:ascii="Menlo" w:hAnsi="Menlo" w:eastAsia="Menlo" w:cs="Menlo"/>
+          <w:b w:val="0"/>
+          <w:bCs w:val="0"/>
+          <w:color w:val="A5D6FF"/>
+          <w:kern w:val="0"/>
+          <w:sz w:val="18"/>
+          <w:szCs w:val="18"/>
+          <w:shd w:val="clear" w:fill="121314"/>
+          <w:lang w:val="en-US" w:eastAsia="zh-CN" w:bidi="ar"/>
+        </w:rPr>
+        <w:t>"city"</w:t>
+      </w:r>
+      <w:r>
+        <w:rPr>
+          <w:rFonts w:hint="default" w:ascii="Menlo" w:hAnsi="Menlo" w:eastAsia="Menlo" w:cs="Menlo"/>
+          <w:b w:val="0"/>
+          <w:bCs w:val="0"/>
+          <w:color w:val="BBBEBF"/>
+          <w:kern w:val="0"/>
+          <w:sz w:val="18"/>
+          <w:szCs w:val="18"/>
+          <w:shd w:val="clear" w:fill="121314"/>
+          <w:lang w:val="en-US" w:eastAsia="zh-CN" w:bidi="ar"/>
+        </w:rPr>
+        <w:t xml:space="preserve">: </w:t>
+      </w:r>
+      <w:r>
+        <w:rPr>
+          <w:rFonts w:hint="default" w:ascii="Menlo" w:hAnsi="Menlo" w:eastAsia="Menlo" w:cs="Menlo"/>
+          <w:b w:val="0"/>
+          <w:bCs w:val="0"/>
+          <w:color w:val="A5D6FF"/>
+          <w:kern w:val="0"/>
+          <w:sz w:val="18"/>
+          <w:szCs w:val="18"/>
+          <w:shd w:val="clear" w:fill="121314"/>
+          <w:lang w:val="en-US" w:eastAsia="zh-CN" w:bidi="ar"/>
+        </w:rPr>
+        <w:t>"Київ"</w:t>
+      </w:r>
+    </w:p>
+    <w:p>
+      <w:pPr>
+        <w:keepNext w:val="0"/>
+        <w:keepLines w:val="0"/>
+        <w:widowControl/>
+        <w:suppressLineNumbers w:val="0"/>
+        <w:shd w:val="clear" w:fill="121314"/>
+        <w:spacing w:line="360" w:lineRule="atLeast"/>
+        <w:jc w:val="left"/>
+        <w:rPr>
+          <w:rFonts w:hint="default" w:ascii="Menlo" w:hAnsi="Menlo" w:eastAsia="Menlo" w:cs="Menlo"/>
+          <w:b w:val="0"/>
+          <w:bCs w:val="0"/>
+          <w:color w:val="BBBEBF"/>
+          <w:sz w:val="18"/>
+          <w:szCs w:val="18"/>
+        </w:rPr>
+      </w:pPr>
+      <w:r>
+        <w:rPr>
+          <w:rFonts w:hint="default" w:ascii="Menlo" w:hAnsi="Menlo" w:eastAsia="Menlo" w:cs="Menlo"/>
+          <w:b w:val="0"/>
+          <w:bCs w:val="0"/>
+          <w:color w:val="BBBEBF"/>
+          <w:kern w:val="0"/>
+          <w:sz w:val="18"/>
+          <w:szCs w:val="18"/>
+          <w:shd w:val="clear" w:fill="121314"/>
+          <w:lang w:val="en-US" w:eastAsia="zh-CN" w:bidi="ar"/>
+        </w:rPr>
+        <w:t xml:space="preserve">    }</w:t>
+      </w:r>
+    </w:p>
+    <w:p>
+      <w:pPr>
+        <w:keepNext w:val="0"/>
+        <w:keepLines w:val="0"/>
+        <w:widowControl/>
+        <w:suppressLineNumbers w:val="0"/>
+        <w:shd w:val="clear" w:fill="121314"/>
+        <w:spacing w:line="360" w:lineRule="atLeast"/>
+        <w:jc w:val="left"/>
+        <w:rPr>
+          <w:rFonts w:hint="default" w:ascii="Menlo" w:hAnsi="Menlo" w:eastAsia="Menlo" w:cs="Menlo"/>
+          <w:b w:val="0"/>
+          <w:bCs w:val="0"/>
+          <w:color w:val="BBBEBF"/>
+          <w:sz w:val="18"/>
+          <w:szCs w:val="18"/>
+        </w:rPr>
+      </w:pPr>
+    </w:p>
+    <w:p>
+      <w:pPr>
+        <w:keepNext w:val="0"/>
+        <w:keepLines w:val="0"/>
+        <w:widowControl/>
+        <w:suppressLineNumbers w:val="0"/>
+        <w:shd w:val="clear" w:fill="121314"/>
+        <w:spacing w:line="360" w:lineRule="atLeast"/>
+        <w:jc w:val="left"/>
+        <w:rPr>
+          <w:rFonts w:hint="default" w:ascii="Menlo" w:hAnsi="Menlo" w:eastAsia="Menlo" w:cs="Menlo"/>
+          <w:b w:val="0"/>
+          <w:bCs w:val="0"/>
+          <w:color w:val="BBBEBF"/>
+          <w:sz w:val="18"/>
+          <w:szCs w:val="18"/>
+        </w:rPr>
+      </w:pPr>
+      <w:r>
+        <w:rPr>
+          <w:rFonts w:hint="default" w:ascii="Menlo" w:hAnsi="Menlo" w:eastAsia="Menlo" w:cs="Menlo"/>
+          <w:b w:val="0"/>
+          <w:bCs w:val="0"/>
+          <w:color w:val="BBBEBF"/>
+          <w:kern w:val="0"/>
+          <w:sz w:val="18"/>
+          <w:szCs w:val="18"/>
+          <w:shd w:val="clear" w:fill="121314"/>
+          <w:lang w:val="en-US" w:eastAsia="zh-CN" w:bidi="ar"/>
+        </w:rPr>
+        <w:t xml:space="preserve">    </w:t>
+      </w:r>
+      <w:r>
+        <w:rPr>
+          <w:rFonts w:hint="default" w:ascii="Menlo" w:hAnsi="Menlo" w:eastAsia="Menlo" w:cs="Menlo"/>
+          <w:b w:val="0"/>
+          <w:bCs w:val="0"/>
+          <w:color w:val="C9D1D9"/>
+          <w:kern w:val="0"/>
+          <w:sz w:val="18"/>
+          <w:szCs w:val="18"/>
+          <w:shd w:val="clear" w:fill="121314"/>
+          <w:lang w:val="en-US" w:eastAsia="zh-CN" w:bidi="ar"/>
+        </w:rPr>
+        <w:t>student</w:t>
+      </w:r>
+      <w:r>
+        <w:rPr>
+          <w:rFonts w:hint="default" w:ascii="Menlo" w:hAnsi="Menlo" w:eastAsia="Menlo" w:cs="Menlo"/>
+          <w:b w:val="0"/>
+          <w:bCs w:val="0"/>
+          <w:color w:val="BBBEBF"/>
+          <w:kern w:val="0"/>
+          <w:sz w:val="18"/>
+          <w:szCs w:val="18"/>
+          <w:shd w:val="clear" w:fill="121314"/>
+          <w:lang w:val="en-US" w:eastAsia="zh-CN" w:bidi="ar"/>
+        </w:rPr>
+        <w:t>.</w:t>
+      </w:r>
+      <w:r>
+        <w:rPr>
+          <w:rFonts w:hint="default" w:ascii="Menlo" w:hAnsi="Menlo" w:eastAsia="Menlo" w:cs="Menlo"/>
+          <w:b w:val="0"/>
+          <w:bCs w:val="0"/>
+          <w:color w:val="D2A8FF"/>
+          <w:kern w:val="0"/>
+          <w:sz w:val="18"/>
+          <w:szCs w:val="18"/>
+          <w:shd w:val="clear" w:fill="121314"/>
+          <w:lang w:val="en-US" w:eastAsia="zh-CN" w:bidi="ar"/>
+        </w:rPr>
+        <w:t>keys</w:t>
+      </w:r>
+      <w:r>
+        <w:rPr>
+          <w:rFonts w:hint="default" w:ascii="Menlo" w:hAnsi="Menlo" w:eastAsia="Menlo" w:cs="Menlo"/>
+          <w:b w:val="0"/>
+          <w:bCs w:val="0"/>
+          <w:color w:val="BBBEBF"/>
+          <w:kern w:val="0"/>
+          <w:sz w:val="18"/>
+          <w:szCs w:val="18"/>
+          <w:shd w:val="clear" w:fill="121314"/>
+          <w:lang w:val="en-US" w:eastAsia="zh-CN" w:bidi="ar"/>
+        </w:rPr>
+        <w:t>()</w:t>
+      </w:r>
+    </w:p>
+    <w:p>
+      <w:pPr>
+        <w:keepNext w:val="0"/>
+        <w:keepLines w:val="0"/>
+        <w:widowControl/>
+        <w:suppressLineNumbers w:val="0"/>
+        <w:shd w:val="clear" w:fill="121314"/>
+        <w:spacing w:line="360" w:lineRule="atLeast"/>
+        <w:jc w:val="left"/>
+        <w:rPr>
+          <w:rFonts w:hint="default" w:ascii="Menlo" w:hAnsi="Menlo" w:eastAsia="Menlo" w:cs="Menlo"/>
+          <w:b w:val="0"/>
+          <w:bCs w:val="0"/>
+          <w:color w:val="BBBEBF"/>
+          <w:sz w:val="18"/>
+          <w:szCs w:val="18"/>
+        </w:rPr>
+      </w:pPr>
+      <w:r>
+        <w:rPr>
+          <w:rFonts w:hint="default" w:ascii="Menlo" w:hAnsi="Menlo" w:eastAsia="Menlo" w:cs="Menlo"/>
+          <w:b w:val="0"/>
+          <w:bCs w:val="0"/>
+          <w:color w:val="BBBEBF"/>
+          <w:kern w:val="0"/>
+          <w:sz w:val="18"/>
+          <w:szCs w:val="18"/>
+          <w:shd w:val="clear" w:fill="121314"/>
+          <w:lang w:val="en-US" w:eastAsia="zh-CN" w:bidi="ar"/>
+        </w:rPr>
+        <w:t xml:space="preserve">    </w:t>
+      </w:r>
+      <w:r>
+        <w:rPr>
+          <w:rFonts w:hint="default" w:ascii="Menlo" w:hAnsi="Menlo" w:eastAsia="Menlo" w:cs="Menlo"/>
+          <w:b w:val="0"/>
+          <w:bCs w:val="0"/>
+          <w:color w:val="C9D1D9"/>
+          <w:kern w:val="0"/>
+          <w:sz w:val="18"/>
+          <w:szCs w:val="18"/>
+          <w:shd w:val="clear" w:fill="121314"/>
+          <w:lang w:val="en-US" w:eastAsia="zh-CN" w:bidi="ar"/>
+        </w:rPr>
+        <w:t>student</w:t>
+      </w:r>
+      <w:r>
+        <w:rPr>
+          <w:rFonts w:hint="default" w:ascii="Menlo" w:hAnsi="Menlo" w:eastAsia="Menlo" w:cs="Menlo"/>
+          <w:b w:val="0"/>
+          <w:bCs w:val="0"/>
+          <w:color w:val="BBBEBF"/>
+          <w:kern w:val="0"/>
+          <w:sz w:val="18"/>
+          <w:szCs w:val="18"/>
+          <w:shd w:val="clear" w:fill="121314"/>
+          <w:lang w:val="en-US" w:eastAsia="zh-CN" w:bidi="ar"/>
+        </w:rPr>
+        <w:t>.</w:t>
+      </w:r>
+      <w:r>
+        <w:rPr>
+          <w:rFonts w:hint="default" w:ascii="Menlo" w:hAnsi="Menlo" w:eastAsia="Menlo" w:cs="Menlo"/>
+          <w:b w:val="0"/>
+          <w:bCs w:val="0"/>
+          <w:color w:val="D2A8FF"/>
+          <w:kern w:val="0"/>
+          <w:sz w:val="18"/>
+          <w:szCs w:val="18"/>
+          <w:shd w:val="clear" w:fill="121314"/>
+          <w:lang w:val="en-US" w:eastAsia="zh-CN" w:bidi="ar"/>
+        </w:rPr>
+        <w:t>values</w:t>
+      </w:r>
+      <w:r>
+        <w:rPr>
+          <w:rFonts w:hint="default" w:ascii="Menlo" w:hAnsi="Menlo" w:eastAsia="Menlo" w:cs="Menlo"/>
+          <w:b w:val="0"/>
+          <w:bCs w:val="0"/>
+          <w:color w:val="BBBEBF"/>
+          <w:kern w:val="0"/>
+          <w:sz w:val="18"/>
+          <w:szCs w:val="18"/>
+          <w:shd w:val="clear" w:fill="121314"/>
+          <w:lang w:val="en-US" w:eastAsia="zh-CN" w:bidi="ar"/>
+        </w:rPr>
+        <w:t>()</w:t>
+      </w:r>
+    </w:p>
+    <w:p>
+      <w:pPr>
+        <w:keepNext w:val="0"/>
+        <w:keepLines w:val="0"/>
+        <w:widowControl/>
+        <w:suppressLineNumbers w:val="0"/>
+        <w:shd w:val="clear" w:fill="121314"/>
+        <w:spacing w:line="360" w:lineRule="atLeast"/>
+        <w:jc w:val="left"/>
+        <w:rPr>
+          <w:rFonts w:hint="default" w:ascii="Menlo" w:hAnsi="Menlo" w:eastAsia="Menlo" w:cs="Menlo"/>
+          <w:b w:val="0"/>
+          <w:bCs w:val="0"/>
+          <w:color w:val="BBBEBF"/>
+          <w:sz w:val="18"/>
+          <w:szCs w:val="18"/>
+        </w:rPr>
+      </w:pPr>
+      <w:r>
+        <w:rPr>
+          <w:rFonts w:hint="default" w:ascii="Menlo" w:hAnsi="Menlo" w:eastAsia="Menlo" w:cs="Menlo"/>
+          <w:b w:val="0"/>
+          <w:bCs w:val="0"/>
+          <w:color w:val="BBBEBF"/>
+          <w:kern w:val="0"/>
+          <w:sz w:val="18"/>
+          <w:szCs w:val="18"/>
+          <w:shd w:val="clear" w:fill="121314"/>
+          <w:lang w:val="en-US" w:eastAsia="zh-CN" w:bidi="ar"/>
+        </w:rPr>
+        <w:t xml:space="preserve">    </w:t>
+      </w:r>
+      <w:r>
+        <w:rPr>
+          <w:rFonts w:hint="default" w:ascii="Menlo" w:hAnsi="Menlo" w:eastAsia="Menlo" w:cs="Menlo"/>
+          <w:b w:val="0"/>
+          <w:bCs w:val="0"/>
+          <w:color w:val="C9D1D9"/>
+          <w:kern w:val="0"/>
+          <w:sz w:val="18"/>
+          <w:szCs w:val="18"/>
+          <w:shd w:val="clear" w:fill="121314"/>
+          <w:lang w:val="en-US" w:eastAsia="zh-CN" w:bidi="ar"/>
+        </w:rPr>
+        <w:t>student</w:t>
+      </w:r>
+      <w:r>
+        <w:rPr>
+          <w:rFonts w:hint="default" w:ascii="Menlo" w:hAnsi="Menlo" w:eastAsia="Menlo" w:cs="Menlo"/>
+          <w:b w:val="0"/>
+          <w:bCs w:val="0"/>
+          <w:color w:val="BBBEBF"/>
+          <w:kern w:val="0"/>
+          <w:sz w:val="18"/>
+          <w:szCs w:val="18"/>
+          <w:shd w:val="clear" w:fill="121314"/>
+          <w:lang w:val="en-US" w:eastAsia="zh-CN" w:bidi="ar"/>
+        </w:rPr>
+        <w:t>.</w:t>
+      </w:r>
+      <w:r>
+        <w:rPr>
+          <w:rFonts w:hint="default" w:ascii="Menlo" w:hAnsi="Menlo" w:eastAsia="Menlo" w:cs="Menlo"/>
+          <w:b w:val="0"/>
+          <w:bCs w:val="0"/>
+          <w:color w:val="D2A8FF"/>
+          <w:kern w:val="0"/>
+          <w:sz w:val="18"/>
+          <w:szCs w:val="18"/>
+          <w:shd w:val="clear" w:fill="121314"/>
+          <w:lang w:val="en-US" w:eastAsia="zh-CN" w:bidi="ar"/>
+        </w:rPr>
+        <w:t>items</w:t>
+      </w:r>
+      <w:r>
+        <w:rPr>
+          <w:rFonts w:hint="default" w:ascii="Menlo" w:hAnsi="Menlo" w:eastAsia="Menlo" w:cs="Menlo"/>
+          <w:b w:val="0"/>
+          <w:bCs w:val="0"/>
+          <w:color w:val="BBBEBF"/>
+          <w:kern w:val="0"/>
+          <w:sz w:val="18"/>
+          <w:szCs w:val="18"/>
+          <w:shd w:val="clear" w:fill="121314"/>
+          <w:lang w:val="en-US" w:eastAsia="zh-CN" w:bidi="ar"/>
+        </w:rPr>
+        <w:t>()</w:t>
+      </w:r>
+    </w:p>
+    <w:p>
+      <w:pPr>
+        <w:keepNext w:val="0"/>
+        <w:keepLines w:val="0"/>
+        <w:widowControl/>
+        <w:suppressLineNumbers w:val="0"/>
+        <w:jc w:val="left"/>
+      </w:pPr>
+    </w:p>
+    <w:p>
+      <w:pPr>
+        <w:keepNext w:val="0"/>
+        <w:keepLines w:val="0"/>
+        <w:widowControl/>
+        <w:suppressLineNumbers w:val="0"/>
+        <w:shd w:val="clear" w:fill="121314"/>
+        <w:spacing w:line="360" w:lineRule="atLeast"/>
+        <w:jc w:val="left"/>
+        <w:rPr>
+          <w:rFonts w:hint="default" w:ascii="Menlo" w:hAnsi="Menlo" w:eastAsia="Menlo" w:cs="Menlo"/>
+          <w:b w:val="0"/>
+          <w:bCs w:val="0"/>
+          <w:color w:val="BBBEBF"/>
+          <w:sz w:val="18"/>
+          <w:szCs w:val="18"/>
+        </w:rPr>
+      </w:pPr>
+      <w:r>
+        <w:rPr>
+          <w:rFonts w:hint="default" w:ascii="Menlo" w:hAnsi="Menlo" w:eastAsia="Menlo" w:cs="Menlo"/>
+          <w:b w:val="0"/>
+          <w:bCs w:val="0"/>
+          <w:color w:val="BBBEBF"/>
+          <w:kern w:val="0"/>
+          <w:sz w:val="18"/>
+          <w:szCs w:val="18"/>
+          <w:shd w:val="clear" w:fill="121314"/>
+          <w:lang w:val="en-US" w:eastAsia="zh-CN" w:bidi="ar"/>
+        </w:rPr>
+        <w:t xml:space="preserve">    </w:t>
+      </w:r>
+      <w:r>
+        <w:rPr>
+          <w:rFonts w:hint="default" w:ascii="Menlo" w:hAnsi="Menlo" w:eastAsia="Menlo" w:cs="Menlo"/>
+          <w:b w:val="0"/>
+          <w:bCs w:val="0"/>
+          <w:color w:val="C9D1D9"/>
+          <w:kern w:val="0"/>
+          <w:sz w:val="18"/>
+          <w:szCs w:val="18"/>
+          <w:shd w:val="clear" w:fill="121314"/>
+          <w:lang w:val="en-US" w:eastAsia="zh-CN" w:bidi="ar"/>
+        </w:rPr>
+        <w:t>student</w:t>
+      </w:r>
+      <w:r>
+        <w:rPr>
+          <w:rFonts w:hint="default" w:ascii="Menlo" w:hAnsi="Menlo" w:eastAsia="Menlo" w:cs="Menlo"/>
+          <w:b w:val="0"/>
+          <w:bCs w:val="0"/>
+          <w:color w:val="BBBEBF"/>
+          <w:kern w:val="0"/>
+          <w:sz w:val="18"/>
+          <w:szCs w:val="18"/>
+          <w:shd w:val="clear" w:fill="121314"/>
+          <w:lang w:val="en-US" w:eastAsia="zh-CN" w:bidi="ar"/>
+        </w:rPr>
+        <w:t>.</w:t>
+      </w:r>
+      <w:r>
+        <w:rPr>
+          <w:rFonts w:hint="default" w:ascii="Menlo" w:hAnsi="Menlo" w:eastAsia="Menlo" w:cs="Menlo"/>
+          <w:b w:val="0"/>
+          <w:bCs w:val="0"/>
+          <w:color w:val="D2A8FF"/>
+          <w:kern w:val="0"/>
+          <w:sz w:val="18"/>
+          <w:szCs w:val="18"/>
+          <w:shd w:val="clear" w:fill="121314"/>
+          <w:lang w:val="en-US" w:eastAsia="zh-CN" w:bidi="ar"/>
+        </w:rPr>
+        <w:t>update</w:t>
+      </w:r>
+      <w:r>
+        <w:rPr>
+          <w:rFonts w:hint="default" w:ascii="Menlo" w:hAnsi="Menlo" w:eastAsia="Menlo" w:cs="Menlo"/>
+          <w:b w:val="0"/>
+          <w:bCs w:val="0"/>
+          <w:color w:val="BBBEBF"/>
+          <w:kern w:val="0"/>
+          <w:sz w:val="18"/>
+          <w:szCs w:val="18"/>
+          <w:shd w:val="clear" w:fill="121314"/>
+          <w:lang w:val="en-US" w:eastAsia="zh-CN" w:bidi="ar"/>
+        </w:rPr>
+        <w:t>({</w:t>
+      </w:r>
+      <w:r>
+        <w:rPr>
+          <w:rFonts w:hint="default" w:ascii="Menlo" w:hAnsi="Menlo" w:eastAsia="Menlo" w:cs="Menlo"/>
+          <w:b w:val="0"/>
+          <w:bCs w:val="0"/>
+          <w:color w:val="A5D6FF"/>
+          <w:kern w:val="0"/>
+          <w:sz w:val="18"/>
+          <w:szCs w:val="18"/>
+          <w:shd w:val="clear" w:fill="121314"/>
+          <w:lang w:val="en-US" w:eastAsia="zh-CN" w:bidi="ar"/>
+        </w:rPr>
+        <w:t>"age"</w:t>
+      </w:r>
+      <w:r>
+        <w:rPr>
+          <w:rFonts w:hint="default" w:ascii="Menlo" w:hAnsi="Menlo" w:eastAsia="Menlo" w:cs="Menlo"/>
+          <w:b w:val="0"/>
+          <w:bCs w:val="0"/>
+          <w:color w:val="BBBEBF"/>
+          <w:kern w:val="0"/>
+          <w:sz w:val="18"/>
+          <w:szCs w:val="18"/>
+          <w:shd w:val="clear" w:fill="121314"/>
+          <w:lang w:val="en-US" w:eastAsia="zh-CN" w:bidi="ar"/>
+        </w:rPr>
+        <w:t xml:space="preserve">: </w:t>
+      </w:r>
+      <w:r>
+        <w:rPr>
+          <w:rFonts w:hint="default" w:ascii="Menlo" w:hAnsi="Menlo" w:eastAsia="Menlo" w:cs="Menlo"/>
+          <w:b w:val="0"/>
+          <w:bCs w:val="0"/>
+          <w:color w:val="B5CEA8"/>
+          <w:kern w:val="0"/>
+          <w:sz w:val="18"/>
+          <w:szCs w:val="18"/>
+          <w:shd w:val="clear" w:fill="121314"/>
+          <w:lang w:val="en-US" w:eastAsia="zh-CN" w:bidi="ar"/>
+        </w:rPr>
+        <w:t>21</w:t>
+      </w:r>
+      <w:r>
+        <w:rPr>
+          <w:rFonts w:hint="default" w:ascii="Menlo" w:hAnsi="Menlo" w:eastAsia="Menlo" w:cs="Menlo"/>
+          <w:b w:val="0"/>
+          <w:bCs w:val="0"/>
+          <w:color w:val="BBBEBF"/>
+          <w:kern w:val="0"/>
+          <w:sz w:val="18"/>
+          <w:szCs w:val="18"/>
+          <w:shd w:val="clear" w:fill="121314"/>
+          <w:lang w:val="en-US" w:eastAsia="zh-CN" w:bidi="ar"/>
+        </w:rPr>
+        <w:t xml:space="preserve">, </w:t>
+      </w:r>
+      <w:r>
+        <w:rPr>
+          <w:rFonts w:hint="default" w:ascii="Menlo" w:hAnsi="Menlo" w:eastAsia="Menlo" w:cs="Menlo"/>
+          <w:b w:val="0"/>
+          <w:bCs w:val="0"/>
+          <w:color w:val="A5D6FF"/>
+          <w:kern w:val="0"/>
+          <w:sz w:val="18"/>
+          <w:szCs w:val="18"/>
+          <w:shd w:val="clear" w:fill="121314"/>
+          <w:lang w:val="en-US" w:eastAsia="zh-CN" w:bidi="ar"/>
+        </w:rPr>
+        <w:t>"course"</w:t>
+      </w:r>
+      <w:r>
+        <w:rPr>
+          <w:rFonts w:hint="default" w:ascii="Menlo" w:hAnsi="Menlo" w:eastAsia="Menlo" w:cs="Menlo"/>
+          <w:b w:val="0"/>
+          <w:bCs w:val="0"/>
+          <w:color w:val="BBBEBF"/>
+          <w:kern w:val="0"/>
+          <w:sz w:val="18"/>
+          <w:szCs w:val="18"/>
+          <w:shd w:val="clear" w:fill="121314"/>
+          <w:lang w:val="en-US" w:eastAsia="zh-CN" w:bidi="ar"/>
+        </w:rPr>
+        <w:t xml:space="preserve">: </w:t>
+      </w:r>
+      <w:r>
+        <w:rPr>
+          <w:rFonts w:hint="default" w:ascii="Menlo" w:hAnsi="Menlo" w:eastAsia="Menlo" w:cs="Menlo"/>
+          <w:b w:val="0"/>
+          <w:bCs w:val="0"/>
+          <w:color w:val="B5CEA8"/>
+          <w:kern w:val="0"/>
+          <w:sz w:val="18"/>
+          <w:szCs w:val="18"/>
+          <w:shd w:val="clear" w:fill="121314"/>
+          <w:lang w:val="en-US" w:eastAsia="zh-CN" w:bidi="ar"/>
+        </w:rPr>
+        <w:t>3</w:t>
+      </w:r>
+      <w:r>
+        <w:rPr>
+          <w:rFonts w:hint="default" w:ascii="Menlo" w:hAnsi="Menlo" w:eastAsia="Menlo" w:cs="Menlo"/>
+          <w:b w:val="0"/>
+          <w:bCs w:val="0"/>
+          <w:color w:val="BBBEBF"/>
+          <w:kern w:val="0"/>
+          <w:sz w:val="18"/>
+          <w:szCs w:val="18"/>
+          <w:shd w:val="clear" w:fill="121314"/>
+          <w:lang w:val="en-US" w:eastAsia="zh-CN" w:bidi="ar"/>
+        </w:rPr>
+        <w:t>})</w:t>
+      </w:r>
+    </w:p>
+    <w:p>
+      <w:pPr>
+        <w:keepNext w:val="0"/>
+        <w:keepLines w:val="0"/>
+        <w:widowControl/>
+        <w:suppressLineNumbers w:val="0"/>
+        <w:shd w:val="clear" w:fill="121314"/>
+        <w:spacing w:line="360" w:lineRule="atLeast"/>
+        <w:jc w:val="left"/>
+        <w:rPr>
+          <w:rFonts w:hint="default" w:ascii="Menlo" w:hAnsi="Menlo" w:eastAsia="Menlo" w:cs="Menlo"/>
+          <w:b w:val="0"/>
+          <w:bCs w:val="0"/>
+          <w:color w:val="BBBEBF"/>
+          <w:sz w:val="18"/>
+          <w:szCs w:val="18"/>
+        </w:rPr>
+      </w:pPr>
+      <w:r>
+        <w:rPr>
+          <w:rFonts w:hint="default" w:ascii="Menlo" w:hAnsi="Menlo" w:eastAsia="Menlo" w:cs="Menlo"/>
+          <w:b w:val="0"/>
+          <w:bCs w:val="0"/>
+          <w:color w:val="BBBEBF"/>
+          <w:kern w:val="0"/>
+          <w:sz w:val="18"/>
+          <w:szCs w:val="18"/>
+          <w:shd w:val="clear" w:fill="121314"/>
+          <w:lang w:val="en-US" w:eastAsia="zh-CN" w:bidi="ar"/>
+        </w:rPr>
+        <w:t xml:space="preserve">    </w:t>
+      </w:r>
+      <w:r>
+        <w:rPr>
+          <w:rFonts w:hint="default" w:ascii="Menlo" w:hAnsi="Menlo" w:eastAsia="Menlo" w:cs="Menlo"/>
+          <w:b w:val="0"/>
+          <w:bCs w:val="0"/>
+          <w:color w:val="C586C0"/>
+          <w:kern w:val="0"/>
+          <w:sz w:val="18"/>
+          <w:szCs w:val="18"/>
+          <w:shd w:val="clear" w:fill="121314"/>
+          <w:lang w:val="en-US" w:eastAsia="zh-CN" w:bidi="ar"/>
+        </w:rPr>
+        <w:t>del</w:t>
+      </w:r>
+      <w:r>
+        <w:rPr>
+          <w:rFonts w:hint="default" w:ascii="Menlo" w:hAnsi="Menlo" w:eastAsia="Menlo" w:cs="Menlo"/>
+          <w:b w:val="0"/>
+          <w:bCs w:val="0"/>
+          <w:color w:val="BBBEBF"/>
+          <w:kern w:val="0"/>
+          <w:sz w:val="18"/>
+          <w:szCs w:val="18"/>
+          <w:shd w:val="clear" w:fill="121314"/>
+          <w:lang w:val="en-US" w:eastAsia="zh-CN" w:bidi="ar"/>
+        </w:rPr>
+        <w:t xml:space="preserve"> </w:t>
+      </w:r>
+      <w:r>
+        <w:rPr>
+          <w:rFonts w:hint="default" w:ascii="Menlo" w:hAnsi="Menlo" w:eastAsia="Menlo" w:cs="Menlo"/>
+          <w:b w:val="0"/>
+          <w:bCs w:val="0"/>
+          <w:color w:val="C9D1D9"/>
+          <w:kern w:val="0"/>
+          <w:sz w:val="18"/>
+          <w:szCs w:val="18"/>
+          <w:shd w:val="clear" w:fill="121314"/>
+          <w:lang w:val="en-US" w:eastAsia="zh-CN" w:bidi="ar"/>
+        </w:rPr>
+        <w:t>student</w:t>
+      </w:r>
+      <w:r>
+        <w:rPr>
+          <w:rFonts w:hint="default" w:ascii="Menlo" w:hAnsi="Menlo" w:eastAsia="Menlo" w:cs="Menlo"/>
+          <w:b w:val="0"/>
+          <w:bCs w:val="0"/>
+          <w:color w:val="BBBEBF"/>
+          <w:kern w:val="0"/>
+          <w:sz w:val="18"/>
+          <w:szCs w:val="18"/>
+          <w:shd w:val="clear" w:fill="121314"/>
+          <w:lang w:val="en-US" w:eastAsia="zh-CN" w:bidi="ar"/>
+        </w:rPr>
+        <w:t>[</w:t>
+      </w:r>
+      <w:r>
+        <w:rPr>
+          <w:rFonts w:hint="default" w:ascii="Menlo" w:hAnsi="Menlo" w:eastAsia="Menlo" w:cs="Menlo"/>
+          <w:b w:val="0"/>
+          <w:bCs w:val="0"/>
+          <w:color w:val="A5D6FF"/>
+          <w:kern w:val="0"/>
+          <w:sz w:val="18"/>
+          <w:szCs w:val="18"/>
+          <w:shd w:val="clear" w:fill="121314"/>
+          <w:lang w:val="en-US" w:eastAsia="zh-CN" w:bidi="ar"/>
+        </w:rPr>
+        <w:t>"city"</w:t>
+      </w:r>
+      <w:r>
+        <w:rPr>
+          <w:rFonts w:hint="default" w:ascii="Menlo" w:hAnsi="Menlo" w:eastAsia="Menlo" w:cs="Menlo"/>
+          <w:b w:val="0"/>
+          <w:bCs w:val="0"/>
+          <w:color w:val="BBBEBF"/>
+          <w:kern w:val="0"/>
+          <w:sz w:val="18"/>
+          <w:szCs w:val="18"/>
+          <w:shd w:val="clear" w:fill="121314"/>
+          <w:lang w:val="en-US" w:eastAsia="zh-CN" w:bidi="ar"/>
+        </w:rPr>
+        <w:t>]</w:t>
+      </w:r>
+    </w:p>
+    <w:p>
+      <w:pPr>
+        <w:keepNext w:val="0"/>
+        <w:keepLines w:val="0"/>
+        <w:widowControl/>
+        <w:suppressLineNumbers w:val="0"/>
+        <w:shd w:val="clear" w:fill="121314"/>
+        <w:spacing w:line="360" w:lineRule="atLeast"/>
+        <w:jc w:val="left"/>
+        <w:rPr>
+          <w:rFonts w:hint="default" w:ascii="Menlo" w:hAnsi="Menlo" w:eastAsia="Menlo" w:cs="Menlo"/>
+          <w:b w:val="0"/>
+          <w:bCs w:val="0"/>
+          <w:color w:val="BBBEBF"/>
+          <w:sz w:val="18"/>
+          <w:szCs w:val="18"/>
+        </w:rPr>
+      </w:pPr>
+      <w:r>
+        <w:rPr>
+          <w:rFonts w:hint="default" w:ascii="Menlo" w:hAnsi="Menlo" w:eastAsia="Menlo" w:cs="Menlo"/>
+          <w:b w:val="0"/>
+          <w:bCs w:val="0"/>
+          <w:color w:val="BBBEBF"/>
+          <w:kern w:val="0"/>
+          <w:sz w:val="18"/>
+          <w:szCs w:val="18"/>
+          <w:shd w:val="clear" w:fill="121314"/>
+          <w:lang w:val="en-US" w:eastAsia="zh-CN" w:bidi="ar"/>
+        </w:rPr>
+        <w:t xml:space="preserve">    </w:t>
+      </w:r>
+      <w:r>
+        <w:rPr>
+          <w:rFonts w:hint="default" w:ascii="Menlo" w:hAnsi="Menlo" w:eastAsia="Menlo" w:cs="Menlo"/>
+          <w:b w:val="0"/>
+          <w:bCs w:val="0"/>
+          <w:color w:val="C9D1D9"/>
+          <w:kern w:val="0"/>
+          <w:sz w:val="18"/>
+          <w:szCs w:val="18"/>
+          <w:shd w:val="clear" w:fill="121314"/>
+          <w:lang w:val="en-US" w:eastAsia="zh-CN" w:bidi="ar"/>
+        </w:rPr>
+        <w:t>student</w:t>
+      </w:r>
+      <w:r>
+        <w:rPr>
+          <w:rFonts w:hint="default" w:ascii="Menlo" w:hAnsi="Menlo" w:eastAsia="Menlo" w:cs="Menlo"/>
+          <w:b w:val="0"/>
+          <w:bCs w:val="0"/>
+          <w:color w:val="BBBEBF"/>
+          <w:kern w:val="0"/>
+          <w:sz w:val="18"/>
+          <w:szCs w:val="18"/>
+          <w:shd w:val="clear" w:fill="121314"/>
+          <w:lang w:val="en-US" w:eastAsia="zh-CN" w:bidi="ar"/>
+        </w:rPr>
+        <w:t>.</w:t>
+      </w:r>
+      <w:r>
+        <w:rPr>
+          <w:rFonts w:hint="default" w:ascii="Menlo" w:hAnsi="Menlo" w:eastAsia="Menlo" w:cs="Menlo"/>
+          <w:b w:val="0"/>
+          <w:bCs w:val="0"/>
+          <w:color w:val="D2A8FF"/>
+          <w:kern w:val="0"/>
+          <w:sz w:val="18"/>
+          <w:szCs w:val="18"/>
+          <w:shd w:val="clear" w:fill="121314"/>
+          <w:lang w:val="en-US" w:eastAsia="zh-CN" w:bidi="ar"/>
+        </w:rPr>
+        <w:t>clear</w:t>
+      </w:r>
+      <w:r>
+        <w:rPr>
+          <w:rFonts w:hint="default" w:ascii="Menlo" w:hAnsi="Menlo" w:eastAsia="Menlo" w:cs="Menlo"/>
+          <w:b w:val="0"/>
+          <w:bCs w:val="0"/>
+          <w:color w:val="BBBEBF"/>
+          <w:kern w:val="0"/>
+          <w:sz w:val="18"/>
+          <w:szCs w:val="18"/>
+          <w:shd w:val="clear" w:fill="121314"/>
+          <w:lang w:val="en-US" w:eastAsia="zh-CN" w:bidi="ar"/>
+        </w:rPr>
+        <w:t>()</w:t>
+      </w:r>
+    </w:p>
+    <w:p>
+      <w:pPr>
+        <w:ind w:left="0" w:leftChars="0" w:firstLine="0" w:firstLineChars="0"/>
+        <w:rPr>
+          <w:rFonts w:hint="default"/>
+          <w:lang w:val="en-US"/>
+        </w:rPr>
+      </w:pPr>
+    </w:p>
+    <w:p>
+      <w:pPr>
+        <w:ind w:left="0" w:leftChars="0" w:firstLine="0" w:firstLineChars="0"/>
+        <w:rPr>
+          <w:rFonts w:hint="default"/>
+          <w:lang w:val="en-US"/>
+        </w:rPr>
+      </w:pPr>
+      <w:r>
+        <w:rPr>
+          <w:rFonts w:hint="default"/>
+          <w:lang w:val="en-US"/>
+        </w:rPr>
+        <w:t>Завдання 4</w:t>
+      </w:r>
+    </w:p>
+    <w:p>
+      <w:pPr>
+        <w:keepNext w:val="0"/>
+        <w:keepLines w:val="0"/>
+        <w:widowControl/>
+        <w:suppressLineNumbers w:val="0"/>
+        <w:shd w:val="clear" w:fill="121314"/>
+        <w:spacing w:line="360" w:lineRule="atLeast"/>
+        <w:jc w:val="left"/>
+        <w:rPr>
+          <w:rFonts w:ascii="Menlo" w:hAnsi="Menlo" w:eastAsia="Menlo" w:cs="Menlo"/>
+          <w:b w:val="0"/>
+          <w:bCs w:val="0"/>
+          <w:color w:val="BBBEBF"/>
+          <w:sz w:val="18"/>
+          <w:szCs w:val="18"/>
+        </w:rPr>
+      </w:pPr>
+      <w:r>
+        <w:rPr>
+          <w:rFonts w:hint="default" w:ascii="Menlo" w:hAnsi="Menlo" w:eastAsia="Menlo" w:cs="Menlo"/>
+          <w:b w:val="0"/>
+          <w:bCs w:val="0"/>
+          <w:color w:val="C586C0"/>
+          <w:kern w:val="0"/>
+          <w:sz w:val="18"/>
+          <w:szCs w:val="18"/>
+          <w:shd w:val="clear" w:fill="121314"/>
+          <w:lang w:val="en-US" w:eastAsia="zh-CN" w:bidi="ar"/>
+        </w:rPr>
+        <w:t>import</w:t>
+      </w:r>
+      <w:r>
+        <w:rPr>
+          <w:rFonts w:hint="default" w:ascii="Menlo" w:hAnsi="Menlo" w:eastAsia="Menlo" w:cs="Menlo"/>
+          <w:b w:val="0"/>
+          <w:bCs w:val="0"/>
+          <w:color w:val="BBBEBF"/>
+          <w:kern w:val="0"/>
+          <w:sz w:val="18"/>
+          <w:szCs w:val="18"/>
+          <w:shd w:val="clear" w:fill="121314"/>
+          <w:lang w:val="en-US" w:eastAsia="zh-CN" w:bidi="ar"/>
+        </w:rPr>
+        <w:t xml:space="preserve"> </w:t>
+      </w:r>
+      <w:r>
+        <w:rPr>
+          <w:rFonts w:hint="default" w:ascii="Menlo" w:hAnsi="Menlo" w:eastAsia="Menlo" w:cs="Menlo"/>
+          <w:b w:val="0"/>
+          <w:bCs w:val="0"/>
+          <w:color w:val="4EC9B0"/>
+          <w:kern w:val="0"/>
+          <w:sz w:val="18"/>
+          <w:szCs w:val="18"/>
+          <w:shd w:val="clear" w:fill="121314"/>
+          <w:lang w:val="en-US" w:eastAsia="zh-CN" w:bidi="ar"/>
+        </w:rPr>
+        <w:t>bisect</w:t>
+      </w:r>
+    </w:p>
+    <w:p>
+      <w:pPr>
+        <w:keepNext w:val="0"/>
+        <w:keepLines w:val="0"/>
+        <w:widowControl/>
+        <w:suppressLineNumbers w:val="0"/>
+        <w:shd w:val="clear" w:fill="121314"/>
+        <w:spacing w:line="360" w:lineRule="atLeast"/>
+        <w:jc w:val="left"/>
+        <w:rPr>
+          <w:rFonts w:hint="default" w:ascii="Menlo" w:hAnsi="Menlo" w:eastAsia="Menlo" w:cs="Menlo"/>
+          <w:b w:val="0"/>
+          <w:bCs w:val="0"/>
+          <w:color w:val="BBBEBF"/>
+          <w:sz w:val="18"/>
+          <w:szCs w:val="18"/>
+        </w:rPr>
+      </w:pPr>
+    </w:p>
+    <w:p>
+      <w:pPr>
+        <w:keepNext w:val="0"/>
+        <w:keepLines w:val="0"/>
+        <w:widowControl/>
+        <w:suppressLineNumbers w:val="0"/>
+        <w:shd w:val="clear" w:fill="121314"/>
+        <w:spacing w:line="360" w:lineRule="atLeast"/>
+        <w:jc w:val="left"/>
+        <w:rPr>
+          <w:rFonts w:hint="default" w:ascii="Menlo" w:hAnsi="Menlo" w:eastAsia="Menlo" w:cs="Menlo"/>
+          <w:b w:val="0"/>
+          <w:bCs w:val="0"/>
+          <w:color w:val="BBBEBF"/>
+          <w:sz w:val="18"/>
+          <w:szCs w:val="18"/>
+        </w:rPr>
+      </w:pPr>
+      <w:r>
+        <w:rPr>
+          <w:rFonts w:hint="default" w:ascii="Menlo" w:hAnsi="Menlo" w:eastAsia="Menlo" w:cs="Menlo"/>
+          <w:b w:val="0"/>
+          <w:bCs w:val="0"/>
+          <w:color w:val="FF7B72"/>
+          <w:kern w:val="0"/>
+          <w:sz w:val="18"/>
+          <w:szCs w:val="18"/>
+          <w:shd w:val="clear" w:fill="121314"/>
+          <w:lang w:val="en-US" w:eastAsia="zh-CN" w:bidi="ar"/>
+        </w:rPr>
+        <w:t>def</w:t>
+      </w:r>
+      <w:r>
+        <w:rPr>
+          <w:rFonts w:hint="default" w:ascii="Menlo" w:hAnsi="Menlo" w:eastAsia="Menlo" w:cs="Menlo"/>
+          <w:b w:val="0"/>
+          <w:bCs w:val="0"/>
+          <w:color w:val="BBBEBF"/>
+          <w:kern w:val="0"/>
+          <w:sz w:val="18"/>
+          <w:szCs w:val="18"/>
+          <w:shd w:val="clear" w:fill="121314"/>
+          <w:lang w:val="en-US" w:eastAsia="zh-CN" w:bidi="ar"/>
+        </w:rPr>
+        <w:t xml:space="preserve"> </w:t>
+      </w:r>
+      <w:r>
+        <w:rPr>
+          <w:rFonts w:hint="default" w:ascii="Menlo" w:hAnsi="Menlo" w:eastAsia="Menlo" w:cs="Menlo"/>
+          <w:b w:val="0"/>
+          <w:bCs w:val="0"/>
+          <w:color w:val="D2A8FF"/>
+          <w:kern w:val="0"/>
+          <w:sz w:val="18"/>
+          <w:szCs w:val="18"/>
+          <w:shd w:val="clear" w:fill="121314"/>
+          <w:lang w:val="en-US" w:eastAsia="zh-CN" w:bidi="ar"/>
+        </w:rPr>
+        <w:t>find_insert_position</w:t>
+      </w:r>
+      <w:r>
+        <w:rPr>
+          <w:rFonts w:hint="default" w:ascii="Menlo" w:hAnsi="Menlo" w:eastAsia="Menlo" w:cs="Menlo"/>
+          <w:b w:val="0"/>
+          <w:bCs w:val="0"/>
+          <w:color w:val="BBBEBF"/>
+          <w:kern w:val="0"/>
+          <w:sz w:val="18"/>
+          <w:szCs w:val="18"/>
+          <w:shd w:val="clear" w:fill="121314"/>
+          <w:lang w:val="en-US" w:eastAsia="zh-CN" w:bidi="ar"/>
+        </w:rPr>
+        <w:t>(</w:t>
+      </w:r>
+      <w:r>
+        <w:rPr>
+          <w:rFonts w:hint="default" w:ascii="Menlo" w:hAnsi="Menlo" w:eastAsia="Menlo" w:cs="Menlo"/>
+          <w:b w:val="0"/>
+          <w:bCs w:val="0"/>
+          <w:color w:val="FFA657"/>
+          <w:kern w:val="0"/>
+          <w:sz w:val="18"/>
+          <w:szCs w:val="18"/>
+          <w:shd w:val="clear" w:fill="121314"/>
+          <w:lang w:val="en-US" w:eastAsia="zh-CN" w:bidi="ar"/>
+        </w:rPr>
+        <w:t>sorted_list</w:t>
+      </w:r>
+      <w:r>
+        <w:rPr>
+          <w:rFonts w:hint="default" w:ascii="Menlo" w:hAnsi="Menlo" w:eastAsia="Menlo" w:cs="Menlo"/>
+          <w:b w:val="0"/>
+          <w:bCs w:val="0"/>
+          <w:color w:val="BBBEBF"/>
+          <w:kern w:val="0"/>
+          <w:sz w:val="18"/>
+          <w:szCs w:val="18"/>
+          <w:shd w:val="clear" w:fill="121314"/>
+          <w:lang w:val="en-US" w:eastAsia="zh-CN" w:bidi="ar"/>
+        </w:rPr>
+        <w:t xml:space="preserve">, </w:t>
+      </w:r>
+      <w:r>
+        <w:rPr>
+          <w:rFonts w:hint="default" w:ascii="Menlo" w:hAnsi="Menlo" w:eastAsia="Menlo" w:cs="Menlo"/>
+          <w:b w:val="0"/>
+          <w:bCs w:val="0"/>
+          <w:color w:val="FFA657"/>
+          <w:kern w:val="0"/>
+          <w:sz w:val="18"/>
+          <w:szCs w:val="18"/>
+          <w:shd w:val="clear" w:fill="121314"/>
+          <w:lang w:val="en-US" w:eastAsia="zh-CN" w:bidi="ar"/>
+        </w:rPr>
+        <w:t>target</w:t>
+      </w:r>
+      <w:r>
+        <w:rPr>
+          <w:rFonts w:hint="default" w:ascii="Menlo" w:hAnsi="Menlo" w:eastAsia="Menlo" w:cs="Menlo"/>
+          <w:b w:val="0"/>
+          <w:bCs w:val="0"/>
+          <w:color w:val="BBBEBF"/>
+          <w:kern w:val="0"/>
+          <w:sz w:val="18"/>
+          <w:szCs w:val="18"/>
+          <w:shd w:val="clear" w:fill="121314"/>
+          <w:lang w:val="en-US" w:eastAsia="zh-CN" w:bidi="ar"/>
+        </w:rPr>
+        <w:t>):</w:t>
+      </w:r>
+    </w:p>
+    <w:p>
+      <w:pPr>
+        <w:keepNext w:val="0"/>
+        <w:keepLines w:val="0"/>
+        <w:widowControl/>
+        <w:suppressLineNumbers w:val="0"/>
+        <w:shd w:val="clear" w:fill="121314"/>
+        <w:spacing w:line="360" w:lineRule="atLeast"/>
+        <w:jc w:val="left"/>
+        <w:rPr>
+          <w:rFonts w:hint="default" w:ascii="Menlo" w:hAnsi="Menlo" w:eastAsia="Menlo" w:cs="Menlo"/>
+          <w:b w:val="0"/>
+          <w:bCs w:val="0"/>
+          <w:color w:val="BBBEBF"/>
+          <w:sz w:val="18"/>
+          <w:szCs w:val="18"/>
+        </w:rPr>
+      </w:pPr>
+      <w:r>
+        <w:rPr>
+          <w:rFonts w:hint="default" w:ascii="Menlo" w:hAnsi="Menlo" w:eastAsia="Menlo" w:cs="Menlo"/>
+          <w:b w:val="0"/>
+          <w:bCs w:val="0"/>
+          <w:color w:val="BBBEBF"/>
+          <w:kern w:val="0"/>
+          <w:sz w:val="18"/>
+          <w:szCs w:val="18"/>
+          <w:shd w:val="clear" w:fill="121314"/>
+          <w:lang w:val="en-US" w:eastAsia="zh-CN" w:bidi="ar"/>
+        </w:rPr>
+        <w:t xml:space="preserve">    </w:t>
+      </w:r>
+      <w:r>
+        <w:rPr>
+          <w:rFonts w:hint="default" w:ascii="Menlo" w:hAnsi="Menlo" w:eastAsia="Menlo" w:cs="Menlo"/>
+          <w:b w:val="0"/>
+          <w:bCs w:val="0"/>
+          <w:color w:val="C586C0"/>
+          <w:kern w:val="0"/>
+          <w:sz w:val="18"/>
+          <w:szCs w:val="18"/>
+          <w:shd w:val="clear" w:fill="121314"/>
+          <w:lang w:val="en-US" w:eastAsia="zh-CN" w:bidi="ar"/>
+        </w:rPr>
+        <w:t>return</w:t>
+      </w:r>
+      <w:r>
+        <w:rPr>
+          <w:rFonts w:hint="default" w:ascii="Menlo" w:hAnsi="Menlo" w:eastAsia="Menlo" w:cs="Menlo"/>
+          <w:b w:val="0"/>
+          <w:bCs w:val="0"/>
+          <w:color w:val="BBBEBF"/>
+          <w:kern w:val="0"/>
+          <w:sz w:val="18"/>
+          <w:szCs w:val="18"/>
+          <w:shd w:val="clear" w:fill="121314"/>
+          <w:lang w:val="en-US" w:eastAsia="zh-CN" w:bidi="ar"/>
+        </w:rPr>
+        <w:t xml:space="preserve"> </w:t>
+      </w:r>
+      <w:r>
+        <w:rPr>
+          <w:rFonts w:hint="default" w:ascii="Menlo" w:hAnsi="Menlo" w:eastAsia="Menlo" w:cs="Menlo"/>
+          <w:b w:val="0"/>
+          <w:bCs w:val="0"/>
+          <w:color w:val="4EC9B0"/>
+          <w:kern w:val="0"/>
+          <w:sz w:val="18"/>
+          <w:szCs w:val="18"/>
+          <w:shd w:val="clear" w:fill="121314"/>
+          <w:lang w:val="en-US" w:eastAsia="zh-CN" w:bidi="ar"/>
+        </w:rPr>
+        <w:t>bisect</w:t>
+      </w:r>
+      <w:r>
+        <w:rPr>
+          <w:rFonts w:hint="default" w:ascii="Menlo" w:hAnsi="Menlo" w:eastAsia="Menlo" w:cs="Menlo"/>
+          <w:b w:val="0"/>
+          <w:bCs w:val="0"/>
+          <w:color w:val="BBBEBF"/>
+          <w:kern w:val="0"/>
+          <w:sz w:val="18"/>
+          <w:szCs w:val="18"/>
+          <w:shd w:val="clear" w:fill="121314"/>
+          <w:lang w:val="en-US" w:eastAsia="zh-CN" w:bidi="ar"/>
+        </w:rPr>
+        <w:t>.</w:t>
+      </w:r>
+      <w:r>
+        <w:rPr>
+          <w:rFonts w:hint="default" w:ascii="Menlo" w:hAnsi="Menlo" w:eastAsia="Menlo" w:cs="Menlo"/>
+          <w:b w:val="0"/>
+          <w:bCs w:val="0"/>
+          <w:color w:val="D2A8FF"/>
+          <w:kern w:val="0"/>
+          <w:sz w:val="18"/>
+          <w:szCs w:val="18"/>
+          <w:shd w:val="clear" w:fill="121314"/>
+          <w:lang w:val="en-US" w:eastAsia="zh-CN" w:bidi="ar"/>
+        </w:rPr>
+        <w:t>bisect_left</w:t>
+      </w:r>
+      <w:r>
+        <w:rPr>
+          <w:rFonts w:hint="default" w:ascii="Menlo" w:hAnsi="Menlo" w:eastAsia="Menlo" w:cs="Menlo"/>
+          <w:b w:val="0"/>
+          <w:bCs w:val="0"/>
+          <w:color w:val="BBBEBF"/>
+          <w:kern w:val="0"/>
+          <w:sz w:val="18"/>
+          <w:szCs w:val="18"/>
+          <w:shd w:val="clear" w:fill="121314"/>
+          <w:lang w:val="en-US" w:eastAsia="zh-CN" w:bidi="ar"/>
+        </w:rPr>
+        <w:t>(</w:t>
+      </w:r>
+      <w:r>
+        <w:rPr>
+          <w:rFonts w:hint="default" w:ascii="Menlo" w:hAnsi="Menlo" w:eastAsia="Menlo" w:cs="Menlo"/>
+          <w:b w:val="0"/>
+          <w:bCs w:val="0"/>
+          <w:color w:val="FFA657"/>
+          <w:kern w:val="0"/>
+          <w:sz w:val="18"/>
+          <w:szCs w:val="18"/>
+          <w:shd w:val="clear" w:fill="121314"/>
+          <w:lang w:val="en-US" w:eastAsia="zh-CN" w:bidi="ar"/>
+        </w:rPr>
+        <w:t>sorted_list</w:t>
+      </w:r>
+      <w:r>
+        <w:rPr>
+          <w:rFonts w:hint="default" w:ascii="Menlo" w:hAnsi="Menlo" w:eastAsia="Menlo" w:cs="Menlo"/>
+          <w:b w:val="0"/>
+          <w:bCs w:val="0"/>
+          <w:color w:val="BBBEBF"/>
+          <w:kern w:val="0"/>
+          <w:sz w:val="18"/>
+          <w:szCs w:val="18"/>
+          <w:shd w:val="clear" w:fill="121314"/>
+          <w:lang w:val="en-US" w:eastAsia="zh-CN" w:bidi="ar"/>
+        </w:rPr>
+        <w:t xml:space="preserve">, </w:t>
+      </w:r>
+      <w:r>
+        <w:rPr>
+          <w:rFonts w:hint="default" w:ascii="Menlo" w:hAnsi="Menlo" w:eastAsia="Menlo" w:cs="Menlo"/>
+          <w:b w:val="0"/>
+          <w:bCs w:val="0"/>
+          <w:color w:val="FFA657"/>
+          <w:kern w:val="0"/>
+          <w:sz w:val="18"/>
+          <w:szCs w:val="18"/>
+          <w:shd w:val="clear" w:fill="121314"/>
+          <w:lang w:val="en-US" w:eastAsia="zh-CN" w:bidi="ar"/>
+        </w:rPr>
+        <w:t>target</w:t>
+      </w:r>
+      <w:r>
+        <w:rPr>
+          <w:rFonts w:hint="default" w:ascii="Menlo" w:hAnsi="Menlo" w:eastAsia="Menlo" w:cs="Menlo"/>
+          <w:b w:val="0"/>
+          <w:bCs w:val="0"/>
+          <w:color w:val="BBBEBF"/>
+          <w:kern w:val="0"/>
+          <w:sz w:val="18"/>
+          <w:szCs w:val="18"/>
+          <w:shd w:val="clear" w:fill="121314"/>
+          <w:lang w:val="en-US" w:eastAsia="zh-CN" w:bidi="ar"/>
+        </w:rPr>
+        <w:t>)</w:t>
+      </w:r>
+    </w:p>
+    <w:p>
+      <w:pPr>
+        <w:ind w:left="0" w:leftChars="0" w:firstLine="0" w:firstLineChars="0"/>
+        <w:rPr>
+          <w:rFonts w:hint="default"/>
+          <w:lang w:val="en-US"/>
+        </w:rPr>
+      </w:pPr>
+    </w:p>
+    <w:p>
+      <w:pPr>
+        <w:rPr>
+          <w:rFonts w:hint="default"/>
+          <w:lang w:val="uk-UA"/>
+        </w:rPr>
+      </w:pPr>
+      <w:r>
+        <w:rPr>
+          <w:lang w:val="uk-UA"/>
+        </w:rPr>
+        <w:t xml:space="preserve">Посилання на </w:t>
+      </w:r>
+      <w:r>
+        <w:t>github</w:t>
+      </w:r>
+      <w:r>
+        <w:rPr>
+          <w:lang w:val="ru-RU"/>
+        </w:rPr>
+        <w:t>:</w:t>
+      </w:r>
+      <w:r>
+        <w:rPr>
+          <w:rFonts w:hint="default"/>
+          <w:lang w:val="uk-UA"/>
+        </w:rPr>
+        <w:t xml:space="preserve"> https://github.com/makskatemirov-lgtm/TP-KB-252-Maksym-Kantemitov-/tree/main</w:t>
+      </w:r>
+    </w:p>
+    <w:p>
+      <w:pPr>
+        <w:rPr>
+          <w:lang w:val="ru-RU"/>
+        </w:rPr>
+      </w:pPr>
+      <w:r>
+        <w:rPr>
+          <w:lang w:val="uk-UA"/>
+        </w:rPr>
+        <w:t xml:space="preserve">Знімок екрану з посилання на </w:t>
+      </w:r>
+      <w:r>
+        <w:t>github</w:t>
+      </w:r>
+      <w:r>
+        <w:rPr>
+          <w:lang w:val="ru-RU"/>
+        </w:rPr>
+        <w:t>:</w:t>
+      </w:r>
+    </w:p>
+    <w:p>
+      <w:pPr>
+        <w:ind w:left="0" w:leftChars="0" w:firstLine="0" w:firstLineChars="0"/>
+        <w:rPr>
+          <w:rFonts w:hint="default"/>
+          <w:lang w:val="en-US"/>
+        </w:rPr>
+      </w:pPr>
+      <w:r>
+        <w:rPr>
+          <w:rFonts w:hint="default"/>
+          <w:lang w:val="en-US"/>
+        </w:rPr>
+        <w:drawing>
+          <wp:inline distT="0" distB="0" distL="114300" distR="114300">
+            <wp:extent cx="5943600" cy="2930525"/>
+            <wp:effectExtent l="0" t="0" r="0" b="15875"/>
+            <wp:docPr id="3" name="Picture 3" descr="Снимок экрана 2026-09-30 в 21.39.36"/>
+            <wp:cNvGraphicFramePr>
+              <a:graphicFrameLocks xmlns:a="http://schemas.openxmlformats.org/drawingml/2006/main" noChangeAspect="1"/>
+            </wp:cNvGraphicFramePr>
+            <a:graphic xmlns:a="http://schemas.openxmlformats.org/drawingml/2006/main">
+              <a:graphicData uri="http://schemas.openxmlformats.org/drawingml/2006/picture">
+                <pic:pic xmlns:pic="http://schemas.openxmlformats.org/drawingml/2006/picture">
+                  <pic:nvPicPr>
+                    <pic:cNvPr id="3" name="Picture 3" descr="Снимок экрана 2026-09-30 в 21.39.36"/>
+                    <pic:cNvPicPr>
+                      <a:picLocks noChangeAspect="1"/>
+                    </pic:cNvPicPr>
+                  </pic:nvPicPr>
+                  <pic:blipFill>
+                    <a:blip r:embed="rId8"/>
+                    <a:stretch>
+                      <a:fillRect/>
+                    </a:stretch>
+                  </pic:blipFill>
+                  <pic:spPr>
+                    <a:xfrm>
+                      <a:off x="0" y="0"/>
+                      <a:ext cx="5943600" cy="2930525"/>
+                    </a:xfrm>
+                    <a:prstGeom prst="rect">
+                      <a:avLst/>
+                    </a:prstGeom>
+                  </pic:spPr>
+                </pic:pic>
+              </a:graphicData>
+            </a:graphic>
+          </wp:inline>
+        </w:drawing>
+      </w:r>
       <w:bookmarkStart w:id="0" w:name="_GoBack"/>
       <w:bookmarkEnd w:id="0"/>
+    </w:p>
+    <w:p>
+      <w:pPr>
+        <w:ind w:left="0" w:leftChars="0" w:firstLine="0" w:firstLineChars="0"/>
+      </w:pPr>
     </w:p>
     <w:sectPr>
       <w:pgSz w:w="12240" w:h="15840"/>
@@ -4319,11 +10096,26 @@
       </w:pPr>
     </w:lvl>
   </w:abstractNum>
+  <w:abstractNum w:abstractNumId="2">
+    <w:nsid w:val="77BE12FE"/>
+    <w:multiLevelType w:val="singleLevel"/>
+    <w:tmpl w:val="77BE12FE"/>
+    <w:lvl w:ilvl="0" w:tentative="0">
+      <w:start w:val="1"/>
+      <w:numFmt w:val="decimal"/>
+      <w:suff w:val="space"/>
+      <w:lvlText w:val="%1."/>
+      <w:lvlJc w:val="left"/>
+    </w:lvl>
+  </w:abstractNum>
   <w:num w:numId="1">
     <w:abstractNumId w:val="1"/>
   </w:num>
   <w:num w:numId="2">
     <w:abstractNumId w:val="0"/>
+  </w:num>
+  <w:num w:numId="3">
+    <w:abstractNumId w:val="2"/>
   </w:num>
 </w:numbering>
 </file>
@@ -4333,7 +10125,7 @@
   <w:docDefaults>
     <w:rPrDefault>
       <w:rPr>
-        <w:rFonts w:asciiTheme="minorHAnsi" w:hAnsiTheme="minorHAnsi" w:eastAsiaTheme="minorEastAsia" w:cstheme="minorBidi"/>
+        <w:rFonts w:ascii="Times New Roman" w:hAnsi="Times New Roman" w:eastAsia="SimSun" w:cs="Times New Roman"/>
       </w:rPr>
     </w:rPrDefault>
     <w:pPrDefault/>
